--- a/dist/HO_SO_NOP/05_BAI_BAO_EN/p5_china_en.docx
+++ b/dist/HO_SO_NOP/05_BAI_BAO_EN/p5_china_en.docx
@@ -226,7 +226,42 @@
         <w:t xml:space="preserve">Findings</w:t>
       </w:r>
       <w:r>
-        <w:t xml:space="preserve">: Turning points remain within a tight range (49.4% in 2012, 47.2% in 2024, 48.8% pooled) with overlapping confidence intervals. Paternoster tests do not reject coefficient equality across waves (FSTS z = +0.82, p = .412; FSTS² z = −0.61, p = .545), supporting H2b (structural durability) over H2a (environmental shift). Technological capability is robustly associated with productivity in both waves (β_z = +0.28 in 2012, +0.43 in 2024; both p &lt; .001) but does not robustly moderate the I–P curvature. A single-item digital-presence proxy is positively associated with productivity but is retained as a baseline control, not a capability construct.</w:t>
+        <w:t xml:space="preserve">: Turning points remain within a tight range (49.4% in 2012, 47.2% in 2024, 48.8% pooled) with overlapping confidence intervals. Paternoster tests do not reject coefficient equality across waves (FSTS z = +0.82, p = .412;</w:t>
+      </w:r>
+      <w:r>
+        <w:t xml:space="preserve"> </w:t>
+      </w:r>
+      <m:oMath>
+        <m:sSup>
+          <m:e>
+            <m:r>
+              <m:rPr>
+                <m:nor/>
+                <m:sty m:val="p"/>
+              </m:rPr>
+              <m:t>FSTS</m:t>
+            </m:r>
+          </m:e>
+          <m:sup>
+            <m:r>
+              <m:t>2</m:t>
+            </m:r>
+          </m:sup>
+        </m:sSup>
+      </m:oMath>
+      <w:r>
+        <w:t xml:space="preserve"> </w:t>
+      </w:r>
+      <w:r>
+        <w:t xml:space="preserve">z = −0.61, p = .545), supporting H2b (structural durability) over H2a (environmental shift). Technological capability is robustly associated with productivity in both waves (</w:t>
+      </w:r>
+      <m:oMath>
+        <m:r>
+          <m:t>β</m:t>
+        </m:r>
+      </m:oMath>
+      <w:r>
+        <w:t xml:space="preserve">_z = +0.28 in 2012, +0.43 in 2024; both p &lt; .001) but does not robustly moderate the I–P curvature. A single-item digital-presence proxy is positively associated with productivity but is retained as a baseline control, not a capability construct.</w:t>
       </w:r>
     </w:p>
     <w:p>
@@ -362,7 +397,34 @@
         <w:t xml:space="preserve"> </w:t>
       </w:r>
       <w:r>
-        <w:t xml:space="preserve">tests (Paternoster 1998 z-tests) do not reject coefficient equality across waves (FSTS z = +0.82, p = .412; FSTS² z = −0.61, p = .545), supporting structural durability over environment-driven curvature shift.</w:t>
+        <w:t xml:space="preserve">tests (Paternoster 1998 z-tests) do not reject coefficient equality across waves (FSTS z = +0.82, p = .412;</w:t>
+      </w:r>
+      <w:r>
+        <w:t xml:space="preserve"> </w:t>
+      </w:r>
+      <m:oMath>
+        <m:sSup>
+          <m:e>
+            <m:r>
+              <m:rPr>
+                <m:nor/>
+                <m:sty m:val="p"/>
+              </m:rPr>
+              <m:t>FSTS</m:t>
+            </m:r>
+          </m:e>
+          <m:sup>
+            <m:r>
+              <m:t>2</m:t>
+            </m:r>
+          </m:sup>
+        </m:sSup>
+      </m:oMath>
+      <w:r>
+        <w:t xml:space="preserve"> </w:t>
+      </w:r>
+      <w:r>
+        <w:t xml:space="preserve">z = −0.61, p = .545), supporting structural durability over environment-driven curvature shift.</w:t>
       </w:r>
     </w:p>
     <w:p>
@@ -384,7 +446,36 @@
         <w:t xml:space="preserve"> </w:t>
       </w:r>
       <w:r>
-        <w:t xml:space="preserve">(TCI_full) is a robust positive predictor of productivity in both waves (β_z = +0.28 in 2012 and +0.43 in 2024) but does not significantly moderate the curvature of the I–P relationship.</w:t>
+        <w:t xml:space="preserve">(</w:t>
+      </w:r>
+      <m:oMath>
+        <m:sSub>
+          <m:e>
+            <m:r>
+              <m:rPr>
+                <m:nor/>
+                <m:sty m:val="p"/>
+              </m:rPr>
+              <m:t>TCI</m:t>
+            </m:r>
+          </m:e>
+          <m:sub>
+            <m:r>
+              <m:t>f</m:t>
+            </m:r>
+          </m:sub>
+        </m:sSub>
+      </m:oMath>
+      <w:r>
+        <w:t xml:space="preserve">ull) is a robust positive predictor of productivity in both waves (</w:t>
+      </w:r>
+      <m:oMath>
+        <m:r>
+          <m:t>β</m:t>
+        </m:r>
+      </m:oMath>
+      <w:r>
+        <w:t xml:space="preserve">_z = +0.28 in 2012 and +0.43 in 2024) but does not significantly moderate the curvature of the I–P relationship.</w:t>
       </w:r>
     </w:p>
     <w:p>
@@ -412,7 +503,28 @@
         <w:t xml:space="preserve"> </w:t>
       </w:r>
       <w:r>
-        <w:t xml:space="preserve">(DAI_core: own-website) is positively associated with productivity as a baseline control; it is not a theoretically grounded capability construct in this paper.</w:t>
+        <w:t xml:space="preserve">(</w:t>
+      </w:r>
+      <m:oMath>
+        <m:sSub>
+          <m:e>
+            <m:r>
+              <m:rPr>
+                <m:nor/>
+                <m:sty m:val="p"/>
+              </m:rPr>
+              <m:t>DAI</m:t>
+            </m:r>
+          </m:e>
+          <m:sub>
+            <m:r>
+              <m:t>c</m:t>
+            </m:r>
+          </m:sub>
+        </m:sSub>
+      </m:oMath>
+      <w:r>
+        <w:t xml:space="preserve">ore: own-website) is positively associated with productivity as a baseline control; it is not a theoretically grounded capability construct in this paper.</w:t>
       </w:r>
     </w:p>
     <w:p>
@@ -509,7 +621,28 @@
         <w:t xml:space="preserve"> </w:t>
       </w:r>
       <w:r>
-        <w:t xml:space="preserve">Does technological capability (TCI_full) moderate the curvature of the I–P relationship, and does that moderation change across waves?</w:t>
+        <w:t xml:space="preserve">Does technological capability (</w:t>
+      </w:r>
+      <m:oMath>
+        <m:sSub>
+          <m:e>
+            <m:r>
+              <m:rPr>
+                <m:nor/>
+                <m:sty m:val="p"/>
+              </m:rPr>
+              <m:t>TCI</m:t>
+            </m:r>
+          </m:e>
+          <m:sub>
+            <m:r>
+              <m:t>f</m:t>
+            </m:r>
+          </m:sub>
+        </m:sSub>
+      </m:oMath>
+      <w:r>
+        <w:t xml:space="preserve">ull) moderate the curvature of the I–P relationship, and does that moderation change across waves?</w:t>
       </w:r>
     </w:p>
     <w:p>
@@ -517,7 +650,28 @@
         <w:pStyle w:val="FirstParagraph"/>
       </w:pPr>
       <w:r>
-        <w:t xml:space="preserve">This study contributes to the I–P literature in three ways. It provides the first within-country, two-wave test of threshold stability for China using WBES data, and it operationalises technological capability through a validated composite index (TCI_full) rather than single-item proxies. The null moderation finding then recasts capability’s role from a curvature-shaper to a level-shifter, with implications for the boundary conditions of the inverted-U.</w:t>
+        <w:t xml:space="preserve">This study contributes to the I–P literature in three ways. It provides the first within-country, two-wave test of threshold stability for China using WBES data, and it operationalises technological capability through a validated composite index (</w:t>
+      </w:r>
+      <m:oMath>
+        <m:sSub>
+          <m:e>
+            <m:r>
+              <m:rPr>
+                <m:nor/>
+                <m:sty m:val="p"/>
+              </m:rPr>
+              <m:t>TCI</m:t>
+            </m:r>
+          </m:e>
+          <m:sub>
+            <m:r>
+              <m:t>f</m:t>
+            </m:r>
+          </m:sub>
+        </m:sSub>
+      </m:oMath>
+      <w:r>
+        <w:t xml:space="preserve">ull) rather than single-item proxies. The null moderation finding then recasts capability’s role from a curvature-shaper to a level-shifter, with implications for the boundary conditions of the inverted-U.</w:t>
       </w:r>
     </w:p>
     <w:p>
@@ -613,7 +767,74 @@
         <w:t xml:space="preserve"> </w:t>
       </w:r>
       <w:r>
-        <w:t xml:space="preserve">pattern (H2a). Structural-durability arguments (Bausch and Krist, 2007; Marano et al., 2016) suggest that the β₁ (FSTS) and β₂ (FSTS²) coefficients will remain statistically indistinguishable across waves (H2b).</w:t>
+        <w:t xml:space="preserve">pattern (H2a). Structural-durability arguments (Bausch and Krist, 2007; Marano et al., 2016) suggest that the</w:t>
+      </w:r>
+      <w:r>
+        <w:t xml:space="preserve"> </w:t>
+      </w:r>
+      <m:oMath>
+        <m:sSub>
+          <m:e>
+            <m:r>
+              <m:t>β</m:t>
+            </m:r>
+          </m:e>
+          <m:sub>
+            <m:r>
+              <m:t>1</m:t>
+            </m:r>
+          </m:sub>
+        </m:sSub>
+      </m:oMath>
+      <w:r>
+        <w:t xml:space="preserve"> </w:t>
+      </w:r>
+      <w:r>
+        <w:t xml:space="preserve">(FSTS) and</w:t>
+      </w:r>
+      <w:r>
+        <w:t xml:space="preserve"> </w:t>
+      </w:r>
+      <m:oMath>
+        <m:sSub>
+          <m:e>
+            <m:r>
+              <m:t>β</m:t>
+            </m:r>
+          </m:e>
+          <m:sub>
+            <m:r>
+              <m:t>2</m:t>
+            </m:r>
+          </m:sub>
+        </m:sSub>
+      </m:oMath>
+      <w:r>
+        <w:t xml:space="preserve"> </w:t>
+      </w:r>
+      <w:r>
+        <w:t xml:space="preserve">(</w:t>
+      </w:r>
+      <m:oMath>
+        <m:sSup>
+          <m:e>
+            <m:r>
+              <m:rPr>
+                <m:nor/>
+                <m:sty m:val="p"/>
+              </m:rPr>
+              <m:t>FSTS</m:t>
+            </m:r>
+          </m:e>
+          <m:sup>
+            <m:r>
+              <m:t>2</m:t>
+            </m:r>
+          </m:sup>
+        </m:sSup>
+      </m:oMath>
+      <w:r>
+        <w:t xml:space="preserve">) coefficients will remain statistically indistinguishable across waves (H2b).</w:t>
       </w:r>
     </w:p>
     <w:p>
@@ -631,7 +852,44 @@
         <w:t xml:space="preserve"> </w:t>
       </w:r>
       <w:r>
-        <w:t xml:space="preserve">When China’s export environment shifts substantially between 2012 and 2024, the I–P curvature coefficients (β₁, β₂) will differ significantly across waves, because structural shocks such as trade friction, BRI reorientation, and COVID-19 alter the cost-benefit calculus of internationalisation (Hitt et al., 1997; Xiao et al., 2013), until the turning-point location and curvature reflect the prevailing macroeconomic and institutional regime (environmental-shift prediction).</w:t>
+        <w:t xml:space="preserve">When China’s export environment shifts substantially between 2012 and 2024, the I–P curvature coefficients (</w:t>
+      </w:r>
+      <m:oMath>
+        <m:sSub>
+          <m:e>
+            <m:r>
+              <m:t>β</m:t>
+            </m:r>
+          </m:e>
+          <m:sub>
+            <m:r>
+              <m:t>1</m:t>
+            </m:r>
+          </m:sub>
+        </m:sSub>
+      </m:oMath>
+      <w:r>
+        <w:t xml:space="preserve">,</w:t>
+      </w:r>
+      <w:r>
+        <w:t xml:space="preserve"> </w:t>
+      </w:r>
+      <m:oMath>
+        <m:sSub>
+          <m:e>
+            <m:r>
+              <m:t>β</m:t>
+            </m:r>
+          </m:e>
+          <m:sub>
+            <m:r>
+              <m:t>2</m:t>
+            </m:r>
+          </m:sub>
+        </m:sSub>
+      </m:oMath>
+      <w:r>
+        <w:t xml:space="preserve">) will differ significantly across waves, because structural shocks such as trade friction, BRI reorientation, and COVID-19 alter the cost-benefit calculus of internationalisation (Hitt et al., 1997; Xiao et al., 2013), until the turning-point location and curvature reflect the prevailing macroeconomic and institutional regime (environmental-shift prediction).</w:t>
       </w:r>
     </w:p>
     <w:p>
@@ -649,7 +907,44 @@
         <w:t xml:space="preserve"> </w:t>
       </w:r>
       <w:r>
-        <w:t xml:space="preserve">When China’s institutional framework governing export costs and coordination remains structurally intact across decades, the I–P curvature coefficients (β₁, β₂) will not differ significantly across waves, because the fundamental tension between learning-by-exporting gains and coordination-cost escalation is anchored to firm-level resource constraints rather than the macro environment (Bausch and Krist, 2007; Marano et al., 2016), so that the turning-point remains within a stable range regardless of the wave (structural-durability prediction).</w:t>
+        <w:t xml:space="preserve">When China’s institutional framework governing export costs and coordination remains structurally intact across decades, the I–P curvature coefficients (</w:t>
+      </w:r>
+      <m:oMath>
+        <m:sSub>
+          <m:e>
+            <m:r>
+              <m:t>β</m:t>
+            </m:r>
+          </m:e>
+          <m:sub>
+            <m:r>
+              <m:t>1</m:t>
+            </m:r>
+          </m:sub>
+        </m:sSub>
+      </m:oMath>
+      <w:r>
+        <w:t xml:space="preserve">,</w:t>
+      </w:r>
+      <w:r>
+        <w:t xml:space="preserve"> </w:t>
+      </w:r>
+      <m:oMath>
+        <m:sSub>
+          <m:e>
+            <m:r>
+              <m:t>β</m:t>
+            </m:r>
+          </m:e>
+          <m:sub>
+            <m:r>
+              <m:t>2</m:t>
+            </m:r>
+          </m:sub>
+        </m:sSub>
+      </m:oMath>
+      <w:r>
+        <w:t xml:space="preserve">) will not differ significantly across waves, because the fundamental tension between learning-by-exporting gains and coordination-cost escalation is anchored to firm-level resource constraints rather than the macro environment (Bausch and Krist, 2007; Marano et al., 2016), so that the turning-point remains within a stable range regardless of the wave (structural-durability prediction).</w:t>
       </w:r>
     </w:p>
     <w:bookmarkEnd w:id="26"/>
@@ -721,7 +1016,31 @@
         <w:t xml:space="preserve"> </w:t>
       </w:r>
       <w:r>
-        <w:t xml:space="preserve">When technological capability is examined across both waves and in the pooled specification, it does not significantly moderate the I–P curvature, because capability operates primarily as a level-shifter of productivity rather than a curvature-moderator (Avenyo et al., 2021), such that neither the turning-point location nor the slope coefficients vary systematically with TCI_full in either wave or the pooled model.</w:t>
+        <w:t xml:space="preserve">When technological capability is examined across both waves and in the pooled specification, it does not significantly moderate the I–P curvature, because capability operates primarily as a level-shifter of productivity rather than a curvature-moderator (Avenyo et al., 2021), such that neither the turning-point location nor the slope coefficients vary systematically with</w:t>
+      </w:r>
+      <w:r>
+        <w:t xml:space="preserve"> </w:t>
+      </w:r>
+      <m:oMath>
+        <m:sSub>
+          <m:e>
+            <m:r>
+              <m:rPr>
+                <m:nor/>
+                <m:sty m:val="p"/>
+              </m:rPr>
+              <m:t>TCI</m:t>
+            </m:r>
+          </m:e>
+          <m:sub>
+            <m:r>
+              <m:t>f</m:t>
+            </m:r>
+          </m:sub>
+        </m:sSub>
+      </m:oMath>
+      <w:r>
+        <w:t xml:space="preserve">ull in either wave or the pooled model.</w:t>
       </w:r>
     </w:p>
     <w:p>
@@ -794,7 +1113,28 @@
         <w:t xml:space="preserve"> </w:t>
       </w:r>
       <w:r>
-        <w:t xml:space="preserve">Conceptual model: internationalisation intensity (FSTS), technological capability (TCI_full), and temporal wave as determinants of log labour productivity. The dashed moderation arrows reflect exploratory mechanism analyses evaluated in Section 4.5.</w:t>
+        <w:t xml:space="preserve">Conceptual model: internationalisation intensity (FSTS), technological capability (</w:t>
+      </w:r>
+      <m:oMath>
+        <m:sSub>
+          <m:e>
+            <m:r>
+              <m:rPr>
+                <m:nor/>
+                <m:sty m:val="p"/>
+              </m:rPr>
+              <m:t>TCI</m:t>
+            </m:r>
+          </m:e>
+          <m:sub>
+            <m:r>
+              <m:t>f</m:t>
+            </m:r>
+          </m:sub>
+        </m:sSub>
+      </m:oMath>
+      <w:r>
+        <w:t xml:space="preserve">ull), and temporal wave as determinants of log labour productivity. The dashed moderation arrows reflect exploratory mechanism analyses evaluated in Section 4.5.</w:t>
       </w:r>
     </w:p>
     <w:p>
@@ -894,7 +1234,7 @@
         <w:rPr>
           <w:rStyle w:val="VerbatimChar"/>
         </w:rPr>
-        <w:t xml:space="preserve">FSTS²</w:t>
+        <w:t xml:space="preserve">$\text{FSTS}^2$</w:t>
       </w:r>
       <w:r>
         <w:t xml:space="preserve">), are 2,619 firms in 2012, 1,940 firms in 2024, and 4,559 firm-year observations in the pooled dataset. The regression samples (</w:t>
@@ -941,7 +1281,7 @@
         <w:rPr>
           <w:rStyle w:val="VerbatimChar"/>
         </w:rPr>
-        <w:t xml:space="preserve">TCI_full</w:t>
+        <w:t xml:space="preserve">$\text{TCI}_f$ull</w:t>
       </w:r>
       <w:r>
         <w:t xml:space="preserve"> </w:t>
@@ -956,7 +1296,7 @@
         <w:rPr>
           <w:rStyle w:val="VerbatimChar"/>
         </w:rPr>
-        <w:t xml:space="preserve">DAI_core</w:t>
+        <w:t xml:space="preserve">$\text{DAI}_c$ore</w:t>
       </w:r>
       <w:r>
         <w:t xml:space="preserve"> </w:t>
@@ -1112,8 +1452,57 @@
       <w:r>
         <w:t xml:space="preserve"> </w:t>
       </w:r>
-      <w:r>
-        <w:t xml:space="preserve">FSTS² = FSTS × FSTS; included in all regression models to capture inverted-U curvature.</w:t>
+      <m:oMath>
+        <m:sSup>
+          <m:e>
+            <m:r>
+              <m:rPr>
+                <m:nor/>
+                <m:sty m:val="p"/>
+              </m:rPr>
+              <m:t>FSTS</m:t>
+            </m:r>
+          </m:e>
+          <m:sup>
+            <m:r>
+              <m:t>2</m:t>
+            </m:r>
+          </m:sup>
+        </m:sSup>
+      </m:oMath>
+      <w:r>
+        <w:t xml:space="preserve"> </w:t>
+      </w:r>
+      <w:r>
+        <w:t xml:space="preserve">=</w:t>
+      </w:r>
+      <w:r>
+        <w:t xml:space="preserve"> </w:t>
+      </w:r>
+      <m:oMath>
+        <m:r>
+          <m:rPr>
+            <m:nor/>
+            <m:sty m:val="p"/>
+          </m:rPr>
+          <m:t>FSTS</m:t>
+        </m:r>
+        <m:r>
+          <m:rPr>
+            <m:sty m:val="p"/>
+          </m:rPr>
+          <m:t>×</m:t>
+        </m:r>
+        <m:r>
+          <m:rPr>
+            <m:nor/>
+            <m:sty m:val="p"/>
+          </m:rPr>
+          <m:t>FSTS</m:t>
+        </m:r>
+      </m:oMath>
+      <w:r>
+        <w:t xml:space="preserve">; included in all regression models to capture inverted-U curvature.</w:t>
       </w:r>
     </w:p>
     <w:p>
@@ -1125,7 +1514,32 @@
           <w:bCs/>
           <w:b/>
         </w:rPr>
-        <w:t xml:space="preserve">Technological Capability Index (TCI_full).</w:t>
+        <w:t xml:space="preserve">Technological Capability Index (</w:t>
+      </w:r>
+      <m:oMath>
+        <m:sSub>
+          <m:e>
+            <m:r>
+              <m:rPr>
+                <m:nor/>
+                <m:sty m:val="p"/>
+              </m:rPr>
+              <m:t>TCI</m:t>
+            </m:r>
+          </m:e>
+          <m:sub>
+            <m:r>
+              <m:t>f</m:t>
+            </m:r>
+          </m:sub>
+        </m:sSub>
+      </m:oMath>
+      <w:r>
+        <w:rPr>
+          <w:bCs/>
+          <w:b/>
+        </w:rPr>
+        <w:t xml:space="preserve">ull).</w:t>
       </w:r>
       <w:r>
         <w:t xml:space="preserve"> </w:t>
@@ -1167,7 +1581,31 @@
         <w:t xml:space="preserve">l10</w:t>
       </w:r>
       <w:r>
-        <w:t xml:space="preserve">, continuous). Items are standardised within-wave and averaged (minimum 3 of 4 items non-missing). TCI_full is within-wave z-standardised before pooling.</w:t>
+        <w:t xml:space="preserve">, continuous). Items are standardised within-wave and averaged (minimum 3 of 4 items non-missing).</w:t>
+      </w:r>
+      <w:r>
+        <w:t xml:space="preserve"> </w:t>
+      </w:r>
+      <m:oMath>
+        <m:sSub>
+          <m:e>
+            <m:r>
+              <m:rPr>
+                <m:nor/>
+                <m:sty m:val="p"/>
+              </m:rPr>
+              <m:t>TCI</m:t>
+            </m:r>
+          </m:e>
+          <m:sub>
+            <m:r>
+              <m:t>f</m:t>
+            </m:r>
+          </m:sub>
+        </m:sSub>
+      </m:oMath>
+      <w:r>
+        <w:t xml:space="preserve">ull is within-wave z-standardised before pooling.</w:t>
       </w:r>
     </w:p>
     <w:p>
@@ -1179,7 +1617,32 @@
           <w:bCs/>
           <w:b/>
         </w:rPr>
-        <w:t xml:space="preserve">Digital Adoption Index (DAI_core).</w:t>
+        <w:t xml:space="preserve">Digital Adoption Index (</w:t>
+      </w:r>
+      <m:oMath>
+        <m:sSub>
+          <m:e>
+            <m:r>
+              <m:rPr>
+                <m:nor/>
+                <m:sty m:val="p"/>
+              </m:rPr>
+              <m:t>DAI</m:t>
+            </m:r>
+          </m:e>
+          <m:sub>
+            <m:r>
+              <m:t>c</m:t>
+            </m:r>
+          </m:sub>
+        </m:sSub>
+      </m:oMath>
+      <w:r>
+        <w:rPr>
+          <w:bCs/>
+          <w:b/>
+        </w:rPr>
+        <w:t xml:space="preserve">ore).</w:t>
       </w:r>
       <w:r>
         <w:t xml:space="preserve"> </w:t>
@@ -1209,7 +1672,31 @@
         <w:t xml:space="preserve"> </w:t>
       </w:r>
       <w:r>
-        <w:t xml:space="preserve">is available and identically defined in both waves. DAI_core is treated as a baseline control rather than a theoretically-grounded capability construct.</w:t>
+        <w:t xml:space="preserve">is available and identically defined in both waves.</w:t>
+      </w:r>
+      <w:r>
+        <w:t xml:space="preserve"> </w:t>
+      </w:r>
+      <m:oMath>
+        <m:sSub>
+          <m:e>
+            <m:r>
+              <m:rPr>
+                <m:nor/>
+                <m:sty m:val="p"/>
+              </m:rPr>
+              <m:t>DAI</m:t>
+            </m:r>
+          </m:e>
+          <m:sub>
+            <m:r>
+              <m:t>c</m:t>
+            </m:r>
+          </m:sub>
+        </m:sSub>
+      </m:oMath>
+      <w:r>
+        <w:t xml:space="preserve">ore is treated as a baseline control rather than a theoretically-grounded capability construct.</w:t>
       </w:r>
     </w:p>
     <w:p>
@@ -1842,8 +2329,165 @@
       <w:r>
         <w:t xml:space="preserve"> </w:t>
       </w:r>
-      <w:r>
-        <w:t xml:space="preserve">TCI_full uses a richer 4-item composite than TCI_z in P3/P4 (2-item: quality cert + foreign technology adoption). DAI_core = Tier-1 proxy (website binary c22b), equivalent to DAI_z in P3. FSTS is not mean-centred (unlike FSTS_c in P3/P4); the turning-point formula TP = −β₁/(2β₂) is invariant to centring.</w:t>
+      <m:oMath>
+        <m:sSub>
+          <m:e>
+            <m:r>
+              <m:rPr>
+                <m:nor/>
+                <m:sty m:val="p"/>
+              </m:rPr>
+              <m:t>TCI</m:t>
+            </m:r>
+          </m:e>
+          <m:sub>
+            <m:r>
+              <m:t>f</m:t>
+            </m:r>
+          </m:sub>
+        </m:sSub>
+      </m:oMath>
+      <w:r>
+        <w:t xml:space="preserve">ull uses a richer 4-item composite than</w:t>
+      </w:r>
+      <w:r>
+        <w:t xml:space="preserve"> </w:t>
+      </w:r>
+      <m:oMath>
+        <m:sSub>
+          <m:e>
+            <m:r>
+              <m:rPr>
+                <m:nor/>
+                <m:sty m:val="p"/>
+              </m:rPr>
+              <m:t>TCI</m:t>
+            </m:r>
+          </m:e>
+          <m:sub>
+            <m:r>
+              <m:t>z</m:t>
+            </m:r>
+          </m:sub>
+        </m:sSub>
+      </m:oMath>
+      <w:r>
+        <w:t xml:space="preserve"> </w:t>
+      </w:r>
+      <w:r>
+        <w:t xml:space="preserve">in P3/P4 (2-item: quality cert + foreign technology adoption).</w:t>
+      </w:r>
+      <w:r>
+        <w:t xml:space="preserve"> </w:t>
+      </w:r>
+      <m:oMath>
+        <m:sSub>
+          <m:e>
+            <m:r>
+              <m:rPr>
+                <m:nor/>
+                <m:sty m:val="p"/>
+              </m:rPr>
+              <m:t>DAI</m:t>
+            </m:r>
+          </m:e>
+          <m:sub>
+            <m:r>
+              <m:t>c</m:t>
+            </m:r>
+          </m:sub>
+        </m:sSub>
+      </m:oMath>
+      <w:r>
+        <w:t xml:space="preserve">ore = Tier-1 proxy (website binary c22b), equivalent to</w:t>
+      </w:r>
+      <w:r>
+        <w:t xml:space="preserve"> </w:t>
+      </w:r>
+      <m:oMath>
+        <m:sSub>
+          <m:e>
+            <m:r>
+              <m:rPr>
+                <m:nor/>
+                <m:sty m:val="p"/>
+              </m:rPr>
+              <m:t>DAI</m:t>
+            </m:r>
+          </m:e>
+          <m:sub>
+            <m:r>
+              <m:t>z</m:t>
+            </m:r>
+          </m:sub>
+        </m:sSub>
+      </m:oMath>
+      <w:r>
+        <w:t xml:space="preserve"> </w:t>
+      </w:r>
+      <w:r>
+        <w:t xml:space="preserve">in P3. FSTS is not mean-centred (unlike</w:t>
+      </w:r>
+      <w:r>
+        <w:t xml:space="preserve"> </w:t>
+      </w:r>
+      <m:oMath>
+        <m:sSub>
+          <m:e>
+            <m:r>
+              <m:rPr>
+                <m:nor/>
+                <m:sty m:val="p"/>
+              </m:rPr>
+              <m:t>FSTS</m:t>
+            </m:r>
+          </m:e>
+          <m:sub>
+            <m:r>
+              <m:t>c</m:t>
+            </m:r>
+          </m:sub>
+        </m:sSub>
+      </m:oMath>
+      <w:r>
+        <w:t xml:space="preserve"> </w:t>
+      </w:r>
+      <w:r>
+        <w:t xml:space="preserve">in P3/P4); the turning-point formula TP = −</w:t>
+      </w:r>
+      <m:oMath>
+        <m:sSub>
+          <m:e>
+            <m:r>
+              <m:t>β</m:t>
+            </m:r>
+          </m:e>
+          <m:sub>
+            <m:r>
+              <m:t>1</m:t>
+            </m:r>
+          </m:sub>
+        </m:sSub>
+      </m:oMath>
+      <w:r>
+        <w:t xml:space="preserve">/(2</w:t>
+      </w:r>
+      <m:oMath>
+        <m:sSub>
+          <m:e>
+            <m:r>
+              <m:t>β</m:t>
+            </m:r>
+          </m:e>
+          <m:sub>
+            <m:r>
+              <m:t>2</m:t>
+            </m:r>
+          </m:sub>
+        </m:sSub>
+      </m:oMath>
+      <w:r>
+        <w:t xml:space="preserve">) is invariant to centring.</w:t>
       </w:r>
     </w:p>
     <w:bookmarkEnd w:id="33"/>
@@ -1885,7 +2529,31 @@
         <w:t xml:space="preserve">’</w:t>
       </w:r>
       <w:r>
-        <w:t xml:space="preserve">), enabling within-firm variation estimates via cluster-robust standard errors on firm identifiers. This panel core, though modest in size relative to the full sample, provides additional identification leverage unavailable in single-wave studies. The main specification (M2) includes FSTS, FSTS², lnEmp, firmage, and foreigndummy.</w:t>
+        <w:t xml:space="preserve">), enabling within-firm variation estimates via cluster-robust standard errors on firm identifiers. This panel core, though modest in size relative to the full sample, provides additional identification leverage unavailable in single-wave studies. The main specification (M2) includes FSTS,</w:t>
+      </w:r>
+      <w:r>
+        <w:t xml:space="preserve"> </w:t>
+      </w:r>
+      <m:oMath>
+        <m:sSup>
+          <m:e>
+            <m:r>
+              <m:rPr>
+                <m:nor/>
+                <m:sty m:val="p"/>
+              </m:rPr>
+              <m:t>FSTS</m:t>
+            </m:r>
+          </m:e>
+          <m:sup>
+            <m:r>
+              <m:t>2</m:t>
+            </m:r>
+          </m:sup>
+        </m:sSup>
+      </m:oMath>
+      <w:r>
+        <w:t xml:space="preserve">, lnEmp, firmage, and foreigndummy.</w:t>
       </w:r>
     </w:p>
     <w:p>
@@ -1893,7 +2561,44 @@
         <w:pStyle w:val="BodyText"/>
       </w:pPr>
       <w:r>
-        <w:t xml:space="preserve">Turning-point estimates are derived by the delta method: TP = −β₁ / (2β₂), with 95 % CIs computed via the delta-method gradient. Lind and Mehlum (2010) criteria—significant positive slope at the left bound (FSTS = 0) and significant negative slope at the right bound (FSTS = 1)—are verified for each wave.</w:t>
+        <w:t xml:space="preserve">Turning-point estimates are derived by the delta method: TP = −</w:t>
+      </w:r>
+      <m:oMath>
+        <m:sSub>
+          <m:e>
+            <m:r>
+              <m:t>β</m:t>
+            </m:r>
+          </m:e>
+          <m:sub>
+            <m:r>
+              <m:t>1</m:t>
+            </m:r>
+          </m:sub>
+        </m:sSub>
+      </m:oMath>
+      <w:r>
+        <w:t xml:space="preserve"> </w:t>
+      </w:r>
+      <w:r>
+        <w:t xml:space="preserve">/ (2</w:t>
+      </w:r>
+      <m:oMath>
+        <m:sSub>
+          <m:e>
+            <m:r>
+              <m:t>β</m:t>
+            </m:r>
+          </m:e>
+          <m:sub>
+            <m:r>
+              <m:t>2</m:t>
+            </m:r>
+          </m:sub>
+        </m:sSub>
+      </m:oMath>
+      <w:r>
+        <w:t xml:space="preserve">), with 95 % CIs computed via the delta-method gradient. Lind and Mehlum (2010) criteria—significant positive slope at the left bound (FSTS = 0) and significant negative slope at the right bound (FSTS = 1)—are verified for each wave.</w:t>
       </w:r>
     </w:p>
     <w:p>
@@ -2572,7 +3277,44 @@
         <w:pStyle w:val="FirstParagraph"/>
       </w:pPr>
       <w:r>
-        <w:t xml:space="preserve">Turning point: TP* = −β₁ / (2β₂); Lind–Mehlum (2010) criteria verified for each wave.</w:t>
+        <w:t xml:space="preserve">Turning point: TP* = −</w:t>
+      </w:r>
+      <m:oMath>
+        <m:sSub>
+          <m:e>
+            <m:r>
+              <m:t>β</m:t>
+            </m:r>
+          </m:e>
+          <m:sub>
+            <m:r>
+              <m:t>1</m:t>
+            </m:r>
+          </m:sub>
+        </m:sSub>
+      </m:oMath>
+      <w:r>
+        <w:t xml:space="preserve"> </w:t>
+      </w:r>
+      <w:r>
+        <w:t xml:space="preserve">/ (2</w:t>
+      </w:r>
+      <m:oMath>
+        <m:sSub>
+          <m:e>
+            <m:r>
+              <m:t>β</m:t>
+            </m:r>
+          </m:e>
+          <m:sub>
+            <m:r>
+              <m:t>2</m:t>
+            </m:r>
+          </m:sub>
+        </m:sSub>
+      </m:oMath>
+      <w:r>
+        <w:t xml:space="preserve">); Lind–Mehlum (2010) criteria verified for each wave.</w:t>
       </w:r>
     </w:p>
     <w:p>
@@ -2590,7 +3332,28 @@
         <w:t xml:space="preserve"> </w:t>
       </w:r>
       <w:r>
-        <w:t xml:space="preserve">(TCI_full level effect, tests H3 direct):</w:t>
+        <w:t xml:space="preserve">(</w:t>
+      </w:r>
+      <m:oMath>
+        <m:sSub>
+          <m:e>
+            <m:r>
+              <m:rPr>
+                <m:nor/>
+                <m:sty m:val="p"/>
+              </m:rPr>
+              <m:t>TCI</m:t>
+            </m:r>
+          </m:e>
+          <m:sub>
+            <m:r>
+              <m:t>f</m:t>
+            </m:r>
+          </m:sub>
+        </m:sSub>
+      </m:oMath>
+      <w:r>
+        <w:t xml:space="preserve">ull level effect, tests H3 direct):</w:t>
       </w:r>
     </w:p>
     <w:p>
@@ -2850,7 +3613,28 @@
         <w:t xml:space="preserve"> </w:t>
       </w:r>
       <w:r>
-        <w:t xml:space="preserve">(TCI_full curvature moderation, tests H3 interaction):</w:t>
+        <w:t xml:space="preserve">(</w:t>
+      </w:r>
+      <m:oMath>
+        <m:sSub>
+          <m:e>
+            <m:r>
+              <m:rPr>
+                <m:nor/>
+                <m:sty m:val="p"/>
+              </m:rPr>
+              <m:t>TCI</m:t>
+            </m:r>
+          </m:e>
+          <m:sub>
+            <m:r>
+              <m:t>f</m:t>
+            </m:r>
+          </m:sub>
+        </m:sSub>
+      </m:oMath>
+      <w:r>
+        <w:t xml:space="preserve">ull curvature moderation, tests H3 interaction):</w:t>
       </w:r>
     </w:p>
     <w:p>
@@ -3289,7 +4073,28 @@
         <w:t xml:space="preserve"> </w:t>
       </w:r>
       <w:r>
-        <w:t xml:space="preserve">(DAI_core direct, tests H4 digital baseline):</w:t>
+        <w:t xml:space="preserve">(</w:t>
+      </w:r>
+      <m:oMath>
+        <m:sSub>
+          <m:e>
+            <m:r>
+              <m:rPr>
+                <m:nor/>
+                <m:sty m:val="p"/>
+              </m:rPr>
+              <m:t>DAI</m:t>
+            </m:r>
+          </m:e>
+          <m:sub>
+            <m:r>
+              <m:t>c</m:t>
+            </m:r>
+          </m:sub>
+        </m:sSub>
+      </m:oMath>
+      <w:r>
+        <w:t xml:space="preserve">ore direct, tests H4 digital baseline):</w:t>
       </w:r>
     </w:p>
     <w:p>
@@ -3614,7 +4419,70 @@
         <w:t xml:space="preserve"> </w:t>
       </w:r>
       <w:r>
-        <w:t xml:space="preserve">Exporters self-select, firms with higher productivity are more likely to begin exporting (Melitz, 2003). WBES cross-sectional waves preclude within-firm IV identification; no valid exclusion restriction was found at the aggregate China-wave level. Following Wolfolds and Siegel (2019), OLS is retained as the primary estimator because an invalid instrument induces more bias than no correction. Reverse causality would bias β₁ upward (superior performers choose more exports), making the estimated positive FSTS slope an upper bound. The primary robustness against this concern is that (a) the turning-point estimate depends on the sign and magnitude of β₂, which is less susceptible to selection-direction bias than β₁, and (b) the structural stability of the inverted-U across two independent waves with distinct selection contexts (Paternoster z = +0.82, p = .412) supports the robustness of the shape estimate. Future work using Heckman two-step correction with industry-level export participation rates as exclusion restrictions (Shaver, 2020) would strengthen causal identification.</w:t>
+        <w:t xml:space="preserve">Exporters self-select, firms with higher productivity are more likely to begin exporting (Melitz, 2003). WBES cross-sectional waves preclude within-firm IV identification; no valid exclusion restriction was found at the aggregate China-wave level. Following Wolfolds and Siegel (2019), OLS is retained as the primary estimator because an invalid instrument induces more bias than no correction. Reverse causality would bias</w:t>
+      </w:r>
+      <w:r>
+        <w:t xml:space="preserve"> </w:t>
+      </w:r>
+      <m:oMath>
+        <m:sSub>
+          <m:e>
+            <m:r>
+              <m:t>β</m:t>
+            </m:r>
+          </m:e>
+          <m:sub>
+            <m:r>
+              <m:t>1</m:t>
+            </m:r>
+          </m:sub>
+        </m:sSub>
+      </m:oMath>
+      <w:r>
+        <w:t xml:space="preserve"> </w:t>
+      </w:r>
+      <w:r>
+        <w:t xml:space="preserve">upward (superior performers choose more exports), making the estimated positive FSTS slope an upper bound. The primary robustness against this concern is that (a) the turning-point estimate depends on the sign and magnitude of</w:t>
+      </w:r>
+      <w:r>
+        <w:t xml:space="preserve"> </w:t>
+      </w:r>
+      <m:oMath>
+        <m:sSub>
+          <m:e>
+            <m:r>
+              <m:t>β</m:t>
+            </m:r>
+          </m:e>
+          <m:sub>
+            <m:r>
+              <m:t>2</m:t>
+            </m:r>
+          </m:sub>
+        </m:sSub>
+      </m:oMath>
+      <w:r>
+        <w:t xml:space="preserve">, which is less susceptible to selection-direction bias than</w:t>
+      </w:r>
+      <w:r>
+        <w:t xml:space="preserve"> </w:t>
+      </w:r>
+      <m:oMath>
+        <m:sSub>
+          <m:e>
+            <m:r>
+              <m:t>β</m:t>
+            </m:r>
+          </m:e>
+          <m:sub>
+            <m:r>
+              <m:t>1</m:t>
+            </m:r>
+          </m:sub>
+        </m:sSub>
+      </m:oMath>
+      <w:r>
+        <w:t xml:space="preserve">, and (b) the structural stability of the inverted-U across two independent waves with distinct selection contexts (Paternoster z = +0.82, p = .412) supports the robustness of the shape estimate. Future work using Heckman two-step correction with industry-level export participation rates as exclusion restrictions (Shaver, 2020) would strengthen causal identification.</w:t>
       </w:r>
     </w:p>
     <w:p>
@@ -3622,7 +4490,74 @@
         <w:pStyle w:val="BodyText"/>
       </w:pPr>
       <w:r>
-        <w:t xml:space="preserve">Capability moderation is tested via a pooled OLS model (M6) with wave × FSTS × TCI interaction terms and three joint F-tests (F1: cross-wave curvature shift; F2: within-wave capability moderation; F3: capability-conditioned cross-wave shift). Significance is evaluated at α = .05 two-tailed with Bonferroni-corrected threshold α* = .017 for the three jointly-assessed hypotheses.</w:t>
+        <w:t xml:space="preserve">Capability moderation is tested via a pooled OLS model (M6) with wave</w:t>
+      </w:r>
+      <w:r>
+        <w:t xml:space="preserve"> </w:t>
+      </w:r>
+      <m:oMath>
+        <m:r>
+          <m:rPr>
+            <m:sty m:val="p"/>
+          </m:rPr>
+          <m:t>×</m:t>
+        </m:r>
+      </m:oMath>
+      <w:r>
+        <w:t xml:space="preserve"> </w:t>
+      </w:r>
+      <m:oMath>
+        <m:r>
+          <m:rPr>
+            <m:nor/>
+            <m:sty m:val="p"/>
+          </m:rPr>
+          <m:t>FSTS</m:t>
+        </m:r>
+        <m:r>
+          <m:rPr>
+            <m:sty m:val="p"/>
+          </m:rPr>
+          <m:t>×</m:t>
+        </m:r>
+        <m:r>
+          <m:rPr>
+            <m:nor/>
+            <m:sty m:val="p"/>
+          </m:rPr>
+          <m:t>TCI</m:t>
+        </m:r>
+      </m:oMath>
+      <w:r>
+        <w:t xml:space="preserve"> </w:t>
+      </w:r>
+      <w:r>
+        <w:t xml:space="preserve">interaction terms and three joint F-tests (F1: cross-wave curvature shift; F2: within-wave capability moderation; F3: capability-conditioned cross-wave shift). Significance is evaluated at</w:t>
+      </w:r>
+      <w:r>
+        <w:t xml:space="preserve"> </w:t>
+      </w:r>
+      <m:oMath>
+        <m:r>
+          <m:t>α</m:t>
+        </m:r>
+      </m:oMath>
+      <w:r>
+        <w:t xml:space="preserve"> </w:t>
+      </w:r>
+      <w:r>
+        <w:t xml:space="preserve">= .05 two-tailed with Bonferroni-corrected threshold</w:t>
+      </w:r>
+      <w:r>
+        <w:t xml:space="preserve"> </w:t>
+      </w:r>
+      <m:oMath>
+        <m:r>
+          <m:t>α</m:t>
+        </m:r>
+      </m:oMath>
+      <w:r>
+        <w:t xml:space="preserve">* = .017 for the three jointly-assessed hypotheses.</w:t>
       </w:r>
     </w:p>
     <w:p>
@@ -3641,41 +4576,758 @@
       <w:pPr>
         <w:pStyle w:val="BodyText"/>
       </w:pPr>
-      <w:r>
-        <w:t xml:space="preserve">$$\ln LP_{it} = \alpha + \b\beta_1 FSTS_{it} + \b\beta_2 FSTS^2_{it} + \b\beta_3 TCI_{it} + \b\beta_4 \text{wave}_t$$</w:t>
-      </w:r>
+      <m:oMathPara>
+        <m:oMathParaPr>
+          <m:jc m:val="center"/>
+        </m:oMathParaPr>
+        <m:oMath>
+          <m:r>
+            <m:rPr>
+              <m:sty m:val="p"/>
+            </m:rPr>
+            <m:t>ln</m:t>
+          </m:r>
+          <m:r>
+            <m:t>L</m:t>
+          </m:r>
+          <m:sSub>
+            <m:e>
+              <m:r>
+                <m:t>P</m:t>
+              </m:r>
+            </m:e>
+            <m:sub>
+              <m:r>
+                <m:t>i</m:t>
+              </m:r>
+              <m:r>
+                <m:t>t</m:t>
+              </m:r>
+            </m:sub>
+          </m:sSub>
+          <m:r>
+            <m:rPr>
+              <m:sty m:val="p"/>
+            </m:rPr>
+            <m:t>=</m:t>
+          </m:r>
+          <m:r>
+            <m:t>α</m:t>
+          </m:r>
+          <m:r>
+            <m:rPr>
+              <m:sty m:val="p"/>
+            </m:rPr>
+            <m:t>+</m:t>
+          </m:r>
+          <m:sSub>
+            <m:e>
+              <m:r>
+                <m:t>β</m:t>
+              </m:r>
+            </m:e>
+            <m:sub>
+              <m:r>
+                <m:t>1</m:t>
+              </m:r>
+            </m:sub>
+          </m:sSub>
+          <m:r>
+            <m:t>F</m:t>
+          </m:r>
+          <m:r>
+            <m:t>S</m:t>
+          </m:r>
+          <m:r>
+            <m:t>T</m:t>
+          </m:r>
+          <m:sSub>
+            <m:e>
+              <m:r>
+                <m:t>S</m:t>
+              </m:r>
+            </m:e>
+            <m:sub>
+              <m:r>
+                <m:t>i</m:t>
+              </m:r>
+              <m:r>
+                <m:t>t</m:t>
+              </m:r>
+            </m:sub>
+          </m:sSub>
+          <m:r>
+            <m:rPr>
+              <m:sty m:val="p"/>
+            </m:rPr>
+            <m:t>+</m:t>
+          </m:r>
+          <m:sSub>
+            <m:e>
+              <m:r>
+                <m:t>β</m:t>
+              </m:r>
+            </m:e>
+            <m:sub>
+              <m:r>
+                <m:t>2</m:t>
+              </m:r>
+            </m:sub>
+          </m:sSub>
+          <m:r>
+            <m:t>F</m:t>
+          </m:r>
+          <m:r>
+            <m:t>S</m:t>
+          </m:r>
+          <m:r>
+            <m:t>T</m:t>
+          </m:r>
+          <m:sSubSup>
+            <m:e>
+              <m:r>
+                <m:t>S</m:t>
+              </m:r>
+            </m:e>
+            <m:sub>
+              <m:r>
+                <m:t>i</m:t>
+              </m:r>
+              <m:r>
+                <m:t>t</m:t>
+              </m:r>
+            </m:sub>
+            <m:sup>
+              <m:r>
+                <m:t>2</m:t>
+              </m:r>
+            </m:sup>
+          </m:sSubSup>
+          <m:r>
+            <m:rPr>
+              <m:sty m:val="p"/>
+            </m:rPr>
+            <m:t>+</m:t>
+          </m:r>
+          <m:sSub>
+            <m:e>
+              <m:r>
+                <m:t>β</m:t>
+              </m:r>
+            </m:e>
+            <m:sub>
+              <m:r>
+                <m:t>3</m:t>
+              </m:r>
+            </m:sub>
+          </m:sSub>
+          <m:r>
+            <m:t>T</m:t>
+          </m:r>
+          <m:r>
+            <m:t>C</m:t>
+          </m:r>
+          <m:sSub>
+            <m:e>
+              <m:r>
+                <m:t>I</m:t>
+              </m:r>
+            </m:e>
+            <m:sub>
+              <m:r>
+                <m:t>i</m:t>
+              </m:r>
+              <m:r>
+                <m:t>t</m:t>
+              </m:r>
+            </m:sub>
+          </m:sSub>
+          <m:r>
+            <m:rPr>
+              <m:sty m:val="p"/>
+            </m:rPr>
+            <m:t>+</m:t>
+          </m:r>
+          <m:sSub>
+            <m:e>
+              <m:r>
+                <m:t>β</m:t>
+              </m:r>
+            </m:e>
+            <m:sub>
+              <m:r>
+                <m:t>4</m:t>
+              </m:r>
+            </m:sub>
+          </m:sSub>
+          <m:sSub>
+            <m:e>
+              <m:r>
+                <m:rPr>
+                  <m:nor/>
+                  <m:sty m:val="p"/>
+                </m:rPr>
+                <m:t>wave</m:t>
+              </m:r>
+            </m:e>
+            <m:sub>
+              <m:r>
+                <m:t>t</m:t>
+              </m:r>
+            </m:sub>
+          </m:sSub>
+        </m:oMath>
+      </m:oMathPara>
     </w:p>
     <w:p>
       <w:pPr>
         <w:pStyle w:val="FirstParagraph"/>
       </w:pPr>
-      <w:r>
-        <w:t xml:space="preserve">$$+ \b\beta_5 (FSTS \times TCI)_{it} + \b\beta_6 (FSTS^2 \times TCI)_{it}$$</w:t>
-      </w:r>
+      <m:oMathPara>
+        <m:oMathParaPr>
+          <m:jc m:val="center"/>
+        </m:oMathParaPr>
+        <m:oMath>
+          <m:r>
+            <m:rPr>
+              <m:sty m:val="p"/>
+            </m:rPr>
+            <m:t>+</m:t>
+          </m:r>
+          <m:sSub>
+            <m:e>
+              <m:r>
+                <m:t>β</m:t>
+              </m:r>
+            </m:e>
+            <m:sub>
+              <m:r>
+                <m:t>5</m:t>
+              </m:r>
+            </m:sub>
+          </m:sSub>
+          <m:sSub>
+            <m:e>
+              <m:d>
+                <m:dPr>
+                  <m:begChr m:val="("/>
+                  <m:endChr m:val=")"/>
+                  <m:sepChr m:val=""/>
+                  <m:grow/>
+                </m:dPr>
+                <m:e>
+                  <m:r>
+                    <m:t>F</m:t>
+                  </m:r>
+                  <m:r>
+                    <m:t>S</m:t>
+                  </m:r>
+                  <m:r>
+                    <m:t>T</m:t>
+                  </m:r>
+                  <m:r>
+                    <m:t>S</m:t>
+                  </m:r>
+                  <m:r>
+                    <m:rPr>
+                      <m:sty m:val="p"/>
+                    </m:rPr>
+                    <m:t>×</m:t>
+                  </m:r>
+                  <m:r>
+                    <m:t>T</m:t>
+                  </m:r>
+                  <m:r>
+                    <m:t>C</m:t>
+                  </m:r>
+                  <m:r>
+                    <m:t>I</m:t>
+                  </m:r>
+                </m:e>
+              </m:d>
+            </m:e>
+            <m:sub>
+              <m:r>
+                <m:t>i</m:t>
+              </m:r>
+              <m:r>
+                <m:t>t</m:t>
+              </m:r>
+            </m:sub>
+          </m:sSub>
+          <m:r>
+            <m:rPr>
+              <m:sty m:val="p"/>
+            </m:rPr>
+            <m:t>+</m:t>
+          </m:r>
+          <m:sSub>
+            <m:e>
+              <m:r>
+                <m:t>β</m:t>
+              </m:r>
+            </m:e>
+            <m:sub>
+              <m:r>
+                <m:t>6</m:t>
+              </m:r>
+            </m:sub>
+          </m:sSub>
+          <m:sSub>
+            <m:e>
+              <m:d>
+                <m:dPr>
+                  <m:begChr m:val="("/>
+                  <m:endChr m:val=")"/>
+                  <m:sepChr m:val=""/>
+                  <m:grow/>
+                </m:dPr>
+                <m:e>
+                  <m:r>
+                    <m:t>F</m:t>
+                  </m:r>
+                  <m:r>
+                    <m:t>S</m:t>
+                  </m:r>
+                  <m:r>
+                    <m:t>T</m:t>
+                  </m:r>
+                  <m:sSup>
+                    <m:e>
+                      <m:r>
+                        <m:t>S</m:t>
+                      </m:r>
+                    </m:e>
+                    <m:sup>
+                      <m:r>
+                        <m:t>2</m:t>
+                      </m:r>
+                    </m:sup>
+                  </m:sSup>
+                  <m:r>
+                    <m:rPr>
+                      <m:sty m:val="p"/>
+                    </m:rPr>
+                    <m:t>×</m:t>
+                  </m:r>
+                  <m:r>
+                    <m:t>T</m:t>
+                  </m:r>
+                  <m:r>
+                    <m:t>C</m:t>
+                  </m:r>
+                  <m:r>
+                    <m:t>I</m:t>
+                  </m:r>
+                </m:e>
+              </m:d>
+            </m:e>
+            <m:sub>
+              <m:r>
+                <m:t>i</m:t>
+              </m:r>
+              <m:r>
+                <m:t>t</m:t>
+              </m:r>
+            </m:sub>
+          </m:sSub>
+        </m:oMath>
+      </m:oMathPara>
     </w:p>
     <w:p>
       <w:pPr>
         <w:pStyle w:val="FirstParagraph"/>
       </w:pPr>
-      <w:r>
-        <w:t xml:space="preserve">$$+ \b\beta_7 (FSTS \times \text{wave})_{it} + \b\beta_8 (FSTS^2 \times \text{wave})_{it}$$</w:t>
-      </w:r>
+      <m:oMathPara>
+        <m:oMathParaPr>
+          <m:jc m:val="center"/>
+        </m:oMathParaPr>
+        <m:oMath>
+          <m:r>
+            <m:rPr>
+              <m:sty m:val="p"/>
+            </m:rPr>
+            <m:t>+</m:t>
+          </m:r>
+          <m:sSub>
+            <m:e>
+              <m:r>
+                <m:t>β</m:t>
+              </m:r>
+            </m:e>
+            <m:sub>
+              <m:r>
+                <m:t>7</m:t>
+              </m:r>
+            </m:sub>
+          </m:sSub>
+          <m:sSub>
+            <m:e>
+              <m:d>
+                <m:dPr>
+                  <m:begChr m:val="("/>
+                  <m:endChr m:val=")"/>
+                  <m:sepChr m:val=""/>
+                  <m:grow/>
+                </m:dPr>
+                <m:e>
+                  <m:r>
+                    <m:t>F</m:t>
+                  </m:r>
+                  <m:r>
+                    <m:t>S</m:t>
+                  </m:r>
+                  <m:r>
+                    <m:t>T</m:t>
+                  </m:r>
+                  <m:r>
+                    <m:t>S</m:t>
+                  </m:r>
+                  <m:r>
+                    <m:rPr>
+                      <m:sty m:val="p"/>
+                    </m:rPr>
+                    <m:t>×</m:t>
+                  </m:r>
+                  <m:r>
+                    <m:rPr>
+                      <m:nor/>
+                      <m:sty m:val="p"/>
+                    </m:rPr>
+                    <m:t>wave</m:t>
+                  </m:r>
+                </m:e>
+              </m:d>
+            </m:e>
+            <m:sub>
+              <m:r>
+                <m:t>i</m:t>
+              </m:r>
+              <m:r>
+                <m:t>t</m:t>
+              </m:r>
+            </m:sub>
+          </m:sSub>
+          <m:r>
+            <m:rPr>
+              <m:sty m:val="p"/>
+            </m:rPr>
+            <m:t>+</m:t>
+          </m:r>
+          <m:sSub>
+            <m:e>
+              <m:r>
+                <m:t>β</m:t>
+              </m:r>
+            </m:e>
+            <m:sub>
+              <m:r>
+                <m:t>8</m:t>
+              </m:r>
+            </m:sub>
+          </m:sSub>
+          <m:sSub>
+            <m:e>
+              <m:d>
+                <m:dPr>
+                  <m:begChr m:val="("/>
+                  <m:endChr m:val=")"/>
+                  <m:sepChr m:val=""/>
+                  <m:grow/>
+                </m:dPr>
+                <m:e>
+                  <m:r>
+                    <m:t>F</m:t>
+                  </m:r>
+                  <m:r>
+                    <m:t>S</m:t>
+                  </m:r>
+                  <m:r>
+                    <m:t>T</m:t>
+                  </m:r>
+                  <m:sSup>
+                    <m:e>
+                      <m:r>
+                        <m:t>S</m:t>
+                      </m:r>
+                    </m:e>
+                    <m:sup>
+                      <m:r>
+                        <m:t>2</m:t>
+                      </m:r>
+                    </m:sup>
+                  </m:sSup>
+                  <m:r>
+                    <m:rPr>
+                      <m:sty m:val="p"/>
+                    </m:rPr>
+                    <m:t>×</m:t>
+                  </m:r>
+                  <m:r>
+                    <m:rPr>
+                      <m:nor/>
+                      <m:sty m:val="p"/>
+                    </m:rPr>
+                    <m:t>wave</m:t>
+                  </m:r>
+                </m:e>
+              </m:d>
+            </m:e>
+            <m:sub>
+              <m:r>
+                <m:t>i</m:t>
+              </m:r>
+              <m:r>
+                <m:t>t</m:t>
+              </m:r>
+            </m:sub>
+          </m:sSub>
+        </m:oMath>
+      </m:oMathPara>
     </w:p>
     <w:p>
       <w:pPr>
         <w:pStyle w:val="FirstParagraph"/>
       </w:pPr>
-      <w:r>
-        <w:t xml:space="preserve">$$+ \b\beta_9 (FSTS \times TCI \times \text{wave})_{it} + \beta_{10} (FSTS^2 \times TCI \times \text{wave})_{it}$$</w:t>
-      </w:r>
+      <m:oMathPara>
+        <m:oMathParaPr>
+          <m:jc m:val="center"/>
+        </m:oMathParaPr>
+        <m:oMath>
+          <m:r>
+            <m:rPr>
+              <m:sty m:val="p"/>
+            </m:rPr>
+            <m:t>+</m:t>
+          </m:r>
+          <m:sSub>
+            <m:e>
+              <m:r>
+                <m:t>β</m:t>
+              </m:r>
+            </m:e>
+            <m:sub>
+              <m:r>
+                <m:t>9</m:t>
+              </m:r>
+            </m:sub>
+          </m:sSub>
+          <m:sSub>
+            <m:e>
+              <m:d>
+                <m:dPr>
+                  <m:begChr m:val="("/>
+                  <m:endChr m:val=")"/>
+                  <m:sepChr m:val=""/>
+                  <m:grow/>
+                </m:dPr>
+                <m:e>
+                  <m:r>
+                    <m:t>F</m:t>
+                  </m:r>
+                  <m:r>
+                    <m:t>S</m:t>
+                  </m:r>
+                  <m:r>
+                    <m:t>T</m:t>
+                  </m:r>
+                  <m:r>
+                    <m:t>S</m:t>
+                  </m:r>
+                  <m:r>
+                    <m:rPr>
+                      <m:sty m:val="p"/>
+                    </m:rPr>
+                    <m:t>×</m:t>
+                  </m:r>
+                  <m:r>
+                    <m:t>T</m:t>
+                  </m:r>
+                  <m:r>
+                    <m:t>C</m:t>
+                  </m:r>
+                  <m:r>
+                    <m:t>I</m:t>
+                  </m:r>
+                  <m:r>
+                    <m:rPr>
+                      <m:sty m:val="p"/>
+                    </m:rPr>
+                    <m:t>×</m:t>
+                  </m:r>
+                  <m:r>
+                    <m:rPr>
+                      <m:nor/>
+                      <m:sty m:val="p"/>
+                    </m:rPr>
+                    <m:t>wave</m:t>
+                  </m:r>
+                </m:e>
+              </m:d>
+            </m:e>
+            <m:sub>
+              <m:r>
+                <m:t>i</m:t>
+              </m:r>
+              <m:r>
+                <m:t>t</m:t>
+              </m:r>
+            </m:sub>
+          </m:sSub>
+          <m:r>
+            <m:rPr>
+              <m:sty m:val="p"/>
+            </m:rPr>
+            <m:t>+</m:t>
+          </m:r>
+          <m:sSub>
+            <m:e>
+              <m:r>
+                <m:t>β</m:t>
+              </m:r>
+            </m:e>
+            <m:sub>
+              <m:r>
+                <m:t>10</m:t>
+              </m:r>
+            </m:sub>
+          </m:sSub>
+          <m:sSub>
+            <m:e>
+              <m:d>
+                <m:dPr>
+                  <m:begChr m:val="("/>
+                  <m:endChr m:val=")"/>
+                  <m:sepChr m:val=""/>
+                  <m:grow/>
+                </m:dPr>
+                <m:e>
+                  <m:r>
+                    <m:t>F</m:t>
+                  </m:r>
+                  <m:r>
+                    <m:t>S</m:t>
+                  </m:r>
+                  <m:r>
+                    <m:t>T</m:t>
+                  </m:r>
+                  <m:sSup>
+                    <m:e>
+                      <m:r>
+                        <m:t>S</m:t>
+                      </m:r>
+                    </m:e>
+                    <m:sup>
+                      <m:r>
+                        <m:t>2</m:t>
+                      </m:r>
+                    </m:sup>
+                  </m:sSup>
+                  <m:r>
+                    <m:rPr>
+                      <m:sty m:val="p"/>
+                    </m:rPr>
+                    <m:t>×</m:t>
+                  </m:r>
+                  <m:r>
+                    <m:t>T</m:t>
+                  </m:r>
+                  <m:r>
+                    <m:t>C</m:t>
+                  </m:r>
+                  <m:r>
+                    <m:t>I</m:t>
+                  </m:r>
+                  <m:r>
+                    <m:rPr>
+                      <m:sty m:val="p"/>
+                    </m:rPr>
+                    <m:t>×</m:t>
+                  </m:r>
+                  <m:r>
+                    <m:rPr>
+                      <m:nor/>
+                      <m:sty m:val="p"/>
+                    </m:rPr>
+                    <m:t>wave</m:t>
+                  </m:r>
+                </m:e>
+              </m:d>
+            </m:e>
+            <m:sub>
+              <m:r>
+                <m:t>i</m:t>
+              </m:r>
+              <m:r>
+                <m:t>t</m:t>
+              </m:r>
+            </m:sub>
+          </m:sSub>
+        </m:oMath>
+      </m:oMathPara>
     </w:p>
     <w:p>
       <w:pPr>
         <w:pStyle w:val="FirstParagraph"/>
       </w:pPr>
-      <w:r>
-        <w:t xml:space="preserve">$$+ \gamma \cdot X_{it} + \v\varepsilon_{it}$$</w:t>
-      </w:r>
+      <m:oMathPara>
+        <m:oMathParaPr>
+          <m:jc m:val="center"/>
+        </m:oMathParaPr>
+        <m:oMath>
+          <m:r>
+            <m:rPr>
+              <m:sty m:val="p"/>
+            </m:rPr>
+            <m:t>+</m:t>
+          </m:r>
+          <m:r>
+            <m:t>γ</m:t>
+          </m:r>
+          <m:r>
+            <m:rPr>
+              <m:sty m:val="p"/>
+            </m:rPr>
+            <m:t>⋅</m:t>
+          </m:r>
+          <m:sSub>
+            <m:e>
+              <m:r>
+                <m:t>X</m:t>
+              </m:r>
+            </m:e>
+            <m:sub>
+              <m:r>
+                <m:t>i</m:t>
+              </m:r>
+              <m:r>
+                <m:t>t</m:t>
+              </m:r>
+            </m:sub>
+          </m:sSub>
+          <m:r>
+            <m:rPr>
+              <m:sty m:val="p"/>
+            </m:rPr>
+            <m:t>+</m:t>
+          </m:r>
+          <m:sSub>
+            <m:e>
+              <m:r>
+                <m:t>ε</m:t>
+              </m:r>
+            </m:e>
+            <m:sub>
+              <m:r>
+                <m:t>i</m:t>
+              </m:r>
+              <m:r>
+                <m:t>t</m:t>
+              </m:r>
+            </m:sub>
+          </m:sSub>
+        </m:oMath>
+      </m:oMathPara>
     </w:p>
     <w:p>
       <w:pPr>
@@ -3712,7 +5364,53 @@
         <w:t xml:space="preserve"> </w:t>
       </w:r>
       <w:r>
-        <w:t xml:space="preserve">(cross-wave curvature shift): H₀: β₇ = β₈ = 0 [H2b null, turning point stable across waves]</w:t>
+        <w:t xml:space="preserve">(cross-wave curvature shift): H₀:</w:t>
+      </w:r>
+      <w:r>
+        <w:t xml:space="preserve"> </w:t>
+      </w:r>
+      <m:oMath>
+        <m:sSub>
+          <m:e>
+            <m:r>
+              <m:t>β</m:t>
+            </m:r>
+          </m:e>
+          <m:sub>
+            <m:r>
+              <m:t>7</m:t>
+            </m:r>
+          </m:sub>
+        </m:sSub>
+      </m:oMath>
+      <w:r>
+        <w:t xml:space="preserve"> </w:t>
+      </w:r>
+      <w:r>
+        <w:t xml:space="preserve">=</w:t>
+      </w:r>
+      <w:r>
+        <w:t xml:space="preserve"> </w:t>
+      </w:r>
+      <m:oMath>
+        <m:sSub>
+          <m:e>
+            <m:r>
+              <m:t>β</m:t>
+            </m:r>
+          </m:e>
+          <m:sub>
+            <m:r>
+              <m:t>8</m:t>
+            </m:r>
+          </m:sub>
+        </m:sSub>
+      </m:oMath>
+      <w:r>
+        <w:t xml:space="preserve"> </w:t>
+      </w:r>
+      <w:r>
+        <w:t xml:space="preserve">= 0 [H2b null, turning point stable across waves]</w:t>
       </w:r>
       <w:r>
         <w:t xml:space="preserve"> </w:t>
@@ -3734,7 +5432,53 @@
         <w:t xml:space="preserve"> </w:t>
       </w:r>
       <w:r>
-        <w:t xml:space="preserve">(within-wave capability moderation): H₀: β₅ = β₆ = 0 [H3 null, TCI does not moderate I–P curve shape]</w:t>
+        <w:t xml:space="preserve">(within-wave capability moderation): H₀:</w:t>
+      </w:r>
+      <w:r>
+        <w:t xml:space="preserve"> </w:t>
+      </w:r>
+      <m:oMath>
+        <m:sSub>
+          <m:e>
+            <m:r>
+              <m:t>β</m:t>
+            </m:r>
+          </m:e>
+          <m:sub>
+            <m:r>
+              <m:t>5</m:t>
+            </m:r>
+          </m:sub>
+        </m:sSub>
+      </m:oMath>
+      <w:r>
+        <w:t xml:space="preserve"> </w:t>
+      </w:r>
+      <w:r>
+        <w:t xml:space="preserve">=</w:t>
+      </w:r>
+      <w:r>
+        <w:t xml:space="preserve"> </w:t>
+      </w:r>
+      <m:oMath>
+        <m:sSub>
+          <m:e>
+            <m:r>
+              <m:t>β</m:t>
+            </m:r>
+          </m:e>
+          <m:sub>
+            <m:r>
+              <m:t>6</m:t>
+            </m:r>
+          </m:sub>
+        </m:sSub>
+      </m:oMath>
+      <w:r>
+        <w:t xml:space="preserve"> </w:t>
+      </w:r>
+      <w:r>
+        <w:t xml:space="preserve">= 0 [H3 null, TCI does not moderate I–P curve shape]</w:t>
       </w:r>
       <w:r>
         <w:t xml:space="preserve"> </w:t>
@@ -3756,7 +5500,67 @@
         <w:t xml:space="preserve"> </w:t>
       </w:r>
       <w:r>
-        <w:t xml:space="preserve">(capability-conditioned cross-wave shift): H₀: β₉ = β₁₀ = 0 [H4b null, TCI × wave shift is zero]</w:t>
+        <w:t xml:space="preserve">(capability-conditioned cross-wave shift): H₀:</w:t>
+      </w:r>
+      <w:r>
+        <w:t xml:space="preserve"> </w:t>
+      </w:r>
+      <m:oMath>
+        <m:sSub>
+          <m:e>
+            <m:r>
+              <m:t>β</m:t>
+            </m:r>
+          </m:e>
+          <m:sub>
+            <m:r>
+              <m:t>9</m:t>
+            </m:r>
+          </m:sub>
+        </m:sSub>
+      </m:oMath>
+      <w:r>
+        <w:t xml:space="preserve"> </w:t>
+      </w:r>
+      <w:r>
+        <w:t xml:space="preserve">=</w:t>
+      </w:r>
+      <w:r>
+        <w:t xml:space="preserve"> </w:t>
+      </w:r>
+      <m:oMath>
+        <m:sSub>
+          <m:e>
+            <m:r>
+              <m:t>β</m:t>
+            </m:r>
+          </m:e>
+          <m:sub>
+            <m:r>
+              <m:t>1</m:t>
+            </m:r>
+          </m:sub>
+        </m:sSub>
+      </m:oMath>
+      <w:r>
+        <w:t xml:space="preserve">₀ = 0 [H4b null, TCI</w:t>
+      </w:r>
+      <w:r>
+        <w:t xml:space="preserve"> </w:t>
+      </w:r>
+      <m:oMath>
+        <m:r>
+          <m:rPr>
+            <m:sty m:val="p"/>
+          </m:rPr>
+          <m:t>×</m:t>
+        </m:r>
+      </m:oMath>
+      <w:r>
+        <w:t xml:space="preserve"> </w:t>
+      </w:r>
+      <w:r>
+        <w:t xml:space="preserve">wave shift is zero]</w:t>
       </w:r>
     </w:p>
     <w:p>
@@ -3764,7 +5568,18 @@
         <w:pStyle w:val="BodyText"/>
       </w:pPr>
       <w:r>
-        <w:t xml:space="preserve">Results: F1 = 2.24, p = .107 (NOT rejected); F2 = 3.26, p = .039 (marginal; does not survive Bonferroni α* = .017); F3 = 0.27, p = .760 (NOT rejected). Consistent with H2b (structural durability) and H4b (null capability-curvature moderation).</w:t>
+        <w:t xml:space="preserve">Results: F1 = 2.24, p = .107 (NOT rejected); F2 = 3.26, p = .039 (marginal; does not survive Bonferroni</w:t>
+      </w:r>
+      <w:r>
+        <w:t xml:space="preserve"> </w:t>
+      </w:r>
+      <m:oMath>
+        <m:r>
+          <m:t>α</m:t>
+        </m:r>
+      </m:oMath>
+      <w:r>
+        <w:t xml:space="preserve">* = .017); F3 = 0.27, p = .760 (NOT rejected). Consistent with H2b (structural durability) and H4b (null capability-curvature moderation).</w:t>
       </w:r>
     </w:p>
     <w:p>
@@ -3799,7 +5614,55 @@
         <w:pStyle w:val="FirstParagraph"/>
       </w:pPr>
       <w:r>
-        <w:t xml:space="preserve">Table 1 summarises the main analytic sample (sample_base) by wave. The 2012 wave (N = 2,610) has mean log labour productivity of 12.52 (SD 1.19) and mean export intensity of 5.2 %, with 19.4 % of firms reporting any positive direct-export intensity. The 2024 wave (N = 1,934) shows mean log labour productivity of 13.01 (SD 1.35), an upward level shift of 0.49 log units, and mean export intensity of 3.6 %, with 12.4 % of firms reporting any positive direct-export intensity. The decline in the share of exporters between 2012 and 2024 is consistent with broader evidence of Chinese private-firm retreat from direct export markets. TCI_full is available for 1,639 firms in 2012 (63 %) and 1,920 firms in 2024 (99 %), reflecting a significant improvement in WBES coverage of innovation-related items in the 2024 wave. DAI_core (own-website) is available for all sample_base observations.</w:t>
+        <w:t xml:space="preserve">Table 1 summarises the main analytic sample (sample_base) by wave. The 2012 wave (N = 2,610) has mean log labour productivity of 12.52 (SD 1.19) and mean export intensity of 5.2 %, with 19.4 % of firms reporting any positive direct-export intensity. The 2024 wave (N = 1,934) shows mean log labour productivity of 13.01 (SD 1.35), an upward level shift of 0.49 log units, and mean export intensity of 3.6 %, with 12.4 % of firms reporting any positive direct-export intensity. The decline in the share of exporters between 2012 and 2024 is consistent with broader evidence of Chinese private-firm retreat from direct export markets.</w:t>
+      </w:r>
+      <w:r>
+        <w:t xml:space="preserve"> </w:t>
+      </w:r>
+      <m:oMath>
+        <m:sSub>
+          <m:e>
+            <m:r>
+              <m:rPr>
+                <m:nor/>
+                <m:sty m:val="p"/>
+              </m:rPr>
+              <m:t>TCI</m:t>
+            </m:r>
+          </m:e>
+          <m:sub>
+            <m:r>
+              <m:t>f</m:t>
+            </m:r>
+          </m:sub>
+        </m:sSub>
+      </m:oMath>
+      <w:r>
+        <w:t xml:space="preserve">ull is available for 1,639 firms in 2012 (63 %) and 1,920 firms in 2024 (99 %), reflecting a significant improvement in WBES coverage of innovation-related items in the 2024 wave.</w:t>
+      </w:r>
+      <w:r>
+        <w:t xml:space="preserve"> </w:t>
+      </w:r>
+      <m:oMath>
+        <m:sSub>
+          <m:e>
+            <m:r>
+              <m:rPr>
+                <m:nor/>
+                <m:sty m:val="p"/>
+              </m:rPr>
+              <m:t>DAI</m:t>
+            </m:r>
+          </m:e>
+          <m:sub>
+            <m:r>
+              <m:t>c</m:t>
+            </m:r>
+          </m:sub>
+        </m:sSub>
+      </m:oMath>
+      <w:r>
+        <w:t xml:space="preserve">ore (own-website) is available for all sample_base observations.</w:t>
       </w:r>
     </w:p>
     <w:p>
@@ -4201,7 +6064,213 @@
         <w:pStyle w:val="FirstParagraph"/>
       </w:pPr>
       <w:r>
-        <w:t xml:space="preserve">Table 2 presents the main OLS results (M2 specification) for each wave and the pooled sample. FSTS carries a positive coefficient in both waves (2012: β = +1.28, SE = 0.38, p = .001; 2024: β = +1.19, SE = 0.46, p = .010), and FSTS² carries a negative coefficient in both waves (2012: β = −1.53, SE = 0.42, p &lt; .001; 2024: β = −1.58, SE = 0.50, p = .002); this positive linear and negative quadratic pattern is consistent with an inverted-U relationship in both waves, consistent with H1. Following Haans, Pieters, and He (2016), all four formal conditions for a genuine inverted-U are satisfied in both waves. For the 2012 wave: (C1) β₁ = +1.28 (p = .001), confirming a positive ascending limb; (C2) β₂ = −1.53 (p &lt; .001), confirming concavity; (C3) the turning point TP* = 49.4% lies within the observed FSTS range [0%, 100%]; and (C4) the marginal effect is positive at the lower data bound (FSTS ≈ 0%) and negative at the upper bound (FSTS ≈ 100%), with opposite signs confirmed by the Lind–Mehlum (2010) u-test. These four conditions hold equivalently for the 2024 wave (β₁ = +1.19, β₂ = −1.58, TP* = 47.2%, LM p &lt; .001) and the pooled specification.</w:t>
+        <w:t xml:space="preserve">Table 2 presents the main OLS results (M2 specification) for each wave and the pooled sample. FSTS carries a positive coefficient in both waves (2012:</w:t>
+      </w:r>
+      <w:r>
+        <w:t xml:space="preserve"> </w:t>
+      </w:r>
+      <m:oMath>
+        <m:r>
+          <m:t>β</m:t>
+        </m:r>
+      </m:oMath>
+      <w:r>
+        <w:t xml:space="preserve"> </w:t>
+      </w:r>
+      <w:r>
+        <w:t xml:space="preserve">= +1.28, SE = 0.38, p = .001; 2024:</w:t>
+      </w:r>
+      <w:r>
+        <w:t xml:space="preserve"> </w:t>
+      </w:r>
+      <m:oMath>
+        <m:r>
+          <m:t>β</m:t>
+        </m:r>
+      </m:oMath>
+      <w:r>
+        <w:t xml:space="preserve"> </w:t>
+      </w:r>
+      <w:r>
+        <w:t xml:space="preserve">= +1.19, SE = 0.46, p = .010), and</w:t>
+      </w:r>
+      <w:r>
+        <w:t xml:space="preserve"> </w:t>
+      </w:r>
+      <m:oMath>
+        <m:sSup>
+          <m:e>
+            <m:r>
+              <m:rPr>
+                <m:nor/>
+                <m:sty m:val="p"/>
+              </m:rPr>
+              <m:t>FSTS</m:t>
+            </m:r>
+          </m:e>
+          <m:sup>
+            <m:r>
+              <m:t>2</m:t>
+            </m:r>
+          </m:sup>
+        </m:sSup>
+      </m:oMath>
+      <w:r>
+        <w:t xml:space="preserve"> </w:t>
+      </w:r>
+      <w:r>
+        <w:t xml:space="preserve">carries a negative coefficient in both waves (2012:</w:t>
+      </w:r>
+      <w:r>
+        <w:t xml:space="preserve"> </w:t>
+      </w:r>
+      <m:oMath>
+        <m:r>
+          <m:t>β</m:t>
+        </m:r>
+      </m:oMath>
+      <w:r>
+        <w:t xml:space="preserve"> </w:t>
+      </w:r>
+      <w:r>
+        <w:t xml:space="preserve">= −1.53, SE = 0.42, p &lt; .001; 2024:</w:t>
+      </w:r>
+      <w:r>
+        <w:t xml:space="preserve"> </w:t>
+      </w:r>
+      <m:oMath>
+        <m:r>
+          <m:t>β</m:t>
+        </m:r>
+      </m:oMath>
+      <w:r>
+        <w:t xml:space="preserve"> </w:t>
+      </w:r>
+      <w:r>
+        <w:t xml:space="preserve">= −1.58, SE = 0.50, p = .002); this positive linear and negative quadratic pattern is consistent with an inverted-U relationship in both waves, consistent with H1. Following Haans, Pieters, and He (2016), all four formal conditions for a genuine inverted-U are satisfied in both waves. For the 2012 wave: (C1)</w:t>
+      </w:r>
+      <w:r>
+        <w:t xml:space="preserve"> </w:t>
+      </w:r>
+      <m:oMath>
+        <m:sSub>
+          <m:e>
+            <m:r>
+              <m:t>β</m:t>
+            </m:r>
+          </m:e>
+          <m:sub>
+            <m:r>
+              <m:t>1</m:t>
+            </m:r>
+          </m:sub>
+        </m:sSub>
+      </m:oMath>
+      <w:r>
+        <w:t xml:space="preserve"> </w:t>
+      </w:r>
+      <w:r>
+        <w:t xml:space="preserve">= +1.28 (p = .001), confirming a positive ascending limb; (C2)</w:t>
+      </w:r>
+      <w:r>
+        <w:t xml:space="preserve"> </w:t>
+      </w:r>
+      <m:oMath>
+        <m:sSub>
+          <m:e>
+            <m:r>
+              <m:t>β</m:t>
+            </m:r>
+          </m:e>
+          <m:sub>
+            <m:r>
+              <m:t>2</m:t>
+            </m:r>
+          </m:sub>
+        </m:sSub>
+      </m:oMath>
+      <w:r>
+        <w:t xml:space="preserve"> </w:t>
+      </w:r>
+      <w:r>
+        <w:t xml:space="preserve">= −1.53 (p &lt; .001), confirming concavity; (C3) the turning point TP* = 49.4% lies within the observed FSTS range [0%, 100%]; and (C4) the marginal effect is positive at the lower data bound (FSTS</w:t>
+      </w:r>
+      <w:r>
+        <w:t xml:space="preserve"> </w:t>
+      </w:r>
+      <m:oMath>
+        <m:r>
+          <m:rPr>
+            <m:sty m:val="p"/>
+          </m:rPr>
+          <m:t>≈</m:t>
+        </m:r>
+      </m:oMath>
+      <w:r>
+        <w:t xml:space="preserve"> </w:t>
+      </w:r>
+      <w:r>
+        <w:t xml:space="preserve">0%) and negative at the upper bound (FSTS</w:t>
+      </w:r>
+      <w:r>
+        <w:t xml:space="preserve"> </w:t>
+      </w:r>
+      <m:oMath>
+        <m:r>
+          <m:rPr>
+            <m:sty m:val="p"/>
+          </m:rPr>
+          <m:t>≈</m:t>
+        </m:r>
+      </m:oMath>
+      <w:r>
+        <w:t xml:space="preserve"> </w:t>
+      </w:r>
+      <w:r>
+        <w:t xml:space="preserve">100%), with opposite signs confirmed by the Lind–Mehlum (2010) u-test. These four conditions hold equivalently for the 2024 wave (</w:t>
+      </w:r>
+      <m:oMath>
+        <m:sSub>
+          <m:e>
+            <m:r>
+              <m:t>β</m:t>
+            </m:r>
+          </m:e>
+          <m:sub>
+            <m:r>
+              <m:t>1</m:t>
+            </m:r>
+          </m:sub>
+        </m:sSub>
+      </m:oMath>
+      <w:r>
+        <w:t xml:space="preserve"> </w:t>
+      </w:r>
+      <w:r>
+        <w:t xml:space="preserve">= +1.19,</w:t>
+      </w:r>
+      <w:r>
+        <w:t xml:space="preserve"> </w:t>
+      </w:r>
+      <m:oMath>
+        <m:sSub>
+          <m:e>
+            <m:r>
+              <m:t>β</m:t>
+            </m:r>
+          </m:e>
+          <m:sub>
+            <m:r>
+              <m:t>2</m:t>
+            </m:r>
+          </m:sub>
+        </m:sSub>
+      </m:oMath>
+      <w:r>
+        <w:t xml:space="preserve"> </w:t>
+      </w:r>
+      <w:r>
+        <w:t xml:space="preserve">= −1.58, TP* = 47.2%, LM p &lt; .001) and the pooled specification.</w:t>
       </w:r>
     </w:p>
     <w:p>
@@ -4209,7 +6278,101 @@
         <w:pStyle w:val="BodyText"/>
       </w:pPr>
       <w:r>
-        <w:t xml:space="preserve">Turning-point estimates are 49.4 % (95 % CI: 43.1–55.7 %) in 2012 and 47.2 % (95 % CI: 40.8–53.6 %) in 2024. The CIs overlap substantially, consistent with temporal stability. The equality of FSTS coefficients across waves is not rejected (Paternoster z = +0.82, p = .412), and similarly for FSTS² (z = −0.61, p = .545); neither linear nor quadratic coefficient differs significantly between waves. These estimates are consistent with the interpretation that the inverted-U curvature is structurally durable: the 12-year interval spanning China’s WTO consolidation and digital transformation does not appear to shift the underlying cost-benefit inflection in internationalisation–productivity returns. The non-significant Paternoster z-statistics for both FSTS (β₁ shift: z = +0.82, p = .412) and FSTS² (β₂ shift: z = −0.61, p = .545) are consistent with H2b (structural durability) over H2a (environmental shift), indicating that neither the linear nor the quadratic coefficient differs significantly between waves at the 0.05 level.</w:t>
+        <w:t xml:space="preserve">Turning-point estimates are 49.4 % (95 % CI: 43.1–55.7 %) in 2012 and 47.2 % (95 % CI: 40.8–53.6 %) in 2024. The CIs overlap substantially, consistent with temporal stability. The equality of FSTS coefficients across waves is not rejected (Paternoster z = +0.82, p = .412), and similarly for</w:t>
+      </w:r>
+      <w:r>
+        <w:t xml:space="preserve"> </w:t>
+      </w:r>
+      <m:oMath>
+        <m:sSup>
+          <m:e>
+            <m:r>
+              <m:rPr>
+                <m:nor/>
+                <m:sty m:val="p"/>
+              </m:rPr>
+              <m:t>FSTS</m:t>
+            </m:r>
+          </m:e>
+          <m:sup>
+            <m:r>
+              <m:t>2</m:t>
+            </m:r>
+          </m:sup>
+        </m:sSup>
+      </m:oMath>
+      <w:r>
+        <w:t xml:space="preserve"> </w:t>
+      </w:r>
+      <w:r>
+        <w:t xml:space="preserve">(z = −0.61, p = .545); neither linear nor quadratic coefficient differs significantly between waves. These estimates are consistent with the interpretation that the inverted-U curvature is structurally durable: the 12-year interval spanning China’s WTO consolidation and digital transformation does not appear to shift the underlying cost-benefit inflection in internationalisation–productivity returns. The non-significant Paternoster z-statistics for both FSTS (</w:t>
+      </w:r>
+      <m:oMath>
+        <m:sSub>
+          <m:e>
+            <m:r>
+              <m:t>β</m:t>
+            </m:r>
+          </m:e>
+          <m:sub>
+            <m:r>
+              <m:t>1</m:t>
+            </m:r>
+          </m:sub>
+        </m:sSub>
+      </m:oMath>
+      <w:r>
+        <w:t xml:space="preserve"> </w:t>
+      </w:r>
+      <w:r>
+        <w:t xml:space="preserve">shift: z = +0.82, p = .412) and</w:t>
+      </w:r>
+      <w:r>
+        <w:t xml:space="preserve"> </w:t>
+      </w:r>
+      <m:oMath>
+        <m:sSup>
+          <m:e>
+            <m:r>
+              <m:rPr>
+                <m:nor/>
+                <m:sty m:val="p"/>
+              </m:rPr>
+              <m:t>FSTS</m:t>
+            </m:r>
+          </m:e>
+          <m:sup>
+            <m:r>
+              <m:t>2</m:t>
+            </m:r>
+          </m:sup>
+        </m:sSup>
+      </m:oMath>
+      <w:r>
+        <w:t xml:space="preserve"> </w:t>
+      </w:r>
+      <w:r>
+        <w:t xml:space="preserve">(</w:t>
+      </w:r>
+      <m:oMath>
+        <m:sSub>
+          <m:e>
+            <m:r>
+              <m:t>β</m:t>
+            </m:r>
+          </m:e>
+          <m:sub>
+            <m:r>
+              <m:t>2</m:t>
+            </m:r>
+          </m:sub>
+        </m:sSub>
+      </m:oMath>
+      <w:r>
+        <w:t xml:space="preserve"> </w:t>
+      </w:r>
+      <w:r>
+        <w:t xml:space="preserve">shift: z = −0.61, p = .545) are consistent with H2b (structural durability) over H2a (environmental shift), indicating that neither the linear nor the quadratic coefficient differs significantly between waves at the 0.05 level.</w:t>
       </w:r>
     </w:p>
     <w:p>
@@ -4217,7 +6380,56 @@
         <w:pStyle w:val="BodyText"/>
       </w:pPr>
       <w:r>
-        <w:t xml:space="preserve">The pooled model (N = 4,544) yields FSTS β = +1.24 (p &lt; .001) and FSTS² β = −1.55 (p &lt; .001), with turning point at 48.8 % (95 % CI: 44.2–53.4 %).</w:t>
+        <w:t xml:space="preserve">The pooled model (N = 4,544) yields FSTS</w:t>
+      </w:r>
+      <w:r>
+        <w:t xml:space="preserve"> </w:t>
+      </w:r>
+      <m:oMath>
+        <m:r>
+          <m:t>β</m:t>
+        </m:r>
+      </m:oMath>
+      <w:r>
+        <w:t xml:space="preserve"> </w:t>
+      </w:r>
+      <w:r>
+        <w:t xml:space="preserve">= +1.24 (p &lt; .001) and</w:t>
+      </w:r>
+      <w:r>
+        <w:t xml:space="preserve"> </w:t>
+      </w:r>
+      <m:oMath>
+        <m:sSup>
+          <m:e>
+            <m:r>
+              <m:rPr>
+                <m:nor/>
+                <m:sty m:val="p"/>
+              </m:rPr>
+              <m:t>FSTS</m:t>
+            </m:r>
+          </m:e>
+          <m:sup>
+            <m:r>
+              <m:t>2</m:t>
+            </m:r>
+          </m:sup>
+        </m:sSup>
+      </m:oMath>
+      <w:r>
+        <w:t xml:space="preserve"> </w:t>
+      </w:r>
+      <m:oMath>
+        <m:r>
+          <m:t>β</m:t>
+        </m:r>
+      </m:oMath>
+      <w:r>
+        <w:t xml:space="preserve"> </w:t>
+      </w:r>
+      <w:r>
+        <w:t xml:space="preserve">= −1.55 (p &lt; .001), with turning point at 48.8 % (95 % CI: 44.2–53.4 %).</w:t>
       </w:r>
     </w:p>
     <w:p>
@@ -4235,7 +6447,34 @@
         <w:t xml:space="preserve"> </w:t>
       </w:r>
       <w:r>
-        <w:t xml:space="preserve">Main OLS results: M2 specification (lnLP ~ FSTS + FSTS² + lnEmp + firmage + foreigndummy)</w:t>
+        <w:t xml:space="preserve">Main OLS results: M2 specification (lnLP ~ FSTS +</w:t>
+      </w:r>
+      <w:r>
+        <w:t xml:space="preserve"> </w:t>
+      </w:r>
+      <m:oMath>
+        <m:sSup>
+          <m:e>
+            <m:r>
+              <m:rPr>
+                <m:nor/>
+                <m:sty m:val="p"/>
+              </m:rPr>
+              <m:t>FSTS</m:t>
+            </m:r>
+          </m:e>
+          <m:sup>
+            <m:r>
+              <m:t>2</m:t>
+            </m:r>
+          </m:sup>
+        </m:sSup>
+      </m:oMath>
+      <w:r>
+        <w:t xml:space="preserve"> </w:t>
+      </w:r>
+      <w:r>
+        <w:t xml:space="preserve">+ lnEmp + firmage + foreigndummy)</w:t>
       </w:r>
     </w:p>
     <w:tbl>
@@ -4832,7 +7071,251 @@
         <w:t xml:space="preserve"> </w:t>
       </w:r>
       <w:r>
-        <w:t xml:space="preserve">PATERNOSTER TESTS (FSTS): z = +0.82, p = .412; (FSTS²): z = −0.61, p = .545. Approximate 95% CIs for cross-wave coefficient differences (Δβ ± 1.96 × |Δβ|/|z|, using rounded table values as proxy): FSTS Δβ₁ ≈ +0.09, 95% CI ≈ [−0.13, +0.31]; FSTS² Δβ₂ ≈ −0.05, 95% CI ≈ [−0.21, +0.11]. Both CIs include zero, consistent with non-rejection at α = .05. Exact Δβ and SE values available in replication materials.</w:t>
+        <w:t xml:space="preserve">PATERNOSTER TESTS (FSTS): z = +0.82, p = .412; (</w:t>
+      </w:r>
+      <m:oMath>
+        <m:sSup>
+          <m:e>
+            <m:r>
+              <m:rPr>
+                <m:nor/>
+                <m:sty m:val="p"/>
+              </m:rPr>
+              <m:t>FSTS</m:t>
+            </m:r>
+          </m:e>
+          <m:sup>
+            <m:r>
+              <m:t>2</m:t>
+            </m:r>
+          </m:sup>
+        </m:sSup>
+      </m:oMath>
+      <w:r>
+        <w:t xml:space="preserve">): z = −0.61, p = .545. Approximate 95% CIs for cross-wave coefficient differences (</w:t>
+      </w:r>
+      <m:oMath>
+        <m:r>
+          <m:t>Δ</m:t>
+        </m:r>
+      </m:oMath>
+      <m:oMath>
+        <m:r>
+          <m:t>β</m:t>
+        </m:r>
+      </m:oMath>
+      <w:r>
+        <w:t xml:space="preserve"> </w:t>
+      </w:r>
+      <m:oMath>
+        <m:r>
+          <m:rPr>
+            <m:sty m:val="p"/>
+          </m:rPr>
+          <m:t>±</m:t>
+        </m:r>
+      </m:oMath>
+      <w:r>
+        <w:t xml:space="preserve"> </w:t>
+      </w:r>
+      <w:r>
+        <w:t xml:space="preserve">1.96</w:t>
+      </w:r>
+      <w:r>
+        <w:t xml:space="preserve"> </w:t>
+      </w:r>
+      <m:oMath>
+        <m:r>
+          <m:rPr>
+            <m:sty m:val="p"/>
+          </m:rPr>
+          <m:t>×</m:t>
+        </m:r>
+      </m:oMath>
+      <w:r>
+        <w:t xml:space="preserve"> </w:t>
+      </w:r>
+      <w:r>
+        <w:t xml:space="preserve">|</w:t>
+      </w:r>
+      <m:oMath>
+        <m:r>
+          <m:t>Δ</m:t>
+        </m:r>
+      </m:oMath>
+      <m:oMath>
+        <m:r>
+          <m:t>β</m:t>
+        </m:r>
+      </m:oMath>
+      <w:r>
+        <w:t xml:space="preserve">|/|z|, using rounded table values as proxy): FSTS</w:t>
+      </w:r>
+      <w:r>
+        <w:t xml:space="preserve"> </w:t>
+      </w:r>
+      <m:oMath>
+        <m:r>
+          <m:t>Δ</m:t>
+        </m:r>
+      </m:oMath>
+      <m:oMath>
+        <m:sSub>
+          <m:e>
+            <m:r>
+              <m:t>β</m:t>
+            </m:r>
+          </m:e>
+          <m:sub>
+            <m:r>
+              <m:t>1</m:t>
+            </m:r>
+          </m:sub>
+        </m:sSub>
+      </m:oMath>
+      <w:r>
+        <w:t xml:space="preserve"> </w:t>
+      </w:r>
+      <m:oMath>
+        <m:r>
+          <m:rPr>
+            <m:sty m:val="p"/>
+          </m:rPr>
+          <m:t>≈</m:t>
+        </m:r>
+      </m:oMath>
+      <w:r>
+        <w:t xml:space="preserve"> </w:t>
+      </w:r>
+      <w:r>
+        <w:t xml:space="preserve">+0.09, 95% CI</w:t>
+      </w:r>
+      <w:r>
+        <w:t xml:space="preserve"> </w:t>
+      </w:r>
+      <m:oMath>
+        <m:r>
+          <m:rPr>
+            <m:sty m:val="p"/>
+          </m:rPr>
+          <m:t>≈</m:t>
+        </m:r>
+      </m:oMath>
+      <w:r>
+        <w:t xml:space="preserve"> </w:t>
+      </w:r>
+      <w:r>
+        <w:t xml:space="preserve">[−0.13, +0.31];</w:t>
+      </w:r>
+      <w:r>
+        <w:t xml:space="preserve"> </w:t>
+      </w:r>
+      <m:oMath>
+        <m:sSup>
+          <m:e>
+            <m:r>
+              <m:rPr>
+                <m:nor/>
+                <m:sty m:val="p"/>
+              </m:rPr>
+              <m:t>FSTS</m:t>
+            </m:r>
+          </m:e>
+          <m:sup>
+            <m:r>
+              <m:t>2</m:t>
+            </m:r>
+          </m:sup>
+        </m:sSup>
+      </m:oMath>
+      <w:r>
+        <w:t xml:space="preserve"> </w:t>
+      </w:r>
+      <m:oMath>
+        <m:r>
+          <m:t>Δ</m:t>
+        </m:r>
+      </m:oMath>
+      <m:oMath>
+        <m:sSub>
+          <m:e>
+            <m:r>
+              <m:t>β</m:t>
+            </m:r>
+          </m:e>
+          <m:sub>
+            <m:r>
+              <m:t>2</m:t>
+            </m:r>
+          </m:sub>
+        </m:sSub>
+      </m:oMath>
+      <w:r>
+        <w:t xml:space="preserve"> </w:t>
+      </w:r>
+      <m:oMath>
+        <m:r>
+          <m:rPr>
+            <m:sty m:val="p"/>
+          </m:rPr>
+          <m:t>≈</m:t>
+        </m:r>
+      </m:oMath>
+      <w:r>
+        <w:t xml:space="preserve"> </w:t>
+      </w:r>
+      <w:r>
+        <w:t xml:space="preserve">−0.05, 95% CI</w:t>
+      </w:r>
+      <w:r>
+        <w:t xml:space="preserve"> </w:t>
+      </w:r>
+      <m:oMath>
+        <m:r>
+          <m:rPr>
+            <m:sty m:val="p"/>
+          </m:rPr>
+          <m:t>≈</m:t>
+        </m:r>
+      </m:oMath>
+      <w:r>
+        <w:t xml:space="preserve"> </w:t>
+      </w:r>
+      <w:r>
+        <w:t xml:space="preserve">[−0.21, +0.11]. Both CIs include zero, consistent with non-rejection at</w:t>
+      </w:r>
+      <w:r>
+        <w:t xml:space="preserve"> </w:t>
+      </w:r>
+      <m:oMath>
+        <m:r>
+          <m:t>α</m:t>
+        </m:r>
+      </m:oMath>
+      <w:r>
+        <w:t xml:space="preserve"> </w:t>
+      </w:r>
+      <w:r>
+        <w:t xml:space="preserve">= .05. Exact</w:t>
+      </w:r>
+      <w:r>
+        <w:t xml:space="preserve"> </w:t>
+      </w:r>
+      <m:oMath>
+        <m:r>
+          <m:t>Δ</m:t>
+        </m:r>
+      </m:oMath>
+      <m:oMath>
+        <m:r>
+          <m:t>β</m:t>
+        </m:r>
+      </m:oMath>
+      <w:r>
+        <w:t xml:space="preserve"> </w:t>
+      </w:r>
+      <w:r>
+        <w:t xml:space="preserve">and SE values available in replication materials.</w:t>
       </w:r>
     </w:p>
     <w:p>
@@ -5014,7 +7497,32 @@
         <w:pStyle w:val="FirstParagraph"/>
       </w:pPr>
       <w:r>
-        <w:t xml:space="preserve">Table 3 presents the three-way moderation specification (M6) with joint F-tests. The F-tests yield: F1 (cross-wave curvature shift) = 2.24, p = .107 (NOT rejected at α = .05); F2 (capability moderation within-wave) = 3.26, p = .039 (marginal, not surviving Bonferroni correction at α* = .017); F3 (capability-conditioned cross-wave shift) = 0.27, p = .760 (NOT rejected). These results are more consistent with H4b (null capability-curvature moderation) than with H3 and H4a.</w:t>
+        <w:t xml:space="preserve">Table 3 presents the three-way moderation specification (M6) with joint F-tests. The F-tests yield: F1 (cross-wave curvature shift) = 2.24, p = .107 (NOT rejected at</w:t>
+      </w:r>
+      <w:r>
+        <w:t xml:space="preserve"> </w:t>
+      </w:r>
+      <m:oMath>
+        <m:r>
+          <m:t>α</m:t>
+        </m:r>
+      </m:oMath>
+      <w:r>
+        <w:t xml:space="preserve"> </w:t>
+      </w:r>
+      <w:r>
+        <w:t xml:space="preserve">= .05); F2 (capability moderation within-wave) = 3.26, p = .039 (marginal, not surviving Bonferroni correction at</w:t>
+      </w:r>
+      <w:r>
+        <w:t xml:space="preserve"> </w:t>
+      </w:r>
+      <m:oMath>
+        <m:r>
+          <m:t>α</m:t>
+        </m:r>
+      </m:oMath>
+      <w:r>
+        <w:t xml:space="preserve">* = .017); F3 (capability-conditioned cross-wave shift) = 0.27, p = .760 (NOT rejected). These results are more consistent with H4b (null capability-curvature moderation) than with H3 and H4a.</w:t>
       </w:r>
     </w:p>
     <w:p>
@@ -5022,7 +7530,39 @@
         <w:pStyle w:val="BodyText"/>
       </w:pPr>
       <w:r>
-        <w:t xml:space="preserve">However, the direct effects of TCI_full are positive and significant in both waves (β_z = +0.28 in 2012, p &lt; .001; +0.43 in 2024, p &lt; .001), indicating that technological capability is a robust level-shifter of productivity, not a curvature-moderator. Figure 4 summarises the direct-effect pattern.</w:t>
+        <w:t xml:space="preserve">However, the direct effects of</w:t>
+      </w:r>
+      <w:r>
+        <w:t xml:space="preserve"> </w:t>
+      </w:r>
+      <m:oMath>
+        <m:sSub>
+          <m:e>
+            <m:r>
+              <m:rPr>
+                <m:nor/>
+                <m:sty m:val="p"/>
+              </m:rPr>
+              <m:t>TCI</m:t>
+            </m:r>
+          </m:e>
+          <m:sub>
+            <m:r>
+              <m:t>f</m:t>
+            </m:r>
+          </m:sub>
+        </m:sSub>
+      </m:oMath>
+      <w:r>
+        <w:t xml:space="preserve">ull are positive and significant in both waves (</w:t>
+      </w:r>
+      <m:oMath>
+        <m:r>
+          <m:t>β</m:t>
+        </m:r>
+      </m:oMath>
+      <w:r>
+        <w:t xml:space="preserve">_z = +0.28 in 2012, p &lt; .001; +0.43 in 2024, p &lt; .001), indicating that technological capability is a robust level-shifter of productivity, not a curvature-moderator. Figure 4 summarises the direct-effect pattern.</w:t>
       </w:r>
     </w:p>
     <w:p>
@@ -5874,7 +8414,97 @@
         <w:t xml:space="preserve"> </w:t>
       </w:r>
       <w:r>
-        <w:t xml:space="preserve">Direct level‑shift coefficients of technological capability (TCI_full) and digital adoption (DAI_core) by wave for Chinese private firms. Error bars are 95 % HC1-robust confidence intervals. Both TCI_full and DAI_core show positive and significant associations in both waves.</w:t>
+        <w:t xml:space="preserve">Direct level‑shift coefficients of technological capability (</w:t>
+      </w:r>
+      <m:oMath>
+        <m:sSub>
+          <m:e>
+            <m:r>
+              <m:rPr>
+                <m:nor/>
+                <m:sty m:val="p"/>
+              </m:rPr>
+              <m:t>TCI</m:t>
+            </m:r>
+          </m:e>
+          <m:sub>
+            <m:r>
+              <m:t>f</m:t>
+            </m:r>
+          </m:sub>
+        </m:sSub>
+      </m:oMath>
+      <w:r>
+        <w:t xml:space="preserve">ull) and digital adoption (</w:t>
+      </w:r>
+      <m:oMath>
+        <m:sSub>
+          <m:e>
+            <m:r>
+              <m:rPr>
+                <m:nor/>
+                <m:sty m:val="p"/>
+              </m:rPr>
+              <m:t>DAI</m:t>
+            </m:r>
+          </m:e>
+          <m:sub>
+            <m:r>
+              <m:t>c</m:t>
+            </m:r>
+          </m:sub>
+        </m:sSub>
+      </m:oMath>
+      <w:r>
+        <w:t xml:space="preserve">ore) by wave for Chinese private firms. Error bars are 95 % HC1-robust confidence intervals. Both</w:t>
+      </w:r>
+      <w:r>
+        <w:t xml:space="preserve"> </w:t>
+      </w:r>
+      <m:oMath>
+        <m:sSub>
+          <m:e>
+            <m:r>
+              <m:rPr>
+                <m:nor/>
+                <m:sty m:val="p"/>
+              </m:rPr>
+              <m:t>TCI</m:t>
+            </m:r>
+          </m:e>
+          <m:sub>
+            <m:r>
+              <m:t>f</m:t>
+            </m:r>
+          </m:sub>
+        </m:sSub>
+      </m:oMath>
+      <w:r>
+        <w:t xml:space="preserve">ull and</w:t>
+      </w:r>
+      <w:r>
+        <w:t xml:space="preserve"> </w:t>
+      </w:r>
+      <m:oMath>
+        <m:sSub>
+          <m:e>
+            <m:r>
+              <m:rPr>
+                <m:nor/>
+                <m:sty m:val="p"/>
+              </m:rPr>
+              <m:t>DAI</m:t>
+            </m:r>
+          </m:e>
+          <m:sub>
+            <m:r>
+              <m:t>c</m:t>
+            </m:r>
+          </m:sub>
+        </m:sSub>
+      </m:oMath>
+      <w:r>
+        <w:t xml:space="preserve">ore show positive and significant associations in both waves.</w:t>
       </w:r>
     </w:p>
     <w:bookmarkEnd w:id="48"/>
@@ -5891,8 +8521,168 @@
       <w:pPr>
         <w:pStyle w:val="FirstParagraph"/>
       </w:pPr>
-      <w:r>
-        <w:t xml:space="preserve">DAI_core (own-website) is positive and significant in both waves (β_z ≈ +0.10 in 2012, p = .002; +0.12 in 2024, p &lt; .001) when entered as a control in M2. A separate mechanism-exploration model (M7) tests whether DAI_core mediates the TCI_full-to-lnLP relationship via a sequential mediation path (TCI_full to DAI_core to lnLP). Bootstrap indirect-effect estimates (n = 1,000 draws) yield small but positive indirect effects (2012: +0.018, 95 % CI [0.004, 0.039]; 2024: +0.022, 95 % CI [0.007, 0.043]), consistent with a partial-mediation reading. However, because DAI_core is a single-item binary proxy and because the WBES does not allow attribution of causality, this analysis is exploratory and reported as a</w:t>
+      <m:oMath>
+        <m:sSub>
+          <m:e>
+            <m:r>
+              <m:rPr>
+                <m:nor/>
+                <m:sty m:val="p"/>
+              </m:rPr>
+              <m:t>DAI</m:t>
+            </m:r>
+          </m:e>
+          <m:sub>
+            <m:r>
+              <m:t>c</m:t>
+            </m:r>
+          </m:sub>
+        </m:sSub>
+      </m:oMath>
+      <w:r>
+        <w:t xml:space="preserve">ore (own-website) is positive and significant in both waves (</w:t>
+      </w:r>
+      <m:oMath>
+        <m:r>
+          <m:t>β</m:t>
+        </m:r>
+      </m:oMath>
+      <w:r>
+        <w:t xml:space="preserve">_z</w:t>
+      </w:r>
+      <w:r>
+        <w:t xml:space="preserve"> </w:t>
+      </w:r>
+      <m:oMath>
+        <m:r>
+          <m:rPr>
+            <m:sty m:val="p"/>
+          </m:rPr>
+          <m:t>≈</m:t>
+        </m:r>
+      </m:oMath>
+      <w:r>
+        <w:t xml:space="preserve"> </w:t>
+      </w:r>
+      <w:r>
+        <w:t xml:space="preserve">+0.10 in 2012, p = .002; +0.12 in 2024, p &lt; .001) when entered as a control in M2. A separate mechanism-exploration model (M7) tests whether</w:t>
+      </w:r>
+      <w:r>
+        <w:t xml:space="preserve"> </w:t>
+      </w:r>
+      <m:oMath>
+        <m:sSub>
+          <m:e>
+            <m:r>
+              <m:rPr>
+                <m:nor/>
+                <m:sty m:val="p"/>
+              </m:rPr>
+              <m:t>DAI</m:t>
+            </m:r>
+          </m:e>
+          <m:sub>
+            <m:r>
+              <m:t>c</m:t>
+            </m:r>
+          </m:sub>
+        </m:sSub>
+      </m:oMath>
+      <w:r>
+        <w:t xml:space="preserve">ore mediates the</w:t>
+      </w:r>
+      <w:r>
+        <w:t xml:space="preserve"> </w:t>
+      </w:r>
+      <m:oMath>
+        <m:sSub>
+          <m:e>
+            <m:r>
+              <m:rPr>
+                <m:nor/>
+                <m:sty m:val="p"/>
+              </m:rPr>
+              <m:t>TCI</m:t>
+            </m:r>
+          </m:e>
+          <m:sub>
+            <m:r>
+              <m:t>f</m:t>
+            </m:r>
+          </m:sub>
+        </m:sSub>
+      </m:oMath>
+      <w:r>
+        <w:t xml:space="preserve">ull-to-lnLP relationship via a sequential mediation path (</w:t>
+      </w:r>
+      <m:oMath>
+        <m:sSub>
+          <m:e>
+            <m:r>
+              <m:rPr>
+                <m:nor/>
+                <m:sty m:val="p"/>
+              </m:rPr>
+              <m:t>TCI</m:t>
+            </m:r>
+          </m:e>
+          <m:sub>
+            <m:r>
+              <m:t>f</m:t>
+            </m:r>
+          </m:sub>
+        </m:sSub>
+      </m:oMath>
+      <w:r>
+        <w:t xml:space="preserve">ull to</w:t>
+      </w:r>
+      <w:r>
+        <w:t xml:space="preserve"> </w:t>
+      </w:r>
+      <m:oMath>
+        <m:sSub>
+          <m:e>
+            <m:r>
+              <m:rPr>
+                <m:nor/>
+                <m:sty m:val="p"/>
+              </m:rPr>
+              <m:t>DAI</m:t>
+            </m:r>
+          </m:e>
+          <m:sub>
+            <m:r>
+              <m:t>c</m:t>
+            </m:r>
+          </m:sub>
+        </m:sSub>
+      </m:oMath>
+      <w:r>
+        <w:t xml:space="preserve">ore to lnLP). Bootstrap indirect-effect estimates (n = 1,000 draws) yield small but positive indirect effects (2012: +0.018, 95 % CI [0.004, 0.039]; 2024: +0.022, 95 % CI [0.007, 0.043]), consistent with a partial-mediation reading. However, because</w:t>
+      </w:r>
+      <w:r>
+        <w:t xml:space="preserve"> </w:t>
+      </w:r>
+      <m:oMath>
+        <m:sSub>
+          <m:e>
+            <m:r>
+              <m:rPr>
+                <m:nor/>
+                <m:sty m:val="p"/>
+              </m:rPr>
+              <m:t>DAI</m:t>
+            </m:r>
+          </m:e>
+          <m:sub>
+            <m:r>
+              <m:t>c</m:t>
+            </m:r>
+          </m:sub>
+        </m:sSub>
+      </m:oMath>
+      <w:r>
+        <w:t xml:space="preserve">ore is a single-item binary proxy and because the WBES does not allow attribution of causality, this analysis is exploratory and reported as a</w:t>
       </w:r>
       <w:r>
         <w:t xml:space="preserve"> </w:t>
@@ -5938,7 +8728,34 @@
         <w:t xml:space="preserve"> </w:t>
       </w:r>
       <w:r>
-        <w:t xml:space="preserve">Restricting to manufacturing firms (ISIC Rev 3.1 codes 15–38 in 2012; ISIC Rev 4 codes 10–33 in 2024) yields turning points of 48.1 % (2012) and 46.4 % (2024), within the confidence intervals of the full-sample estimates. Paternoster z-tests remain non-significant (FSTS z = +0.61, p = .542; FSTS² z = −0.44, p = .660).</w:t>
+        <w:t xml:space="preserve">Restricting to manufacturing firms (ISIC Rev 3.1 codes 15–38 in 2012; ISIC Rev 4 codes 10–33 in 2024) yields turning points of 48.1 % (2012) and 46.4 % (2024), within the confidence intervals of the full-sample estimates. Paternoster z-tests remain non-significant (FSTS z = +0.61, p = .542;</w:t>
+      </w:r>
+      <w:r>
+        <w:t xml:space="preserve"> </w:t>
+      </w:r>
+      <m:oMath>
+        <m:sSup>
+          <m:e>
+            <m:r>
+              <m:rPr>
+                <m:nor/>
+                <m:sty m:val="p"/>
+              </m:rPr>
+              <m:t>FSTS</m:t>
+            </m:r>
+          </m:e>
+          <m:sup>
+            <m:r>
+              <m:t>2</m:t>
+            </m:r>
+          </m:sup>
+        </m:sSup>
+      </m:oMath>
+      <w:r>
+        <w:t xml:space="preserve"> </w:t>
+      </w:r>
+      <w:r>
+        <w:t xml:space="preserve">z = −0.44, p = .660).</w:t>
       </w:r>
     </w:p>
     <w:p>
@@ -6010,7 +8827,34 @@
         <w:t xml:space="preserve"> </w:t>
       </w:r>
       <w:r>
-        <w:t xml:space="preserve">Adding ISIC 2-digit industry fixed effects (not reported in Table 2 for parsimony) does not alter the main findings; FSTS and FSTS² remain significant with the same sign pattern.</w:t>
+        <w:t xml:space="preserve">Adding ISIC 2-digit industry fixed effects (not reported in Table 2 for parsimony) does not alter the main findings; FSTS and</w:t>
+      </w:r>
+      <w:r>
+        <w:t xml:space="preserve"> </w:t>
+      </w:r>
+      <m:oMath>
+        <m:sSup>
+          <m:e>
+            <m:r>
+              <m:rPr>
+                <m:nor/>
+                <m:sty m:val="p"/>
+              </m:rPr>
+              <m:t>FSTS</m:t>
+            </m:r>
+          </m:e>
+          <m:sup>
+            <m:r>
+              <m:t>2</m:t>
+            </m:r>
+          </m:sup>
+        </m:sSup>
+      </m:oMath>
+      <w:r>
+        <w:t xml:space="preserve"> </w:t>
+      </w:r>
+      <w:r>
+        <w:t xml:space="preserve">remain significant with the same sign pattern.</w:t>
       </w:r>
     </w:p>
     <w:p>
@@ -6113,7 +8957,50 @@
         <w:pStyle w:val="FirstParagraph"/>
       </w:pPr>
       <w:r>
-        <w:t xml:space="preserve">The null moderation finding (F2 = 3.26, p = .039, which does not survive Bonferroni correction at α* = .017, and is consistent with H4b) has a precise interpretation. TCI_full raises the productivity intercept in both waves (β_z = +0.28 in 2012, +0.43 in 2024) but does not shift the turning-point location or change the curvature. This pattern is inconsistent with H3 (rightward turning-point shift for high-capability firms) and marginally consistent with H4a only under a non-Bonferroni threshold (F2 p = .039). The finding recasts the role of technological capability from a curvature-moderator to a</w:t>
+        <w:t xml:space="preserve">The null moderation finding (F2 = 3.26, p = .039, which does not survive Bonferroni correction at</w:t>
+      </w:r>
+      <w:r>
+        <w:t xml:space="preserve"> </w:t>
+      </w:r>
+      <m:oMath>
+        <m:r>
+          <m:t>α</m:t>
+        </m:r>
+      </m:oMath>
+      <w:r>
+        <w:t xml:space="preserve">* = .017, and is consistent with H4b) has a precise interpretation.</w:t>
+      </w:r>
+      <w:r>
+        <w:t xml:space="preserve"> </w:t>
+      </w:r>
+      <m:oMath>
+        <m:sSub>
+          <m:e>
+            <m:r>
+              <m:rPr>
+                <m:nor/>
+                <m:sty m:val="p"/>
+              </m:rPr>
+              <m:t>TCI</m:t>
+            </m:r>
+          </m:e>
+          <m:sub>
+            <m:r>
+              <m:t>f</m:t>
+            </m:r>
+          </m:sub>
+        </m:sSub>
+      </m:oMath>
+      <w:r>
+        <w:t xml:space="preserve">ull raises the productivity intercept in both waves (</w:t>
+      </w:r>
+      <m:oMath>
+        <m:r>
+          <m:t>β</m:t>
+        </m:r>
+      </m:oMath>
+      <w:r>
+        <w:t xml:space="preserve">_z = +0.28 in 2012, +0.43 in 2024) but does not shift the turning-point location or change the curvature. This pattern is inconsistent with H3 (rightward turning-point shift for high-capability firms) and marginally consistent with H4a only under a non-Bonferroni threshold (F2 p = .039). The finding recasts the role of technological capability from a curvature-moderator to a</w:t>
       </w:r>
       <w:r>
         <w:t xml:space="preserve"> </w:t>
@@ -6161,8 +9048,50 @@
       <w:pPr>
         <w:pStyle w:val="FirstParagraph"/>
       </w:pPr>
-      <w:r>
-        <w:t xml:space="preserve">DAI_core (own-website) enters positively and significantly in both waves but does not add explanatory power to the inverted-U curvature beyond TCI_full. The mechanism sketch (Section 4.5) suggests a partial mediation pathway (TCI to DAI to lnLP), but the effect is small and the identification assumptions are not fully met with a single-wave cross-section. The correct interpretation is that digital presence is a complement to productivity rather than a capability construct in this setting. Researchers seeking to operationalise digital capability in future WBES-based work should consider a richer composite (Verhoef et al., 2021; Vial, 2019) once multi-item digital items become available across waves.</w:t>
+      <m:oMath>
+        <m:sSub>
+          <m:e>
+            <m:r>
+              <m:rPr>
+                <m:nor/>
+                <m:sty m:val="p"/>
+              </m:rPr>
+              <m:t>DAI</m:t>
+            </m:r>
+          </m:e>
+          <m:sub>
+            <m:r>
+              <m:t>c</m:t>
+            </m:r>
+          </m:sub>
+        </m:sSub>
+      </m:oMath>
+      <w:r>
+        <w:t xml:space="preserve">ore (own-website) enters positively and significantly in both waves but does not add explanatory power to the inverted-U curvature beyond</w:t>
+      </w:r>
+      <w:r>
+        <w:t xml:space="preserve"> </w:t>
+      </w:r>
+      <m:oMath>
+        <m:sSub>
+          <m:e>
+            <m:r>
+              <m:rPr>
+                <m:nor/>
+                <m:sty m:val="p"/>
+              </m:rPr>
+              <m:t>TCI</m:t>
+            </m:r>
+          </m:e>
+          <m:sub>
+            <m:r>
+              <m:t>f</m:t>
+            </m:r>
+          </m:sub>
+        </m:sSub>
+      </m:oMath>
+      <w:r>
+        <w:t xml:space="preserve">ull. The mechanism sketch (Section 4.5) suggests a partial mediation pathway (TCI to DAI to lnLP), but the effect is small and the identification assumptions are not fully met with a single-wave cross-section. The correct interpretation is that digital presence is a complement to productivity rather than a capability construct in this setting. Researchers seeking to operationalise digital capability in future WBES-based work should consider a richer composite (Verhoef et al., 2021; Vial, 2019) once multi-item digital items become available across waves.</w:t>
       </w:r>
     </w:p>
     <w:bookmarkEnd w:id="54"/>
@@ -6180,7 +9109,55 @@
         <w:pStyle w:val="FirstParagraph"/>
       </w:pPr>
       <w:r>
-        <w:t xml:space="preserve">Four inferential bounds apply. Because WBES data are cross-sectional within each wave and panel matching across 2012 and 2024 is not possible due to WBES anonymisation, the temporal stability analysis cannot be interpreted as within-firm change; it compares population-representative cross-sections, and longitudinal causal claims require matched-panel designs such as those available in some country-specific WBES supplements (Hitt et al., 1997). Labour productivity (log sales/employees) further conflates wage trends and capital deepening, so conclusions about productive efficiency rather than revenue-per-employee ratios remain tentative; the Levinsohn–Petrin TFP robustness check (Section 4.6) partially addresses this concern, though it introduces its own production-function assumptions (Shaver, 2020). A third bound is that the TCI_full composite relies on self-reported WBES items, which introduces common-method bias within each wave; future work could triangulate with administrative patent or certification registry data to validate the composite. The single-item DAI_core binary proxy, finally, cannot support strong conclusions about digital capability as a construct; a multi-item composite (Verhoef et al., 2021) would be needed to test the TCI–DAI mediation pathway rigorously.</w:t>
+        <w:t xml:space="preserve">Four inferential bounds apply. Because WBES data are cross-sectional within each wave and panel matching across 2012 and 2024 is not possible due to WBES anonymisation, the temporal stability analysis cannot be interpreted as within-firm change; it compares population-representative cross-sections, and longitudinal causal claims require matched-panel designs such as those available in some country-specific WBES supplements (Hitt et al., 1997). Labour productivity (log sales/employees) further conflates wage trends and capital deepening, so conclusions about productive efficiency rather than revenue-per-employee ratios remain tentative; the Levinsohn–Petrin TFP robustness check (Section 4.6) partially addresses this concern, though it introduces its own production-function assumptions (Shaver, 2020). A third bound is that the</w:t>
+      </w:r>
+      <w:r>
+        <w:t xml:space="preserve"> </w:t>
+      </w:r>
+      <m:oMath>
+        <m:sSub>
+          <m:e>
+            <m:r>
+              <m:rPr>
+                <m:nor/>
+                <m:sty m:val="p"/>
+              </m:rPr>
+              <m:t>TCI</m:t>
+            </m:r>
+          </m:e>
+          <m:sub>
+            <m:r>
+              <m:t>f</m:t>
+            </m:r>
+          </m:sub>
+        </m:sSub>
+      </m:oMath>
+      <w:r>
+        <w:t xml:space="preserve">ull composite relies on self-reported WBES items, which introduces common-method bias within each wave; future work could triangulate with administrative patent or certification registry data to validate the composite. The single-item</w:t>
+      </w:r>
+      <w:r>
+        <w:t xml:space="preserve"> </w:t>
+      </w:r>
+      <m:oMath>
+        <m:sSub>
+          <m:e>
+            <m:r>
+              <m:rPr>
+                <m:nor/>
+                <m:sty m:val="p"/>
+              </m:rPr>
+              <m:t>DAI</m:t>
+            </m:r>
+          </m:e>
+          <m:sub>
+            <m:r>
+              <m:t>c</m:t>
+            </m:r>
+          </m:sub>
+        </m:sSub>
+      </m:oMath>
+      <w:r>
+        <w:t xml:space="preserve">ore binary proxy, finally, cannot support strong conclusions about digital capability as a construct; a multi-item composite (Verhoef et al., 2021) would be needed to test the TCI–DAI mediation pathway rigorously.</w:t>
       </w:r>
     </w:p>
     <w:bookmarkEnd w:id="55"/>
@@ -6198,7 +9175,31 @@
         <w:pStyle w:val="FirstParagraph"/>
       </w:pPr>
       <w:r>
-        <w:t xml:space="preserve">Several directions emerge from this study. Future work should use WBES panel data (where available for other countries) to test within-firm temporal dynamics of the I–P threshold. The level-shift strengthening of TCI_full between waves also invites investigation of the mechanisms by which technological capability became more productivity-enhancing between 2012 and 2024, while the digital-capability proxy could be enriched using WBES’s emerging e-commerce and platform-sales items (available in some country waves), enabling a more rigorous test of the TCI–DAI mediation pathway. Readers should note that a companion analysis examines a manufacturing-only extraction and GVC-position moderator using the same WBES waves; the present manuscript focuses on the full private-firm frame and threshold stability.</w:t>
+        <w:t xml:space="preserve">Several directions emerge from this study. Future work should use WBES panel data (where available for other countries) to test within-firm temporal dynamics of the I–P threshold. The level-shift strengthening of</w:t>
+      </w:r>
+      <w:r>
+        <w:t xml:space="preserve"> </w:t>
+      </w:r>
+      <m:oMath>
+        <m:sSub>
+          <m:e>
+            <m:r>
+              <m:rPr>
+                <m:nor/>
+                <m:sty m:val="p"/>
+              </m:rPr>
+              <m:t>TCI</m:t>
+            </m:r>
+          </m:e>
+          <m:sub>
+            <m:r>
+              <m:t>f</m:t>
+            </m:r>
+          </m:sub>
+        </m:sSub>
+      </m:oMath>
+      <w:r>
+        <w:t xml:space="preserve">ull between waves also invites investigation of the mechanisms by which technological capability became more productivity-enhancing between 2012 and 2024, while the digital-capability proxy could be enriched using WBES’s emerging e-commerce and platform-sales items (available in some country waves), enabling a more rigorous test of the TCI–DAI mediation pathway. Readers should note that a companion analysis examines a manufacturing-only extraction and GVC-position moderator using the same WBES waves; the present manuscript focuses on the full private-firm frame and threshold stability.</w:t>
       </w:r>
     </w:p>
     <w:p>
@@ -6224,7 +9225,42 @@
         <w:pStyle w:val="FirstParagraph"/>
       </w:pPr>
       <w:r>
-        <w:t xml:space="preserve">This study asked whether the inverted-U I–P relationship in Chinese private firms is structurally durable or wave-specific, and whether technological capability moderates the curvature. Using WBES microdata for China (2012 and 2024), we find that the turning points (49.4 % and 47.2 %) are statistically indistinguishable across waves (Paternoster z-tests: FSTS z = +0.82, p = .412; FSTS² z = −0.61, p = .545), supporting H2b (structural durability). Technological capability is a robust positive level-shifter of productivity (β_z = +0.28 in 2012, +0.43 in 2024; both p &lt; .001) but does not significantly moderate the inverted-U curvature (F2 = 3.26, p = .039, not surviving Bonferroni correction; consistent with H4b), challenging dynamic-capabilities arguments that capability extends the performance-enhancing range of internationalisation. The result recasts the inverted-U threshold from a sample-specific regularity to an enduring structural feature of the Chinese private-firm I–P relationship, with implications for both theory and managerial practice.</w:t>
+        <w:t xml:space="preserve">This study asked whether the inverted-U I–P relationship in Chinese private firms is structurally durable or wave-specific, and whether technological capability moderates the curvature. Using WBES microdata for China (2012 and 2024), we find that the turning points (49.4 % and 47.2 %) are statistically indistinguishable across waves (Paternoster z-tests: FSTS z = +0.82, p = .412;</w:t>
+      </w:r>
+      <w:r>
+        <w:t xml:space="preserve"> </w:t>
+      </w:r>
+      <m:oMath>
+        <m:sSup>
+          <m:e>
+            <m:r>
+              <m:rPr>
+                <m:nor/>
+                <m:sty m:val="p"/>
+              </m:rPr>
+              <m:t>FSTS</m:t>
+            </m:r>
+          </m:e>
+          <m:sup>
+            <m:r>
+              <m:t>2</m:t>
+            </m:r>
+          </m:sup>
+        </m:sSup>
+      </m:oMath>
+      <w:r>
+        <w:t xml:space="preserve"> </w:t>
+      </w:r>
+      <w:r>
+        <w:t xml:space="preserve">z = −0.61, p = .545), supporting H2b (structural durability). Technological capability is a robust positive level-shifter of productivity (</w:t>
+      </w:r>
+      <m:oMath>
+        <m:r>
+          <m:t>β</m:t>
+        </m:r>
+      </m:oMath>
+      <w:r>
+        <w:t xml:space="preserve">_z = +0.28 in 2012, +0.43 in 2024; both p &lt; .001) but does not significantly moderate the inverted-U curvature (F2 = 3.26, p = .039, not surviving Bonferroni correction; consistent with H4b), challenging dynamic-capabilities arguments that capability extends the performance-enhancing range of internationalisation. The result recasts the inverted-U threshold from a sample-specific regularity to an enduring structural feature of the Chinese private-firm I–P relationship, with implications for both theory and managerial practice.</w:t>
       </w:r>
     </w:p>
     <w:p>

--- a/dist/HO_SO_NOP/05_BAI_BAO_EN/p5_china_en.docx
+++ b/dist/HO_SO_NOP/05_BAI_BAO_EN/p5_china_en.docx
@@ -181,7 +181,75 @@
         <w:t xml:space="preserve"> </w:t>
       </w:r>
       <w:r>
-        <w:t xml:space="preserve">Cross-wave Paternoster (1998) z-tests do not reject equality of the linear and squared export-intensity coefficients (FSTS z = +0.82, p = .412; FSTS² z = −0.61, p = .545), and the pooled joint F-test on wave interactions is non-significant (F(2, 3,558) = 2.24, p = .107). Estimated turning points remain in a tight range, 49.4% of sales in 2012, 47.2% in 2024 and 48.8% pooled, with overlapping confidence intervals. Technological capability is robustly productivity-enhancing in both waves (β_z = +0.28 and +0.43; both p &lt; .001), and a website proxy is positive in 2024 and pooled, but neither construct robustly moderates curvature (capability×curvature F = 3.26, p = .039 marginal; three-way capability×wave×curvature F = 0.27, p = .760).</w:t>
+        <w:t xml:space="preserve">Cross-wave Paternoster (1998) z-tests do not reject equality of the linear and squared export-intensity coefficients (FSTS z = +0.82, p = .412;</w:t>
+      </w:r>
+      <w:r>
+        <w:t xml:space="preserve"> </w:t>
+      </w:r>
+      <m:oMath>
+        <m:sSup>
+          <m:e>
+            <m:r>
+              <m:rPr>
+                <m:nor/>
+                <m:sty m:val="p"/>
+              </m:rPr>
+              <m:t>FSTS</m:t>
+            </m:r>
+          </m:e>
+          <m:sup>
+            <m:r>
+              <m:t>2</m:t>
+            </m:r>
+          </m:sup>
+        </m:sSup>
+      </m:oMath>
+      <w:r>
+        <w:t xml:space="preserve"> </w:t>
+      </w:r>
+      <w:r>
+        <w:t xml:space="preserve">z = −0.61, p = .545), and the pooled joint F-test on wave interactions is non-significant (F(2, 3,558) = 2.24, p = .107). Estimated turning points remain in a tight range, 49.4% of sales in 2012, 47.2% in 2024 and 48.8% pooled, with overlapping confidence intervals. Technological capability is robustly productivity-enhancing in both waves (</w:t>
+      </w:r>
+      <m:oMath>
+        <m:r>
+          <m:t>β</m:t>
+        </m:r>
+      </m:oMath>
+      <w:r>
+        <w:t xml:space="preserve">_z = +0.28 and +0.43; both p &lt; .001), and a website proxy is positive in 2024 and pooled, but neither construct robustly moderates curvature (capability</w:t>
+      </w:r>
+      <m:oMath>
+        <m:r>
+          <m:rPr>
+            <m:sty m:val="p"/>
+          </m:rPr>
+          <m:t>×</m:t>
+        </m:r>
+      </m:oMath>
+      <w:r>
+        <w:t xml:space="preserve">curvature F = 3.26, p = .039 marginal; three-way capability</w:t>
+      </w:r>
+      <m:oMath>
+        <m:r>
+          <m:rPr>
+            <m:sty m:val="p"/>
+          </m:rPr>
+          <m:t>×</m:t>
+        </m:r>
+      </m:oMath>
+      <w:r>
+        <w:t xml:space="preserve">wave</w:t>
+      </w:r>
+      <m:oMath>
+        <m:r>
+          <m:rPr>
+            <m:sty m:val="p"/>
+          </m:rPr>
+          <m:t>×</m:t>
+        </m:r>
+      </m:oMath>
+      <w:r>
+        <w:t xml:space="preserve">curvature F = 0.27, p = .760).</w:t>
       </w:r>
     </w:p>
     <w:p>
@@ -365,8 +433,19 @@
         </m:sSup>
       </m:oMath>
       <w:r>
-        <w:t xml:space="preserve">), and the joint F-test on (FSTS ×</w:t>
-      </w:r>
+        <w:t xml:space="preserve">), and the joint F-test on (FSTS</w:t>
+      </w:r>
+      <w:r>
+        <w:t xml:space="preserve"> </w:t>
+      </w:r>
+      <m:oMath>
+        <m:r>
+          <m:rPr>
+            <m:sty m:val="p"/>
+          </m:rPr>
+          <m:t>×</m:t>
+        </m:r>
+      </m:oMath>
       <w:r>
         <w:t xml:space="preserve"> </w:t>
       </w:r>
@@ -428,9 +507,14 @@
       <w:r>
         <w:t xml:space="preserve"> </w:t>
       </w:r>
-      <w:r>
-        <w:t xml:space="preserve">×</w:t>
-      </w:r>
+      <m:oMath>
+        <m:r>
+          <m:rPr>
+            <m:sty m:val="p"/>
+          </m:rPr>
+          <m:t>×</m:t>
+        </m:r>
+      </m:oMath>
       <w:r>
         <w:t xml:space="preserve"> </w:t>
       </w:r>
@@ -506,7 +590,15 @@
         </m:sSub>
       </m:oMath>
       <w:r>
-        <w:t xml:space="preserve">) is positively associated with productivity in both waves (β_z = +0.26 to +0.43, p &lt; .001) and</w:t>
+        <w:t xml:space="preserve">) is positively associated with productivity in both waves (</w:t>
+      </w:r>
+      <m:oMath>
+        <m:r>
+          <m:t>β</m:t>
+        </m:r>
+      </m:oMath>
+      <w:r>
+        <w:t xml:space="preserve">_z = +0.26 to +0.43, p &lt; .001) and</w:t>
       </w:r>
       <w:r>
         <w:t xml:space="preserve"> </w:t>
@@ -595,7 +687,15 @@
         </m:sSub>
       </m:oMath>
       <w:r>
-        <w:t xml:space="preserve">, single-item website-presence proxy) shows modest positive associations with productivity in 2024 and the pooled sample (β_z = +0.07 to +0.06) but is retained as a baseline control rather than a formal hypothesis, given the limited discriminatory power of a single binary website indicator in 2024 China.</w:t>
+        <w:t xml:space="preserve">, single-item website-presence proxy) shows modest positive associations with productivity in 2024 and the pooled sample (</w:t>
+      </w:r>
+      <m:oMath>
+        <m:r>
+          <m:t>β</m:t>
+        </m:r>
+      </m:oMath>
+      <w:r>
+        <w:t xml:space="preserve">_z = +0.07 to +0.06) but is retained as a baseline control rather than a formal hypothesis, given the limited discriminatory power of a single binary website indicator in 2024 China.</w:t>
       </w:r>
     </w:p>
     <w:p>
@@ -691,7 +791,24 @@
         <w:pStyle w:val="BodyText"/>
       </w:pPr>
       <w:r>
-        <w:t xml:space="preserve">China provides a particularly powerful setting for this question. Between 2012 and 2024, the two waves examined here, the Chinese economy underwent extraordinary structural transformation. The post‑2008 trade re‑equilibration was followed by deepening participation in global value chains (Kano, Tsang, &amp; Yeung, 2020), the China–US tariff escalation cycle, the COVID‑19 disruption and supply‑chain re‑routing, the maturation of digital infrastructure and the rapid diffusion of e‑commerce platforms (Hanelt, Bohnsack, Marz, &amp; Antunes Marante, 2021; Vial, 2019), and ongoing reforms to SME credit and trade‑finance institutions. Chinese private firms themselves matured over this period in the WBES sample. Average firm age in the analytic samples rose from 12.6 to 13.9 years, and average labour productivity (log scale) rose from 12.52 to 13.01, a roughly 64 % productivity premium in level terms (exp(0.49) ≈ 1.64). Under conventional internationalization theory, several of these changes should have shifted the inverted‑U turning point: by raising the productive returns to internationalization at the upper tail (capability strengthening), by softening the post‑threshold downturn (improved trade finance), or both. Whether the predicted shift actually materialises is an empirical question that, for China in the post‑GFC, post‑COVID period, has not been directly tested.</w:t>
+        <w:t xml:space="preserve">China provides a particularly powerful setting for this question. Between 2012 and 2024, the two waves examined here, the Chinese economy underwent extraordinary structural transformation. The post‑2008 trade re‑equilibration was followed by deepening participation in global value chains (Kano, Tsang, &amp; Yeung, 2020), the China–US tariff escalation cycle, the COVID‑19 disruption and supply‑chain re‑routing, the maturation of digital infrastructure and the rapid diffusion of e‑commerce platforms (Hanelt, Bohnsack, Marz, &amp; Antunes Marante, 2021; Vial, 2019), and ongoing reforms to SME credit and trade‑finance institutions. Chinese private firms themselves matured over this period in the WBES sample. Average firm age in the analytic samples rose from 12.6 to 13.9 years, and average labour productivity (log scale) rose from 12.52 to 13.01, a roughly 64 % productivity premium in level terms (exp(0.49)</w:t>
+      </w:r>
+      <w:r>
+        <w:t xml:space="preserve"> </w:t>
+      </w:r>
+      <m:oMath>
+        <m:r>
+          <m:rPr>
+            <m:sty m:val="p"/>
+          </m:rPr>
+          <m:t>≈</m:t>
+        </m:r>
+      </m:oMath>
+      <w:r>
+        <w:t xml:space="preserve"> </w:t>
+      </w:r>
+      <w:r>
+        <w:t xml:space="preserve">1.64). Under conventional internationalization theory, several of these changes should have shifted the inverted‑U turning point: by raising the productive returns to internationalization at the upper tail (capability strengthening), by softening the post‑threshold downturn (improved trade finance), or both. Whether the predicted shift actually materialises is an empirical question that, for China in the post‑GFC, post‑COVID period, has not been directly tested.</w:t>
       </w:r>
     </w:p>
     <w:p>
@@ -755,8 +872,19 @@
         <w:pStyle w:val="BodyText"/>
       </w:pPr>
       <w:r>
-        <w:t xml:space="preserve">In the present study, firm internationalization is operationalized as export intensity (the share of foreign sales in total sales). We estimate a baseline quadratic model for each wave and the pooled sample, conduct a Lind &amp; Mehlum (2010) U‑test to verify the inverted‑U formally, and apply a Paternoster, Brame, Mazerolle, and Piquero (1998) z‑test to the linear and squared export‑intensity coefficients to evaluate cross‑wave parameter equality. We complement these wave-by-wave tests with a pooled three-way moderation specification that adds (FSTS ×</w:t>
-      </w:r>
+        <w:t xml:space="preserve">In the present study, firm internationalization is operationalized as export intensity (the share of foreign sales in total sales). We estimate a baseline quadratic model for each wave and the pooled sample, conduct a Lind &amp; Mehlum (2010) U‑test to verify the inverted‑U formally, and apply a Paternoster, Brame, Mazerolle, and Piquero (1998) z‑test to the linear and squared export‑intensity coefficients to evaluate cross‑wave parameter equality. We complement these wave-by-wave tests with a pooled three-way moderation specification that adds (FSTS</w:t>
+      </w:r>
+      <w:r>
+        <w:t xml:space="preserve"> </w:t>
+      </w:r>
+      <m:oMath>
+        <m:r>
+          <m:rPr>
+            <m:sty m:val="p"/>
+          </m:rPr>
+          <m:t>×</m:t>
+        </m:r>
+      </m:oMath>
       <w:r>
         <w:t xml:space="preserve"> </w:t>
       </w:r>
@@ -818,9 +946,14 @@
       <w:r>
         <w:t xml:space="preserve"> </w:t>
       </w:r>
-      <w:r>
-        <w:t xml:space="preserve">×</w:t>
-      </w:r>
+      <m:oMath>
+        <m:r>
+          <m:rPr>
+            <m:sty m:val="p"/>
+          </m:rPr>
+          <m:t>×</m:t>
+        </m:r>
+      </m:oMath>
       <w:r>
         <w:t xml:space="preserve"> </w:t>
       </w:r>
@@ -839,7 +972,24 @@
         </m:sSub>
       </m:oMath>
       <w:r>
-        <w:t xml:space="preserve">), (FSTS × Tech,</w:t>
+        <w:t xml:space="preserve">), (FSTS</w:t>
+      </w:r>
+      <w:r>
+        <w:t xml:space="preserve"> </w:t>
+      </w:r>
+      <m:oMath>
+        <m:r>
+          <m:rPr>
+            <m:sty m:val="p"/>
+          </m:rPr>
+          <m:t>×</m:t>
+        </m:r>
+      </m:oMath>
+      <w:r>
+        <w:t xml:space="preserve"> </w:t>
+      </w:r>
+      <w:r>
+        <w:t xml:space="preserve">Tech,</w:t>
       </w:r>
       <w:r>
         <w:t xml:space="preserve"> </w:t>
@@ -882,9 +1032,31 @@
       <w:r>
         <w:t xml:space="preserve"> </w:t>
       </w:r>
-      <w:r>
-        <w:t xml:space="preserve">× Tech), and (FSTS ×</w:t>
-      </w:r>
+      <m:oMath>
+        <m:r>
+          <m:rPr>
+            <m:sty m:val="p"/>
+          </m:rPr>
+          <m:t>×</m:t>
+        </m:r>
+      </m:oMath>
+      <w:r>
+        <w:t xml:space="preserve"> </w:t>
+      </w:r>
+      <w:r>
+        <w:t xml:space="preserve">Tech), and (FSTS</w:t>
+      </w:r>
+      <w:r>
+        <w:t xml:space="preserve"> </w:t>
+      </w:r>
+      <m:oMath>
+        <m:r>
+          <m:rPr>
+            <m:sty m:val="p"/>
+          </m:rPr>
+          <m:t>×</m:t>
+        </m:r>
+      </m:oMath>
       <w:r>
         <w:t xml:space="preserve"> </w:t>
       </w:r>
@@ -905,8 +1077,19 @@
       <w:r>
         <w:t xml:space="preserve"> </w:t>
       </w:r>
-      <w:r>
-        <w:t xml:space="preserve">× Tech,</w:t>
+      <m:oMath>
+        <m:r>
+          <m:rPr>
+            <m:sty m:val="p"/>
+          </m:rPr>
+          <m:t>×</m:t>
+        </m:r>
+      </m:oMath>
+      <w:r>
+        <w:t xml:space="preserve"> </w:t>
+      </w:r>
+      <w:r>
+        <w:t xml:space="preserve">Tech,</w:t>
       </w:r>
       <w:r>
         <w:t xml:space="preserve"> </w:t>
@@ -949,9 +1132,14 @@
       <w:r>
         <w:t xml:space="preserve"> </w:t>
       </w:r>
-      <w:r>
-        <w:t xml:space="preserve">×</w:t>
-      </w:r>
+      <m:oMath>
+        <m:r>
+          <m:rPr>
+            <m:sty m:val="p"/>
+          </m:rPr>
+          <m:t>×</m:t>
+        </m:r>
+      </m:oMath>
       <w:r>
         <w:t xml:space="preserve"> </w:t>
       </w:r>
@@ -972,8 +1160,19 @@
       <w:r>
         <w:t xml:space="preserve"> </w:t>
       </w:r>
-      <w:r>
-        <w:t xml:space="preserve">× Tech) interactions to evaluate the cross-wave shift, capability moderation, and capability-conditioned dynamic moderation hypotheses respectively. We then conduct a supplementary direct test of the working‑capital interpretation using WBES proxies for liquidity access, financing structure, and access‑to‑finance obstacle, with a 2012‑only robustness extension into receivables exposure (Manova, 2013). Throughout, we adopt the disciplined causal‑language conventions advocated for international‑business research and report associations rather than effects (Antonakis et al., 2010; Shaver, 2020).</w:t>
+      <m:oMath>
+        <m:r>
+          <m:rPr>
+            <m:sty m:val="p"/>
+          </m:rPr>
+          <m:t>×</m:t>
+        </m:r>
+      </m:oMath>
+      <w:r>
+        <w:t xml:space="preserve"> </w:t>
+      </w:r>
+      <w:r>
+        <w:t xml:space="preserve">Tech) interactions to evaluate the cross-wave shift, capability moderation, and capability-conditioned dynamic moderation hypotheses respectively. We then conduct a supplementary direct test of the working‑capital interpretation using WBES proxies for liquidity access, financing structure, and access‑to‑finance obstacle, with a 2012‑only robustness extension into receivables exposure (Manova, 2013). Throughout, we adopt the disciplined causal‑language conventions advocated for international‑business research and report associations rather than effects (Antonakis et al., 2010; Shaver, 2020).</w:t>
       </w:r>
     </w:p>
     <w:p>
@@ -994,7 +1193,51 @@
         <w:t xml:space="preserve">structurally durable against a predicted shift</w:t>
       </w:r>
       <w:r>
-        <w:t xml:space="preserve">: despite multiple plausible mechanisms motivating cross-wave evolution, the data fail to reject equality of the inverted-U coefficients between 2012 and 2024 in both individual Paternoster z-tests and a joint pooled F-test. Three additional null moderation channels (capability×curvature, capability×wave×curvature, working capital×curvature) converge on the same substantive interpretation. A third contribution documents that technological capability operates robustly as a</w:t>
+        <w:t xml:space="preserve">: despite multiple plausible mechanisms motivating cross-wave evolution, the data fail to reject equality of the inverted-U coefficients between 2012 and 2024 in both individual Paternoster z-tests and a joint pooled F-test. Three additional null moderation channels (capability</w:t>
+      </w:r>
+      <m:oMath>
+        <m:r>
+          <m:rPr>
+            <m:sty m:val="p"/>
+          </m:rPr>
+          <m:t>×</m:t>
+        </m:r>
+      </m:oMath>
+      <w:r>
+        <w:t xml:space="preserve">curvature, capability</w:t>
+      </w:r>
+      <m:oMath>
+        <m:r>
+          <m:rPr>
+            <m:sty m:val="p"/>
+          </m:rPr>
+          <m:t>×</m:t>
+        </m:r>
+      </m:oMath>
+      <w:r>
+        <w:t xml:space="preserve">wave</w:t>
+      </w:r>
+      <m:oMath>
+        <m:r>
+          <m:rPr>
+            <m:sty m:val="p"/>
+          </m:rPr>
+          <m:t>×</m:t>
+        </m:r>
+      </m:oMath>
+      <w:r>
+        <w:t xml:space="preserve">curvature, working capital</w:t>
+      </w:r>
+      <m:oMath>
+        <m:r>
+          <m:rPr>
+            <m:sty m:val="p"/>
+          </m:rPr>
+          <m:t>×</m:t>
+        </m:r>
+      </m:oMath>
+      <w:r>
+        <w:t xml:space="preserve">curvature) converge on the same substantive interpretation. A third contribution documents that technological capability operates robustly as a</w:t>
       </w:r>
       <w:r>
         <w:t xml:space="preserve"> </w:t>
@@ -1208,7 +1451,30 @@
         <w:pStyle w:val="BodyText"/>
       </w:pPr>
       <w:r>
-        <w:t xml:space="preserve">The substantive case for shift is reinforced by ongoing institutional change in China’s SME credit and trade-finance market over this period. To the extent that such institutional reforms successfully eased the working-capital binding constraint that the Manova (2013) and Foley and Manova (2015) tradition predicts as the source of the post-threshold downturn, the curvature β₂ on</w:t>
+        <w:t xml:space="preserve">The substantive case for shift is reinforced by ongoing institutional change in China’s SME credit and trade-finance market over this period. To the extent that such institutional reforms successfully eased the working-capital binding constraint that the Manova (2013) and Foley and Manova (2015) tradition predicts as the source of the post-threshold downturn, the curvature</w:t>
+      </w:r>
+      <w:r>
+        <w:t xml:space="preserve"> </w:t>
+      </w:r>
+      <m:oMath>
+        <m:sSub>
+          <m:e>
+            <m:r>
+              <m:t>β</m:t>
+            </m:r>
+          </m:e>
+          <m:sub>
+            <m:r>
+              <m:t>2</m:t>
+            </m:r>
+          </m:sub>
+        </m:sSub>
+      </m:oMath>
+      <w:r>
+        <w:t xml:space="preserve"> </w:t>
+      </w:r>
+      <w:r>
+        <w:t xml:space="preserve">on</w:t>
       </w:r>
       <w:r>
         <w:t xml:space="preserve"> </w:t>
@@ -1377,8 +1643,19 @@
         <w:t xml:space="preserve">evolve over time</w:t>
       </w:r>
       <w:r>
-        <w:t xml:space="preserve">: as Chinese firms accumulate digital and technological resources, the buffering effect of capability on the post-threshold downturn could grow stronger between 2012 and 2024, generating an interaction between firm capability and wave (Author Citation, 2026 — VEFR). This dynamic-moderation prediction is directly testable through the three-way DOI ×</w:t>
-      </w:r>
+        <w:t xml:space="preserve">: as Chinese firms accumulate digital and technological resources, the buffering effect of capability on the post-threshold downturn could grow stronger between 2012 and 2024, generating an interaction between firm capability and wave (Author Citation, 2026 — VEFR). This dynamic-moderation prediction is directly testable through the three-way DOI</w:t>
+      </w:r>
+      <w:r>
+        <w:t xml:space="preserve"> </w:t>
+      </w:r>
+      <m:oMath>
+        <m:r>
+          <m:rPr>
+            <m:sty m:val="p"/>
+          </m:rPr>
+          <m:t>×</m:t>
+        </m:r>
+      </m:oMath>
       <w:r>
         <w:t xml:space="preserve"> </w:t>
       </w:r>
@@ -1399,8 +1676,19 @@
       <w:r>
         <w:t xml:space="preserve"> </w:t>
       </w:r>
-      <w:r>
-        <w:t xml:space="preserve">× Tech specification described in Section 3.5.</w:t>
+      <m:oMath>
+        <m:r>
+          <m:rPr>
+            <m:sty m:val="p"/>
+          </m:rPr>
+          <m:t>×</m:t>
+        </m:r>
+      </m:oMath>
+      <w:r>
+        <w:t xml:space="preserve"> </w:t>
+      </w:r>
+      <w:r>
+        <w:t xml:space="preserve">Tech specification described in Section 3.5.</w:t>
       </w:r>
     </w:p>
     <w:p>
@@ -1885,7 +2173,18 @@
         <w:t xml:space="preserve"> </w:t>
       </w:r>
       <w:r>
-        <w:t xml:space="preserve">dummy explicitly enters the model. Solid arrows mark the primary directional hypotheses (H1 inverted‑U curvature; H2 temporal shift via wave×FSTS interactions; H4a TCI level shift and curvature moderation;</w:t>
+        <w:t xml:space="preserve">dummy explicitly enters the model. Solid arrows mark the primary directional hypotheses (H1 inverted‑U curvature; H2 temporal shift via wave</w:t>
+      </w:r>
+      <m:oMath>
+        <m:r>
+          <m:rPr>
+            <m:sty m:val="p"/>
+          </m:rPr>
+          <m:t>×</m:t>
+        </m:r>
+      </m:oMath>
+      <w:r>
+        <w:t xml:space="preserve">FSTS interactions; H4a TCI level shift and curvature moderation;</w:t>
       </w:r>
       <w:r>
         <w:t xml:space="preserve"> </w:t>
@@ -2729,7 +3028,24 @@
         <w:t xml:space="preserve"> </w:t>
       </w:r>
       <w:r>
-        <w:t xml:space="preserve">The present paper adopts a quadratic (inverted-U) specification rather than the cubic specification reported in the companion manufacturing-SME analysis (Author Citation, 2026 — JFAR). This reflects empirical boundary conditions: the JFAR manufacturing-only sample (ISIC Rev 3.1 codes 15-37, n = 4,290 firm-year observations, mean FSTS ≈ 23.7 %, with approximately 82 % of firms below 50 % export intensity) has sufficient distributional mass in the 47–48 % threshold zone to precisely identify a cubic inflection point. The present full WBES private-firm frame (mean FSTS = 6.9 % / 5.2 % by wave; 15.4 % / 12.6 % of firms reporting any positive FSTS) has substantially less mass at high export intensities, rendering the cubic term statistically imprecise. The quadratic specification captures the empirically relevant range of the bounded-optimum logic without imposing a post-threshold recovery phase that the present data cannot support. Readers cross-referencing the JFAR cubic turning point (47.8 %, 95 % CI [40.9 %, 54.1 %]) with the present paper’s quadratic turning point (48.8 % pooled) should note that the two estimates are directionally consistent, both locate the optimal zone in the 47–49 % band, but are estimated from different sample frames, sectoral compositions, and functional forms.</w:t>
+        <w:t xml:space="preserve">The present paper adopts a quadratic (inverted-U) specification rather than the cubic specification reported in the companion manufacturing-SME analysis (Author Citation, 2026 — JFAR). This reflects empirical boundary conditions: the JFAR manufacturing-only sample (ISIC Rev 3.1 codes 15-37, n = 4,290 firm-year observations, mean FSTS</w:t>
+      </w:r>
+      <w:r>
+        <w:t xml:space="preserve"> </w:t>
+      </w:r>
+      <m:oMath>
+        <m:r>
+          <m:rPr>
+            <m:sty m:val="p"/>
+          </m:rPr>
+          <m:t>≈</m:t>
+        </m:r>
+      </m:oMath>
+      <w:r>
+        <w:t xml:space="preserve"> </w:t>
+      </w:r>
+      <w:r>
+        <w:t xml:space="preserve">23.7 %, with approximately 82 % of firms below 50 % export intensity) has sufficient distributional mass in the 47–48 % threshold zone to precisely identify a cubic inflection point. The present full WBES private-firm frame (mean FSTS = 6.9 % / 5.2 % by wave; 15.4 % / 12.6 % of firms reporting any positive FSTS) has substantially less mass at high export intensities, rendering the cubic term statistically imprecise. The quadratic specification captures the empirically relevant range of the bounded-optimum logic without imposing a post-threshold recovery phase that the present data cannot support. Readers cross-referencing the JFAR cubic turning point (47.8 %, 95 % CI [40.9 %, 54.1 %]) with the present paper’s quadratic turning point (48.8 % pooled) should note that the two estimates are directionally consistent, both locate the optimal zone in the 47–49 % band, but are estimated from different sample frames, sectoral compositions, and functional forms.</w:t>
       </w:r>
     </w:p>
     <w:p>
@@ -2888,7 +3204,24 @@
         </m:d>
       </m:oMath>
       <w:r>
-        <w:t xml:space="preserve">), firm age (survey year minus b5), and a foreign‑ownership dummy (1 if b2b ≥ 10 %). The pooled specification additionally includes a</w:t>
+        <w:t xml:space="preserve">), firm age (survey year minus b5), and a foreign‑ownership dummy (1 if b2b</w:t>
+      </w:r>
+      <w:r>
+        <w:t xml:space="preserve"> </w:t>
+      </w:r>
+      <m:oMath>
+        <m:r>
+          <m:rPr>
+            <m:sty m:val="p"/>
+          </m:rPr>
+          <m:t>≥</m:t>
+        </m:r>
+      </m:oMath>
+      <w:r>
+        <w:t xml:space="preserve"> </w:t>
+      </w:r>
+      <w:r>
+        <w:t xml:space="preserve">10 %). The pooled specification additionally includes a</w:t>
       </w:r>
       <w:r>
         <w:t xml:space="preserve"> </w:t>
@@ -3035,7 +3368,7 @@
         <w:t xml:space="preserve">“</w:t>
       </w:r>
       <w:r>
-        <w:t xml:space="preserve">don’t know</w:t>
+        <w:t xml:space="preserve">do not know</w:t>
       </w:r>
       <w:r>
         <w:t xml:space="preserve">”</w:t>
@@ -3044,7 +3377,22 @@
         <w:t xml:space="preserve"> </w:t>
       </w:r>
       <w:r>
-        <w:t xml:space="preserve">and -7 for refusal in many items; the 2024 release additionally separates -8 for refusal from -9 for don’t know. These codes are treated as missing in the present analysis, restoring methodological alignment with the WBES codebook guidance.</w:t>
+        <w:t xml:space="preserve">and -7 for refusal in many items; the 2024 release additionally separates -8 for refusal from -9 for</w:t>
+      </w:r>
+      <w:r>
+        <w:t xml:space="preserve"> </w:t>
+      </w:r>
+      <w:r>
+        <w:t xml:space="preserve">“</w:t>
+      </w:r>
+      <w:r>
+        <w:t xml:space="preserve">do not know</w:t>
+      </w:r>
+      <w:r>
+        <w:t xml:space="preserve">”</w:t>
+      </w:r>
+      <w:r>
+        <w:t xml:space="preserve">. These codes are treated as missing in the present analysis, restoring methodological alignment with the WBES codebook guidance.</w:t>
       </w:r>
     </w:p>
     <w:bookmarkEnd w:id="33"/>
@@ -3077,8 +3425,38 @@
         <w:t xml:space="preserve"> </w:t>
       </w:r>
       <w:r>
-        <w:t xml:space="preserve">to address the within-firm dependence introduced by the 217 panel observations. Where the inverted‑U is at issue we apply the Lind &amp; Mehlum (2010) U‑test on the [0, 1] range of FSTS, reporting the delta‑method 95 % confidence interval for the turning point (Haans, Pieters, &amp; He, 2016). Cross‑wave coefficient differences are evaluated via the Paternoster et al. (1998) z‑test, z = (β_A − β_B) / √(SE_A² + SE_B²), with two‑sided p‑values from the standard normal distribution; the Paternoster z-test on individual coefficients is complemented by joint F-tests on the two-coefficient (FSTS ×</w:t>
-      </w:r>
+        <w:t xml:space="preserve">to address the within-firm dependence introduced by the 217 panel observations. Where the inverted‑U is at issue we apply the Lind &amp; Mehlum (2010) U‑test on the [0, 1] range of FSTS, reporting the delta‑method 95 % confidence interval for the turning point (Haans, Pieters, &amp; He, 2016). Cross‑wave coefficient differences are evaluated via the Paternoster et al. (1998) z‑test, z = (</w:t>
+      </w:r>
+      <m:oMath>
+        <m:r>
+          <m:t>β</m:t>
+        </m:r>
+      </m:oMath>
+      <w:r>
+        <w:t xml:space="preserve">_A −</w:t>
+      </w:r>
+      <w:r>
+        <w:t xml:space="preserve"> </w:t>
+      </w:r>
+      <m:oMath>
+        <m:r>
+          <m:t>β</m:t>
+        </m:r>
+      </m:oMath>
+      <w:r>
+        <w:t xml:space="preserve">_B) / √(SE_A² + SE_B²), with two‑sided p‑values from the standard normal distribution; the Paternoster z-test on individual coefficients is complemented by joint F-tests on the two-coefficient (FSTS</w:t>
+      </w:r>
+      <w:r>
+        <w:t xml:space="preserve"> </w:t>
+      </w:r>
+      <m:oMath>
+        <m:r>
+          <m:rPr>
+            <m:sty m:val="p"/>
+          </m:rPr>
+          <m:t>×</m:t>
+        </m:r>
+      </m:oMath>
       <w:r>
         <w:t xml:space="preserve"> </w:t>
       </w:r>
@@ -3140,9 +3518,14 @@
       <w:r>
         <w:t xml:space="preserve"> </w:t>
       </w:r>
-      <w:r>
-        <w:t xml:space="preserve">×</w:t>
-      </w:r>
+      <m:oMath>
+        <m:r>
+          <m:rPr>
+            <m:sty m:val="p"/>
+          </m:rPr>
+          <m:t>×</m:t>
+        </m:r>
+      </m:oMath>
       <w:r>
         <w:t xml:space="preserve"> </w:t>
       </w:r>
@@ -3255,7 +3638,10 @@
         <w:t xml:space="preserve"> </w:t>
       </w:r>
       <w:r>
-        <w:t xml:space="preserve">capability indicators (≥3 of the four binary items b8, e6, h1, h8) in addition to the focal-variable set. The 1,000-observation drop (4,559, 3,559) reflects firms that report focal export and productivity items but did not respond to all four capability items; cross-wave-comparable descriptives and the wave-by-wave M2 specifications remain estimated on sample_base.</w:t>
+        <w:t xml:space="preserve">capability indicators ($</w:t>
+      </w:r>
+      <w:r>
+        <w:t xml:space="preserve">$3 of the four binary items b8, e6, h1, h8) in addition to the focal-variable set. The 1,000-observation drop (4,559, 3,559) reflects firms that report focal export and productivity items but did not respond to all four capability items; cross-wave-comparable descriptives and the wave-by-wave M2 specifications remain estimated on sample_base.</w:t>
       </w:r>
     </w:p>
     <w:p>
@@ -6143,7 +6529,21 @@
               <w:t xml:space="preserve"> </w:t>
             </w:r>
             <w:r>
-              <w:t xml:space="preserve">nonmissing (≥ 3 of 4 items)</w:t>
+              <w:t xml:space="preserve">nonmissing (</w:t>
+            </w:r>
+            <m:oMath>
+              <m:r>
+                <m:rPr>
+                  <m:sty m:val="p"/>
+                </m:rPr>
+                <m:t>≥</m:t>
+              </m:r>
+            </m:oMath>
+            <w:r>
+              <w:t xml:space="preserve"> </w:t>
+            </w:r>
+            <w:r>
+              <w:t xml:space="preserve">3 of 4 items)</w:t>
             </w:r>
           </w:p>
         </w:tc>
@@ -6401,7 +6801,24 @@
         <w:t xml:space="preserve"> </w:t>
       </w:r>
       <w:r>
-        <w:t xml:space="preserve">between 2012 (mean 12.52) and 2024 (mean 13.01), corresponding to approximately 64 % higher productivity in level terms (exp(0.49) ≈ 1.64), reflects both within-sector efficiency gains and cross-sector composition shifts in the WBES sampling frame. An informal Oaxaca-Blinder decomposition using ISIC broad-sector shares (manufacturing, services, retail, construction) attributes approximately 70 % of the aggregate</w:t>
+        <w:t xml:space="preserve">between 2012 (mean 12.52) and 2024 (mean 13.01), corresponding to approximately 64 % higher productivity in level terms (exp(0.49)</w:t>
+      </w:r>
+      <w:r>
+        <w:t xml:space="preserve"> </w:t>
+      </w:r>
+      <m:oMath>
+        <m:r>
+          <m:rPr>
+            <m:sty m:val="p"/>
+          </m:rPr>
+          <m:t>≈</m:t>
+        </m:r>
+      </m:oMath>
+      <w:r>
+        <w:t xml:space="preserve"> </w:t>
+      </w:r>
+      <w:r>
+        <w:t xml:space="preserve">1.64), reflects both within-sector efficiency gains and cross-sector composition shifts in the WBES sampling frame. An informal Oaxaca-Blinder decomposition using ISIC broad-sector shares (manufacturing, services, retail, construction) attributes approximately 70 % of the aggregate</w:t>
       </w:r>
       <w:r>
         <w:t xml:space="preserve"> </w:t>
@@ -6458,7 +6875,85 @@
         <w:pStyle w:val="FirstParagraph"/>
       </w:pPr>
       <w:r>
-        <w:t xml:space="preserve">Across both waves and the pooled sample, the data support an inverted U‑shaped relationship between export intensity and labour productivity, supporting H1. Table 2 reports the M2 main threshold model coefficients and standard errors by wave. The linear export‑intensity term is positive in every sample (β = +2.07, p &lt; .001 in 2012; β = +1.50, p = .010 in 2024; β = +1.78, p &lt; .001 pooled), and the squared export‑intensity term is negative in every sample (β = −2.09, p &lt; .001 in 2012; β = −1.59, p = .026 in 2024; β = −1.83, p &lt; .001 pooled). Lind–Mehlum U‑tests confirm the inverted‑U formally in the 2012 and pooled samples (both p &lt; .001) and at conventional significance in the 2024 sample (p = .037).</w:t>
+        <w:t xml:space="preserve">Across both waves and the pooled sample, the data support an inverted U‑shaped relationship between export intensity and labour productivity, supporting H1. Table 2 reports the M2 main threshold model coefficients and standard errors by wave. The linear export‑intensity term is positive in every sample (</w:t>
+      </w:r>
+      <m:oMath>
+        <m:r>
+          <m:t>β</m:t>
+        </m:r>
+      </m:oMath>
+      <w:r>
+        <w:t xml:space="preserve"> </w:t>
+      </w:r>
+      <w:r>
+        <w:t xml:space="preserve">= +2.07, p &lt; .001 in 2012;</w:t>
+      </w:r>
+      <w:r>
+        <w:t xml:space="preserve"> </w:t>
+      </w:r>
+      <m:oMath>
+        <m:r>
+          <m:t>β</m:t>
+        </m:r>
+      </m:oMath>
+      <w:r>
+        <w:t xml:space="preserve"> </w:t>
+      </w:r>
+      <w:r>
+        <w:t xml:space="preserve">= +1.50, p = .010 in 2024;</w:t>
+      </w:r>
+      <w:r>
+        <w:t xml:space="preserve"> </w:t>
+      </w:r>
+      <m:oMath>
+        <m:r>
+          <m:t>β</m:t>
+        </m:r>
+      </m:oMath>
+      <w:r>
+        <w:t xml:space="preserve"> </w:t>
+      </w:r>
+      <w:r>
+        <w:t xml:space="preserve">= +1.78, p &lt; .001 pooled), and the squared export‑intensity term is negative in every sample (</w:t>
+      </w:r>
+      <m:oMath>
+        <m:r>
+          <m:t>β</m:t>
+        </m:r>
+      </m:oMath>
+      <w:r>
+        <w:t xml:space="preserve"> </w:t>
+      </w:r>
+      <w:r>
+        <w:t xml:space="preserve">= −2.09, p &lt; .001 in 2012;</w:t>
+      </w:r>
+      <w:r>
+        <w:t xml:space="preserve"> </w:t>
+      </w:r>
+      <m:oMath>
+        <m:r>
+          <m:t>β</m:t>
+        </m:r>
+      </m:oMath>
+      <w:r>
+        <w:t xml:space="preserve"> </w:t>
+      </w:r>
+      <w:r>
+        <w:t xml:space="preserve">= −1.59, p = .026 in 2024;</w:t>
+      </w:r>
+      <w:r>
+        <w:t xml:space="preserve"> </w:t>
+      </w:r>
+      <m:oMath>
+        <m:r>
+          <m:t>β</m:t>
+        </m:r>
+      </m:oMath>
+      <w:r>
+        <w:t xml:space="preserve"> </w:t>
+      </w:r>
+      <w:r>
+        <w:t xml:space="preserve">= −1.83, p &lt; .001 pooled). Lind–Mehlum U‑tests confirm the inverted‑U formally in the 2012 and pooled samples (both p &lt; .001) and at conventional significance in the 2024 sample (p = .037).</w:t>
       </w:r>
     </w:p>
     <w:p>
@@ -7454,8 +7949,19 @@
         <w:pStyle w:val="FirstParagraph"/>
       </w:pPr>
       <w:r>
-        <w:t xml:space="preserve">H2 predicted that the shape, slope, or location of the inverted U‑shaped relationship should differ between 2012 and 2024, motivated by the substantial structural and policy changes in the Chinese economy over the intervening decade (Section 2.2). To test this prediction we apply two complementary tests: the Paternoster (1998) z‑test on individual coefficients, and a joint F‑test on the full set of (FSTS ×</w:t>
-      </w:r>
+        <w:t xml:space="preserve">H2 predicted that the shape, slope, or location of the inverted U‑shaped relationship should differ between 2012 and 2024, motivated by the substantial structural and policy changes in the Chinese economy over the intervening decade (Section 2.2). To test this prediction we apply two complementary tests: the Paternoster (1998) z‑test on individual coefficients, and a joint F‑test on the full set of (FSTS</w:t>
+      </w:r>
+      <w:r>
+        <w:t xml:space="preserve"> </w:t>
+      </w:r>
+      <m:oMath>
+        <m:r>
+          <m:rPr>
+            <m:sty m:val="p"/>
+          </m:rPr>
+          <m:t>×</m:t>
+        </m:r>
+      </m:oMath>
       <w:r>
         <w:t xml:space="preserve"> </w:t>
       </w:r>
@@ -7517,9 +8023,14 @@
       <w:r>
         <w:t xml:space="preserve"> </w:t>
       </w:r>
-      <w:r>
-        <w:t xml:space="preserve">×</w:t>
-      </w:r>
+      <m:oMath>
+        <m:r>
+          <m:rPr>
+            <m:sty m:val="p"/>
+          </m:rPr>
+          <m:t>×</m:t>
+        </m:r>
+      </m:oMath>
       <w:r>
         <w:t xml:space="preserve"> </w:t>
       </w:r>
@@ -7606,8 +8117,19 @@
         <w:t xml:space="preserve"> </w:t>
       </w:r>
       <w:r>
-        <w:t xml:space="preserve">term, the difference yields z = −0.61, p = .545. The joint F‑test on the (FSTS ×</w:t>
-      </w:r>
+        <w:t xml:space="preserve">term, the difference yields z = −0.61, p = .545. The joint F‑test on the (FSTS</w:t>
+      </w:r>
+      <w:r>
+        <w:t xml:space="preserve"> </w:t>
+      </w:r>
+      <m:oMath>
+        <m:r>
+          <m:rPr>
+            <m:sty m:val="p"/>
+          </m:rPr>
+          <m:t>×</m:t>
+        </m:r>
+      </m:oMath>
       <w:r>
         <w:t xml:space="preserve"> </w:t>
       </w:r>
@@ -7669,9 +8191,14 @@
       <w:r>
         <w:t xml:space="preserve"> </w:t>
       </w:r>
-      <w:r>
-        <w:t xml:space="preserve">×</w:t>
-      </w:r>
+      <m:oMath>
+        <m:r>
+          <m:rPr>
+            <m:sty m:val="p"/>
+          </m:rPr>
+          <m:t>×</m:t>
+        </m:r>
+      </m:oMath>
       <w:r>
         <w:t xml:space="preserve"> </w:t>
       </w:r>
@@ -7927,7 +8454,40 @@
         <w:pStyle w:val="FirstParagraph"/>
       </w:pPr>
       <w:r>
-        <w:t xml:space="preserve">Technological capability is positively and substantively associated with firm performance in both waves and the pooled sample, supporting the level‑shift component of H4a. The within‑wave z‑standardised TCI coefficient is β_z = +0.260 in 2012 (SE = 0.049, p &lt; .001), β_z = +0.426 in 2024 (SE = 0.047, p &lt; .001), and β_z = +0.380 in the pooled sample (SE = 0.035, p &lt; .001). Each one‑standard‑deviation increase in TCI is therefore associated with a 26–43 % change in labour productivity at the geometric‑mean baseline. The Paternoster z‑test on the cross‑wave change in TCI yields z = −2.55, p = .011, indicating a statistically detectable strengthening of the TCI–productivity association between 2012 and 2024, consistent with the absorptive-capacity logic that capability accumulation has compounded into rising productivity dividends as Chinese exporters faced rising international-competition demands. Digital adoption (</w:t>
+        <w:t xml:space="preserve">Technological capability is positively and substantively associated with firm performance in both waves and the pooled sample, supporting the level‑shift component of H4a. The within‑wave z‑standardised TCI coefficient is</w:t>
+      </w:r>
+      <w:r>
+        <w:t xml:space="preserve"> </w:t>
+      </w:r>
+      <m:oMath>
+        <m:r>
+          <m:t>β</m:t>
+        </m:r>
+      </m:oMath>
+      <w:r>
+        <w:t xml:space="preserve">_z = +0.260 in 2012 (SE = 0.049, p &lt; .001),</w:t>
+      </w:r>
+      <w:r>
+        <w:t xml:space="preserve"> </w:t>
+      </w:r>
+      <m:oMath>
+        <m:r>
+          <m:t>β</m:t>
+        </m:r>
+      </m:oMath>
+      <w:r>
+        <w:t xml:space="preserve">_z = +0.426 in 2024 (SE = 0.047, p &lt; .001), and</w:t>
+      </w:r>
+      <w:r>
+        <w:t xml:space="preserve"> </w:t>
+      </w:r>
+      <m:oMath>
+        <m:r>
+          <m:t>β</m:t>
+        </m:r>
+      </m:oMath>
+      <w:r>
+        <w:t xml:space="preserve">_z = +0.380 in the pooled sample (SE = 0.035, p &lt; .001). Each one‑standard‑deviation increase in TCI is therefore associated with a 26–43 % change in labour productivity at the geometric‑mean baseline. The Paternoster z‑test on the cross‑wave change in TCI yields z = −2.55, p = .011, indicating a statistically detectable strengthening of the TCI–productivity association between 2012 and 2024, consistent with the absorptive-capacity logic that capability accumulation has compounded into rising productivity dividends as Chinese exporters faced rising international-competition demands. Digital adoption (</w:t>
       </w:r>
       <m:oMath>
         <m:sSub>
@@ -7963,7 +8523,32 @@
         </m:sSub>
       </m:oMath>
       <w:r>
-        <w:t xml:space="preserve">) is also positively associated with productivity, modestly (β_z = +0.05 to +0.13, p ≤ .03), consistent with its role as a baseline digital-presence control.</w:t>
+        <w:t xml:space="preserve">) is also positively associated with productivity, modestly (</w:t>
+      </w:r>
+      <m:oMath>
+        <m:r>
+          <m:t>β</m:t>
+        </m:r>
+      </m:oMath>
+      <w:r>
+        <w:t xml:space="preserve">_z = +0.05 to +0.13, p</w:t>
+      </w:r>
+      <w:r>
+        <w:t xml:space="preserve"> </w:t>
+      </w:r>
+      <m:oMath>
+        <m:r>
+          <m:rPr>
+            <m:sty m:val="p"/>
+          </m:rPr>
+          <m:t>≤</m:t>
+        </m:r>
+      </m:oMath>
+      <w:r>
+        <w:t xml:space="preserve"> </w:t>
+      </w:r>
+      <w:r>
+        <w:t xml:space="preserve">.03), consistent with its role as a baseline digital-presence control.</w:t>
       </w:r>
     </w:p>
     <w:p>
@@ -7971,8 +8556,47 @@
         <w:pStyle w:val="BodyText"/>
       </w:pPr>
       <w:r>
-        <w:t xml:space="preserve">The curvature‑moderation component of H4a is tested by adding TCI×FSTS and TCI×</w:t>
-      </w:r>
+        <w:t xml:space="preserve">The curvature‑moderation component of H4a is tested by adding</w:t>
+      </w:r>
+      <w:r>
+        <w:t xml:space="preserve"> </w:t>
+      </w:r>
+      <m:oMath>
+        <m:r>
+          <m:rPr>
+            <m:nor/>
+            <m:sty m:val="p"/>
+          </m:rPr>
+          <m:t>TCI</m:t>
+        </m:r>
+        <m:r>
+          <m:rPr>
+            <m:sty m:val="p"/>
+          </m:rPr>
+          <m:t>×</m:t>
+        </m:r>
+        <m:r>
+          <m:rPr>
+            <m:nor/>
+            <m:sty m:val="p"/>
+          </m:rPr>
+          <m:t>FSTS</m:t>
+        </m:r>
+      </m:oMath>
+      <w:r>
+        <w:t xml:space="preserve"> </w:t>
+      </w:r>
+      <w:r>
+        <w:t xml:space="preserve">and TCI</w:t>
+      </w:r>
+      <m:oMath>
+        <m:r>
+          <m:rPr>
+            <m:sty m:val="p"/>
+          </m:rPr>
+          <m:t>×</m:t>
+        </m:r>
+      </m:oMath>
       <m:oMath>
         <m:sSup>
           <m:e>
@@ -8012,8 +8636,41 @@
         <w:t xml:space="preserve"> </w:t>
       </w:r>
       <w:r>
-        <w:t xml:space="preserve">interactions to the pooled three‑way moderation specification (Table 3). The joint F‑test on (TCI×FSTS, TCI×</w:t>
-      </w:r>
+        <w:t xml:space="preserve">interactions to the pooled three‑way moderation specification (Table 3). The joint F‑test on (</w:t>
+      </w:r>
+      <m:oMath>
+        <m:r>
+          <m:rPr>
+            <m:nor/>
+            <m:sty m:val="p"/>
+          </m:rPr>
+          <m:t>TCI</m:t>
+        </m:r>
+        <m:r>
+          <m:rPr>
+            <m:sty m:val="p"/>
+          </m:rPr>
+          <m:t>×</m:t>
+        </m:r>
+        <m:r>
+          <m:rPr>
+            <m:nor/>
+            <m:sty m:val="p"/>
+          </m:rPr>
+          <m:t>FSTS</m:t>
+        </m:r>
+      </m:oMath>
+      <w:r>
+        <w:t xml:space="preserve">, TCI</w:t>
+      </w:r>
+      <m:oMath>
+        <m:r>
+          <m:rPr>
+            <m:sty m:val="p"/>
+          </m:rPr>
+          <m:t>×</m:t>
+        </m:r>
+      </m:oMath>
       <m:oMath>
         <m:sSup>
           <m:e>
@@ -8050,8 +8707,52 @@
         </m:sSup>
       </m:oMath>
       <w:r>
-        <w:t xml:space="preserve">) yields F(2, 3,558) = 3.26, p = .039, marginally significant, but neither individual interaction coefficient is statistically distinguishable from zero (TCI×FSTS β = −0.41, p = .443; TCI×</w:t>
-      </w:r>
+        <w:t xml:space="preserve">) yields F(2, 3,558) = 3.26, p = .039, but neither individual interaction coefficient is statistically distinguishable from zero (</w:t>
+      </w:r>
+      <m:oMath>
+        <m:r>
+          <m:rPr>
+            <m:nor/>
+            <m:sty m:val="p"/>
+          </m:rPr>
+          <m:t>TCI</m:t>
+        </m:r>
+        <m:r>
+          <m:rPr>
+            <m:sty m:val="p"/>
+          </m:rPr>
+          <m:t>×</m:t>
+        </m:r>
+        <m:r>
+          <m:rPr>
+            <m:nor/>
+            <m:sty m:val="p"/>
+          </m:rPr>
+          <m:t>FSTS</m:t>
+        </m:r>
+      </m:oMath>
+      <w:r>
+        <w:t xml:space="preserve"> </w:t>
+      </w:r>
+      <m:oMath>
+        <m:r>
+          <m:t>β</m:t>
+        </m:r>
+      </m:oMath>
+      <w:r>
+        <w:t xml:space="preserve"> </w:t>
+      </w:r>
+      <w:r>
+        <w:t xml:space="preserve">= −0.41, p = .443; TCI</w:t>
+      </w:r>
+      <m:oMath>
+        <m:r>
+          <m:rPr>
+            <m:sty m:val="p"/>
+          </m:rPr>
+          <m:t>×</m:t>
+        </m:r>
+      </m:oMath>
       <m:oMath>
         <m:sSup>
           <m:e>
@@ -8090,8 +8791,47 @@
       <w:r>
         <w:t xml:space="preserve"> </w:t>
       </w:r>
-      <w:r>
-        <w:t xml:space="preserve">β = +0.05, p = .934). Wave-by-wave moderator tests (Online Appendix C) show that no individual TCI or DAI interaction coefficient achieves p &lt; .05 in any wave‑specific specification. DAI×FSTS interactions are tested for completeness but interpreted descriptively given</w:t>
+      <m:oMath>
+        <m:r>
+          <m:t>β</m:t>
+        </m:r>
+      </m:oMath>
+      <w:r>
+        <w:t xml:space="preserve"> </w:t>
+      </w:r>
+      <w:r>
+        <w:t xml:space="preserve">= +0.05, p = .934). Wave-by-wave moderator tests (Online Appendix C) show that no individual TCI or DAI interaction coefficient achieves p &lt; .05 in any wave‑specific specification.</w:t>
+      </w:r>
+      <w:r>
+        <w:t xml:space="preserve"> </w:t>
+      </w:r>
+      <m:oMath>
+        <m:r>
+          <m:rPr>
+            <m:nor/>
+            <m:sty m:val="p"/>
+          </m:rPr>
+          <m:t>DAI</m:t>
+        </m:r>
+        <m:r>
+          <m:rPr>
+            <m:sty m:val="p"/>
+          </m:rPr>
+          <m:t>×</m:t>
+        </m:r>
+        <m:r>
+          <m:rPr>
+            <m:nor/>
+            <m:sty m:val="p"/>
+          </m:rPr>
+          <m:t>FSTS</m:t>
+        </m:r>
+      </m:oMath>
+      <w:r>
+        <w:t xml:space="preserve"> </w:t>
+      </w:r>
+      <w:r>
+        <w:t xml:space="preserve">interactions are tested for completeness but interpreted descriptively given</w:t>
       </w:r>
       <w:r>
         <w:t xml:space="preserve"> </w:t>
@@ -8167,8 +8907,16 @@
         <w:pStyle w:val="BodyText"/>
       </w:pPr>
       <w:r>
-        <w:t xml:space="preserve">The dynamic moderation hypothesis, that capability‑conditioned curvature shifts evolve over time, is tested via the three‑way joint F‑test on (FSTS×</w:t>
-      </w:r>
+        <w:t xml:space="preserve">The dynamic moderation hypothesis, that capability‑conditioned curvature shifts evolve over time, is tested via the three‑way joint F‑test on (FSTS</w:t>
+      </w:r>
+      <m:oMath>
+        <m:r>
+          <m:rPr>
+            <m:sty m:val="p"/>
+          </m:rPr>
+          <m:t>×</m:t>
+        </m:r>
+      </m:oMath>
       <m:oMath>
         <m:sSub>
           <m:e>
@@ -8183,8 +8931,16 @@
           </m:sub>
         </m:sSub>
       </m:oMath>
-      <w:r>
-        <w:t xml:space="preserve">×TCI,</w:t>
+      <m:oMath>
+        <m:r>
+          <m:rPr>
+            <m:sty m:val="p"/>
+          </m:rPr>
+          <m:t>×</m:t>
+        </m:r>
+      </m:oMath>
+      <w:r>
+        <w:t xml:space="preserve">TCI,</w:t>
       </w:r>
       <w:r>
         <w:t xml:space="preserve"> </w:t>
@@ -8224,9 +8980,14 @@
           </m:sup>
         </m:sSup>
       </m:oMath>
-      <w:r>
-        <w:t xml:space="preserve">×</w:t>
-      </w:r>
+      <m:oMath>
+        <m:r>
+          <m:rPr>
+            <m:sty m:val="p"/>
+          </m:rPr>
+          <m:t>×</m:t>
+        </m:r>
+      </m:oMath>
       <m:oMath>
         <m:sSub>
           <m:e>
@@ -8241,8 +9002,16 @@
           </m:sub>
         </m:sSub>
       </m:oMath>
-      <w:r>
-        <w:t xml:space="preserve">×TCI) and yields F(2, 3,558) = 0.27, p = .760, providing</w:t>
+      <m:oMath>
+        <m:r>
+          <m:rPr>
+            <m:sty m:val="p"/>
+          </m:rPr>
+          <m:t>×</m:t>
+        </m:r>
+      </m:oMath>
+      <w:r>
+        <w:t xml:space="preserve">TCI) and yields F(2, 3,558) = 0.27, p = .760, providing</w:t>
       </w:r>
       <w:r>
         <w:t xml:space="preserve"> </w:t>
@@ -8647,9 +9416,14 @@
             <w:r>
               <w:t xml:space="preserve"> </w:t>
             </w:r>
-            <w:r>
-              <w:t xml:space="preserve">×</w:t>
-            </w:r>
+            <m:oMath>
+              <m:r>
+                <m:rPr>
+                  <m:sty m:val="p"/>
+                </m:rPr>
+                <m:t>×</m:t>
+              </m:r>
+            </m:oMath>
             <w:r>
               <w:t xml:space="preserve"> </w:t>
             </w:r>
@@ -8880,8 +9654,19 @@
             <w:r>
               <w:t xml:space="preserve"> </w:t>
             </w:r>
+            <m:oMath>
+              <m:r>
+                <m:rPr>
+                  <m:sty m:val="p"/>
+                </m:rPr>
+                <m:t>×</m:t>
+              </m:r>
+            </m:oMath>
             <w:r>
-              <w:t xml:space="preserve">× Tech</w:t>
+              <w:t xml:space="preserve"> </w:t>
+            </w:r>
+            <w:r>
+              <w:t xml:space="preserve">Tech</w:t>
             </w:r>
           </w:p>
         </w:tc>
@@ -8949,8 +9734,19 @@
             <w:r>
               <w:t xml:space="preserve"> </w:t>
             </w:r>
+            <m:oMath>
+              <m:r>
+                <m:rPr>
+                  <m:sty m:val="p"/>
+                </m:rPr>
+                <m:t>×</m:t>
+              </m:r>
+            </m:oMath>
             <w:r>
-              <w:t xml:space="preserve">× Tech</w:t>
+              <w:t xml:space="preserve"> </w:t>
+            </w:r>
+            <w:r>
+              <w:t xml:space="preserve">Tech</w:t>
             </w:r>
           </w:p>
         </w:tc>
@@ -9033,9 +9829,14 @@
             <w:r>
               <w:t xml:space="preserve"> </w:t>
             </w:r>
-            <w:r>
-              <w:t xml:space="preserve">×</w:t>
-            </w:r>
+            <m:oMath>
+              <m:r>
+                <m:rPr>
+                  <m:sty m:val="p"/>
+                </m:rPr>
+                <m:t>×</m:t>
+              </m:r>
+            </m:oMath>
             <w:r>
               <w:t xml:space="preserve"> </w:t>
             </w:r>
@@ -9056,8 +9857,19 @@
             <w:r>
               <w:t xml:space="preserve"> </w:t>
             </w:r>
+            <m:oMath>
+              <m:r>
+                <m:rPr>
+                  <m:sty m:val="p"/>
+                </m:rPr>
+                <m:t>×</m:t>
+              </m:r>
+            </m:oMath>
             <w:r>
-              <w:t xml:space="preserve">× Tech</w:t>
+              <w:t xml:space="preserve"> </w:t>
+            </w:r>
+            <w:r>
+              <w:t xml:space="preserve">Tech</w:t>
             </w:r>
           </w:p>
         </w:tc>
@@ -9208,9 +10020,14 @@
             <w:r>
               <w:t xml:space="preserve"> </w:t>
             </w:r>
-            <w:r>
-              <w:t xml:space="preserve">×</w:t>
-            </w:r>
+            <m:oMath>
+              <m:r>
+                <m:rPr>
+                  <m:sty m:val="p"/>
+                </m:rPr>
+                <m:t>×</m:t>
+              </m:r>
+            </m:oMath>
             <w:r>
               <w:t xml:space="preserve"> </w:t>
             </w:r>
@@ -9326,8 +10143,19 @@
             <w:r>
               <w:t xml:space="preserve"> </w:t>
             </w:r>
+            <m:oMath>
+              <m:r>
+                <m:rPr>
+                  <m:sty m:val="p"/>
+                </m:rPr>
+                <m:t>×</m:t>
+              </m:r>
+            </m:oMath>
             <w:r>
-              <w:t xml:space="preserve">× Tech) = 0</w:t>
+              <w:t xml:space="preserve"> </w:t>
+            </w:r>
+            <w:r>
+              <w:t xml:space="preserve">Tech) = 0</w:t>
             </w:r>
           </w:p>
         </w:tc>
@@ -9403,8 +10231,19 @@
             <w:r>
               <w:t xml:space="preserve"> </w:t>
             </w:r>
+            <m:oMath>
+              <m:r>
+                <m:rPr>
+                  <m:sty m:val="p"/>
+                </m:rPr>
+                <m:t>×</m:t>
+              </m:r>
+            </m:oMath>
             <w:r>
-              <w:t xml:space="preserve">× Tech,</w:t>
+              <w:t xml:space="preserve"> </w:t>
+            </w:r>
+            <w:r>
+              <w:t xml:space="preserve">Tech,</w:t>
             </w:r>
             <w:r>
               <w:t xml:space="preserve"> </w:t>
@@ -9447,9 +10286,14 @@
             <w:r>
               <w:t xml:space="preserve"> </w:t>
             </w:r>
-            <w:r>
-              <w:t xml:space="preserve">×</w:t>
-            </w:r>
+            <m:oMath>
+              <m:r>
+                <m:rPr>
+                  <m:sty m:val="p"/>
+                </m:rPr>
+                <m:t>×</m:t>
+              </m:r>
+            </m:oMath>
             <w:r>
               <w:t xml:space="preserve"> </w:t>
             </w:r>
@@ -9470,8 +10314,19 @@
             <w:r>
               <w:t xml:space="preserve"> </w:t>
             </w:r>
+            <m:oMath>
+              <m:r>
+                <m:rPr>
+                  <m:sty m:val="p"/>
+                </m:rPr>
+                <m:t>×</m:t>
+              </m:r>
+            </m:oMath>
             <w:r>
-              <w:t xml:space="preserve">× Tech) = 0</w:t>
+              <w:t xml:space="preserve"> </w:t>
+            </w:r>
+            <w:r>
+              <w:t xml:space="preserve">Tech) = 0</w:t>
             </w:r>
           </w:p>
         </w:tc>
@@ -9821,8 +10676,19 @@
         <w:pStyle w:val="BodyText"/>
       </w:pPr>
       <w:r>
-        <w:t xml:space="preserve">In Block A (Liquidity Access), the overdraft ×</w:t>
-      </w:r>
+        <w:t xml:space="preserve">In Block A (Liquidity Access), the overdraft</w:t>
+      </w:r>
+      <w:r>
+        <w:t xml:space="preserve"> </w:t>
+      </w:r>
+      <m:oMath>
+        <m:r>
+          <m:rPr>
+            <m:sty m:val="p"/>
+          </m:rPr>
+          <m:t>×</m:t>
+        </m:r>
+      </m:oMath>
       <w:r>
         <w:t xml:space="preserve"> </w:t>
       </w:r>
@@ -9865,8 +10731,38 @@
         <w:t xml:space="preserve"> </w:t>
       </w:r>
       <w:r>
-        <w:t xml:space="preserve">interaction is marginally positive in 2012 (β = +0.27, p = .050) but marginally negative in 2024 (β = −0.38, p = .081). In Block C (Financing Structure), the trade-credit×</w:t>
-      </w:r>
+        <w:t xml:space="preserve">interaction is marginally positive in 2012 (</w:t>
+      </w:r>
+      <m:oMath>
+        <m:r>
+          <m:t>β</m:t>
+        </m:r>
+      </m:oMath>
+      <w:r>
+        <w:t xml:space="preserve"> </w:t>
+      </w:r>
+      <w:r>
+        <w:t xml:space="preserve">= +0.27, p = .050) but marginally negative in 2024 (</w:t>
+      </w:r>
+      <m:oMath>
+        <m:r>
+          <m:t>β</m:t>
+        </m:r>
+      </m:oMath>
+      <w:r>
+        <w:t xml:space="preserve"> </w:t>
+      </w:r>
+      <w:r>
+        <w:t xml:space="preserve">= −0.38, p = .081). In Block C (Financing Structure), the trade-credit</w:t>
+      </w:r>
+      <m:oMath>
+        <m:r>
+          <m:rPr>
+            <m:sty m:val="p"/>
+          </m:rPr>
+          <m:t>×</m:t>
+        </m:r>
+      </m:oMath>
       <m:oMath>
         <m:sSup>
           <m:e>
@@ -9906,8 +10802,27 @@
         <w:t xml:space="preserve"> </w:t>
       </w:r>
       <w:r>
-        <w:t xml:space="preserve">interaction is significantly negative in 2012 (β = −0.017, p = .009) but null in 2024 (p = .660). In Block D (Access‑to‑Finance Obstacle), the obstacle×</w:t>
-      </w:r>
+        <w:t xml:space="preserve">interaction is significantly negative in 2012 (</w:t>
+      </w:r>
+      <m:oMath>
+        <m:r>
+          <m:t>β</m:t>
+        </m:r>
+      </m:oMath>
+      <w:r>
+        <w:t xml:space="preserve"> </w:t>
+      </w:r>
+      <w:r>
+        <w:t xml:space="preserve">= −0.017, p = .009) but null in 2024 (p = .660). In Block D (Access‑to‑Finance Obstacle), the obstacle</w:t>
+      </w:r>
+      <m:oMath>
+        <m:r>
+          <m:rPr>
+            <m:sty m:val="p"/>
+          </m:rPr>
+          <m:t>×</m:t>
+        </m:r>
+      </m:oMath>
       <m:oMath>
         <m:sSup>
           <m:e>
@@ -9947,7 +10862,18 @@
         <w:t xml:space="preserve"> </w:t>
       </w:r>
       <w:r>
-        <w:t xml:space="preserve">interaction is unexpectedly large and positive in 2024 (β = +1.64, p = .001) but null in 2012, reading this as a small‑cell anomaly rather than evidence of mechanism. The 2012‑only Block B receivables-exposure extension yields null interactions for both k1c and k2c. Across all blocks, the working-capital mechanism is</w:t>
+        <w:t xml:space="preserve">interaction is unexpectedly large and positive in 2024 (</w:t>
+      </w:r>
+      <m:oMath>
+        <m:r>
+          <m:t>β</m:t>
+        </m:r>
+      </m:oMath>
+      <w:r>
+        <w:t xml:space="preserve"> </w:t>
+      </w:r>
+      <w:r>
+        <w:t xml:space="preserve">= +1.64, p = .001) but null in 2012, reading this as a small‑cell anomaly rather than evidence of mechanism. The 2012‑only Block B receivables-exposure extension yields null interactions for both k1c and k2c. Across all blocks, the working-capital mechanism is</w:t>
       </w:r>
       <w:r>
         <w:t xml:space="preserve"> </w:t>
@@ -9999,8 +10925,16 @@
         <w:pStyle w:val="FirstParagraph"/>
       </w:pPr>
       <w:r>
-        <w:t xml:space="preserve">Three independent moderation tests converge on the same substantive conclusion: the inverted-U curvature is structurally fixed and is not meaningfully contingent on the digital, gender, or managerial-tenure characteristics of the firm, consistent with, but not confirming, a working-capital-trap mechanism (Manova, 2013; Foley &amp; Manova, 2015) as a theoretically coherent but empirically inconclusive candidate explanation; the sign-reversal of the overdraft×</w:t>
-      </w:r>
+        <w:t xml:space="preserve">Three independent moderation tests converge on the same substantive conclusion: the inverted-U curvature is structurally fixed and is not meaningfully contingent on the digital, gender, or managerial-tenure characteristics of the firm, consistent with, but not confirming, a working-capital-trap mechanism (Manova, 2013; Foley &amp; Manova, 2015) as a theoretically coherent but empirically inconclusive candidate explanation; the sign-reversal of the overdraft</w:t>
+      </w:r>
+      <m:oMath>
+        <m:r>
+          <m:rPr>
+            <m:sty m:val="p"/>
+          </m:rPr>
+          <m:t>×</m:t>
+        </m:r>
+      </m:oMath>
       <m:oMath>
         <m:sSup>
           <m:e>
@@ -10040,7 +10974,35 @@
         <w:t xml:space="preserve"> </w:t>
       </w:r>
       <w:r>
-        <w:t xml:space="preserve">interaction across waves (Block A: β = +0.27 in 2012, β = −0.38 in 2024) and the null trade-credit interaction in 2024 (Block C: p = .660) prevent this channel from being identified as the primary source of the post-threshold downturn in the present data. Direct identification of the working-capital mechanism requires financial microdata, such as cash-conversion cycle duration, days-receivable-outstanding, and trade-finance pricing, not currently available in the WBES China instrument.</w:t>
+        <w:t xml:space="preserve">interaction across waves (Block A:</w:t>
+      </w:r>
+      <w:r>
+        <w:t xml:space="preserve"> </w:t>
+      </w:r>
+      <m:oMath>
+        <m:r>
+          <m:t>β</m:t>
+        </m:r>
+      </m:oMath>
+      <w:r>
+        <w:t xml:space="preserve"> </w:t>
+      </w:r>
+      <w:r>
+        <w:t xml:space="preserve">= +0.27 in 2012,</w:t>
+      </w:r>
+      <w:r>
+        <w:t xml:space="preserve"> </w:t>
+      </w:r>
+      <m:oMath>
+        <m:r>
+          <m:t>β</m:t>
+        </m:r>
+      </m:oMath>
+      <w:r>
+        <w:t xml:space="preserve"> </w:t>
+      </w:r>
+      <w:r>
+        <w:t xml:space="preserve">= −0.38 in 2024) and the null trade-credit interaction in 2024 (Block C: p = .660) prevent this channel from being identified as the primary source of the post-threshold downturn in the present data. Direct identification of the working-capital mechanism requires financial microdata, such as cash-conversion cycle duration, days-receivable-outstanding, and trade-finance pricing, not currently available in the WBES China instrument.</w:t>
       </w:r>
     </w:p>
     <w:p>
@@ -10134,7 +11096,74 @@
         <w:t xml:space="preserve"> </w:t>
       </w:r>
       <w:r>
-        <w:t xml:space="preserve">(Tier 1 website presence) is positively associated with productivity as a direct level-shift term (β_z = +0.05 to +0.13, p ≤ .03 across waves and pooled), but the DAI×FSTS curvature-moderation tests return null results in all specifications, consistent with digital presence operating as a productivity floor-raiser rather than a threshold-shifter. This is directionally confirmed in the companion manufacturing-SME analysis (Author Citation, 2026 — JFAR), where the DDC×FSTS curvature F-test yields p = 0.89, reinforcing the level-shift interpretation across different sample frames and operational definitions of digital adoption.</w:t>
+        <w:t xml:space="preserve">(Tier 1 website presence) is positively associated with productivity as a direct level-shift term (</w:t>
+      </w:r>
+      <m:oMath>
+        <m:r>
+          <m:t>β</m:t>
+        </m:r>
+      </m:oMath>
+      <w:r>
+        <w:t xml:space="preserve">_z = +0.05 to +0.13, p</w:t>
+      </w:r>
+      <w:r>
+        <w:t xml:space="preserve"> </w:t>
+      </w:r>
+      <m:oMath>
+        <m:r>
+          <m:rPr>
+            <m:sty m:val="p"/>
+          </m:rPr>
+          <m:t>≤</m:t>
+        </m:r>
+      </m:oMath>
+      <w:r>
+        <w:t xml:space="preserve"> </w:t>
+      </w:r>
+      <w:r>
+        <w:t xml:space="preserve">.03 across waves and pooled), but the</w:t>
+      </w:r>
+      <w:r>
+        <w:t xml:space="preserve"> </w:t>
+      </w:r>
+      <m:oMath>
+        <m:r>
+          <m:rPr>
+            <m:nor/>
+            <m:sty m:val="p"/>
+          </m:rPr>
+          <m:t>DAI</m:t>
+        </m:r>
+        <m:r>
+          <m:rPr>
+            <m:sty m:val="p"/>
+          </m:rPr>
+          <m:t>×</m:t>
+        </m:r>
+        <m:r>
+          <m:rPr>
+            <m:nor/>
+            <m:sty m:val="p"/>
+          </m:rPr>
+          <m:t>FSTS</m:t>
+        </m:r>
+      </m:oMath>
+      <w:r>
+        <w:t xml:space="preserve"> </w:t>
+      </w:r>
+      <w:r>
+        <w:t xml:space="preserve">curvature-moderation tests return null results in all specifications, consistent with digital presence operating as a productivity floor-raiser rather than a threshold-shifter. This is directionally confirmed in the companion manufacturing-SME analysis (Author Citation, 2026 — JFAR), where the DDC</w:t>
+      </w:r>
+      <m:oMath>
+        <m:r>
+          <m:rPr>
+            <m:sty m:val="p"/>
+          </m:rPr>
+          <m:t>×</m:t>
+        </m:r>
+      </m:oMath>
+      <w:r>
+        <w:t xml:space="preserve">FSTS curvature F-test yields p = 0.89, reinforcing the level-shift interpretation across different sample frames and operational definitions of digital adoption.</w:t>
       </w:r>
     </w:p>
     <w:p>
@@ -10202,7 +11231,38 @@
         <w:t xml:space="preserve"> </w:t>
       </w:r>
       <w:r>
-        <w:t xml:space="preserve">Companion evidence from the manufacturing-only analysis (Author Citation, 2026 — JFAR) reports that female manager presence does not moderate the I–P curvature (female manager × FSTS β = 0.003, p = 0.892), indicating that the inverted-U threshold is structurally invariant to the gender composition of firm leadership. This null is an informative positive finding: it rules out gender-linked managerial risk preferences and coordination styles as explanations for why the threshold location is where it is.</w:t>
+        <w:t xml:space="preserve">Companion evidence from the manufacturing-only analysis (Author Citation, 2026 — JFAR) reports that female manager presence does not moderate the I–P curvature (female manager</w:t>
+      </w:r>
+      <w:r>
+        <w:t xml:space="preserve"> </w:t>
+      </w:r>
+      <m:oMath>
+        <m:r>
+          <m:rPr>
+            <m:sty m:val="p"/>
+          </m:rPr>
+          <m:t>×</m:t>
+        </m:r>
+      </m:oMath>
+      <w:r>
+        <w:t xml:space="preserve"> </w:t>
+      </w:r>
+      <w:r>
+        <w:t xml:space="preserve">FSTS</w:t>
+      </w:r>
+      <w:r>
+        <w:t xml:space="preserve"> </w:t>
+      </w:r>
+      <m:oMath>
+        <m:r>
+          <m:t>β</m:t>
+        </m:r>
+      </m:oMath>
+      <w:r>
+        <w:t xml:space="preserve"> </w:t>
+      </w:r>
+      <w:r>
+        <w:t xml:space="preserve">= 0.003, p = 0.892), indicating that the inverted-U threshold is structurally invariant to the gender composition of firm leadership. This null is an informative positive finding: it rules out gender-linked managerial risk preferences and coordination styles as explanations for why the threshold location is where it is.</w:t>
       </w:r>
     </w:p>
     <w:p>
@@ -10220,7 +11280,18 @@
         <w:t xml:space="preserve"> </w:t>
       </w:r>
       <w:r>
-        <w:t xml:space="preserve">Manager experience is positively associated with productivity as a direct term (β = 0.015, p = 0.005 in the companion analysis), but does not moderate the curvature of the I–P relationship, again consistent with the level-shift rather than the slope-change interpretation. Experienced managers raise the firm’s overall productivity but do not alter the structural constraint that bounds the productivity returns of high export intensity.</w:t>
+        <w:t xml:space="preserve">Manager experience is positively associated with productivity as a direct term (</w:t>
+      </w:r>
+      <m:oMath>
+        <m:r>
+          <m:t>β</m:t>
+        </m:r>
+      </m:oMath>
+      <w:r>
+        <w:t xml:space="preserve"> </w:t>
+      </w:r>
+      <w:r>
+        <w:t xml:space="preserve">= 0.015, p = 0.005 in the companion analysis), but does not moderate the curvature of the I–P relationship, again consistent with the level-shift rather than the slope-change interpretation. Experienced managers raise the firm’s overall productivity but do not alter the structural constraint that bounds the productivity returns of high export intensity.</w:t>
       </w:r>
     </w:p>
     <w:p>
@@ -10487,7 +11558,24 @@
         <w:t xml:space="preserve"> </w:t>
       </w:r>
       <w:r>
-        <w:t xml:space="preserve">The 217 firms observed in both the 2012 and 2024 waves provide a limited within-firm panel (N = 434 firm-wave observations before the focal-variable filter; approximately N ≈ 186 complete-case observations after applying the sample_full TCI non-missing requirement). A within-firm fixed-effects re-estimation on this panel-only subsample yields a turning-point estimate in the 47–49 % range, consistent with the main cross-sectional pooled estimate of 48.8 %, indicating that the inverted-U threshold is not an artefact of cross-sectional composition differences or selection patterns between the two waves. Power is naturally reduced in this small subsample and the delta-method CI is wide; we treat this as a directional plausibility check rather than a primary identification strategy. The cluster-robust OLS on the full pooled sample (with idstd clustering to account for within-firm dependence) remains the preferred specification.</w:t>
+        <w:t xml:space="preserve">The 217 firms observed in both the 2012 and 2024 waves provide a limited within-firm panel (N = 434 firm-wave observations before the focal-variable filter; approximately N</w:t>
+      </w:r>
+      <w:r>
+        <w:t xml:space="preserve"> </w:t>
+      </w:r>
+      <m:oMath>
+        <m:r>
+          <m:rPr>
+            <m:sty m:val="p"/>
+          </m:rPr>
+          <m:t>≈</m:t>
+        </m:r>
+      </m:oMath>
+      <w:r>
+        <w:t xml:space="preserve"> </w:t>
+      </w:r>
+      <w:r>
+        <w:t xml:space="preserve">186 complete-case observations after applying the sample_full TCI non-missing requirement). A within-firm fixed-effects re-estimation on this panel-only subsample yields a turning-point estimate in the 47–49 % range, consistent with the main cross-sectional pooled estimate of 48.8 %, indicating that the inverted-U threshold is not an artefact of cross-sectional composition differences or selection patterns between the two waves. Power is naturally reduced in this small subsample and the delta-method CI is wide; we treat this as a directional plausibility check rather than a primary identification strategy. The cluster-robust OLS on the full pooled sample (with idstd clustering to account for within-firm dependence) remains the preferred specification.</w:t>
       </w:r>
     </w:p>
     <w:p>
@@ -10595,7 +11683,71 @@
         <w:pStyle w:val="BodyText"/>
       </w:pPr>
       <w:r>
-        <w:t xml:space="preserve">The capability-conditioned moderation results converge on the same durability conclusion. We hypothesised in H4a/H4b that technological capability and digital adoption should moderate the curvature of the inverted-U, potentially via the absorptive-capacity logic of Lall (1992) and Cohen and Levinthal (1990). The data partially support a level-shift role. TCI is associated with substantially higher productivity (β_z = +0.26 to +0.43, p &lt; .001 in every wave) and DAI shows modest positive level shifts (β_z = +0.05 to +0.13, p ≤ .03 across waves and pooled). But the curvature-moderation evidence is weak: the joint F-test on TCI×FSTS interactions yields p = .039 (marginal), individual interaction coefficients are not statistically distinguishable from zero, and wave-specific moderation tests fail to support either H4a or H4b in any wave. The dynamic three-way moderation hypothesis (capability-conditioned shift over time) returns F(2, 3,558) = 0.27, p = .760, clearly not supported.</w:t>
+        <w:t xml:space="preserve">The capability-conditioned moderation results converge on the same durability conclusion. We hypothesised in H4a/H4b that technological capability and digital adoption should moderate the curvature of the inverted-U, potentially via the absorptive-capacity logic of Lall (1992) and Cohen and Levinthal (1990). The data partially support a level-shift role. TCI is associated with substantially higher productivity (</w:t>
+      </w:r>
+      <m:oMath>
+        <m:r>
+          <m:t>β</m:t>
+        </m:r>
+      </m:oMath>
+      <w:r>
+        <w:t xml:space="preserve">_z = +0.26 to +0.43, p &lt; .001 in every wave) and DAI shows modest positive level shifts (</w:t>
+      </w:r>
+      <m:oMath>
+        <m:r>
+          <m:t>β</m:t>
+        </m:r>
+      </m:oMath>
+      <w:r>
+        <w:t xml:space="preserve">_z = +0.05 to +0.13, p</w:t>
+      </w:r>
+      <w:r>
+        <w:t xml:space="preserve"> </w:t>
+      </w:r>
+      <m:oMath>
+        <m:r>
+          <m:rPr>
+            <m:sty m:val="p"/>
+          </m:rPr>
+          <m:t>≤</m:t>
+        </m:r>
+      </m:oMath>
+      <w:r>
+        <w:t xml:space="preserve"> </w:t>
+      </w:r>
+      <w:r>
+        <w:t xml:space="preserve">.03 across waves and pooled). But the curvature-moderation evidence is weak: the joint F-test on</w:t>
+      </w:r>
+      <w:r>
+        <w:t xml:space="preserve"> </w:t>
+      </w:r>
+      <m:oMath>
+        <m:r>
+          <m:rPr>
+            <m:nor/>
+            <m:sty m:val="p"/>
+          </m:rPr>
+          <m:t>TCI</m:t>
+        </m:r>
+        <m:r>
+          <m:rPr>
+            <m:sty m:val="p"/>
+          </m:rPr>
+          <m:t>×</m:t>
+        </m:r>
+        <m:r>
+          <m:rPr>
+            <m:nor/>
+            <m:sty m:val="p"/>
+          </m:rPr>
+          <m:t>FSTS</m:t>
+        </m:r>
+      </m:oMath>
+      <w:r>
+        <w:t xml:space="preserve"> </w:t>
+      </w:r>
+      <w:r>
+        <w:t xml:space="preserve">interactions yields p = .039 (marginal), individual interaction coefficients are not statistically distinguishable from zero, and wave-specific moderation tests fail to support either H4a or H4b in any wave. The dynamic three-way moderation hypothesis (capability-conditioned shift over time) returns F(2, 3,558) = 0.27, p = .760, clearly not supported.</w:t>
       </w:r>
     </w:p>
     <w:p>
@@ -10603,8 +11755,16 @@
         <w:pStyle w:val="BodyText"/>
       </w:pPr>
       <w:r>
-        <w:t xml:space="preserve">The supplementary working-capital analyses (Section 5.2) tell the same story. Despite multiple plausible directional priors (Manova, 2013; Foley and Manova, 2015), the cross-wave moderation evidence fragments across proxies and waves. Some coefficients move in theoretically plausible directions, most notably the trade-credit×</w:t>
-      </w:r>
+        <w:t xml:space="preserve">The supplementary working-capital analyses (Section 5.2) tell the same story. Despite multiple plausible directional priors (Manova, 2013; Foley and Manova, 2015), the cross-wave moderation evidence fragments across proxies and waves. Some coefficients move in theoretically plausible directions, most notably the trade-credit</w:t>
+      </w:r>
+      <m:oMath>
+        <m:r>
+          <m:rPr>
+            <m:sty m:val="p"/>
+          </m:rPr>
+          <m:t>×</m:t>
+        </m:r>
+      </m:oMath>
       <m:oMath>
         <m:sSup>
           <m:e>
@@ -10644,7 +11804,18 @@
         <w:t xml:space="preserve"> </w:t>
       </w:r>
       <w:r>
-        <w:t xml:space="preserve">interaction in 2012 (β = −0.017, p = .009), but the broader pattern is too inconsistent across blocks and waves to support a stronger inference. This study therefore retains the working-capital interpretation as a theoretically grounded explanation rather than as a directly established empirical channel, and identifies the integration of richer financial microdata (cash-conversion cycle, days-receivable-outstanding, trade-finance pricing) as a priority for future research.</w:t>
+        <w:t xml:space="preserve">interaction in 2012 (</w:t>
+      </w:r>
+      <m:oMath>
+        <m:r>
+          <m:t>β</m:t>
+        </m:r>
+      </m:oMath>
+      <w:r>
+        <w:t xml:space="preserve"> </w:t>
+      </w:r>
+      <w:r>
+        <w:t xml:space="preserve">= −0.017, p = .009), but the broader pattern is too inconsistent across blocks and waves to support a stronger inference. This study therefore retains the working-capital interpretation as a theoretically grounded explanation rather than as a directly established empirical channel, and identifies the integration of richer financial microdata (cash-conversion cycle, days-receivable-outstanding, trade-finance pricing) as a priority for future research.</w:t>
       </w:r>
     </w:p>
     <w:p>
@@ -10668,7 +11839,38 @@
         <w:t xml:space="preserve"> </w:t>
       </w:r>
       <w:r>
-        <w:t xml:space="preserve">This is a stronger empirical claim than the standard inverted-U literature delivers. It also speaks directly to the heterogeneity question raised in the broader internationalization-performance meta-analytic literature (Author Citation, 2025, ICBEF; Bausch &amp; Krist, 2007; Kirca et al., 2012; Marano et al., 2016; Schwens et al., 2018): the very large between-study heterogeneity (I² ≈ 88 %) reported in those reviews may reflect cross-country institutional variation rather than within-country temporal change. By holding country fixed and testing the temporal dimension, this study isolates the latter and finds it small, consistent with an interpretation in which institutional context (Filatotchev, Wei, Sarala, Dick, &amp; Prescott, 2020) drives more of the observed effect-size dispersion than within-country evolution does.</w:t>
+        <w:t xml:space="preserve">This is a stronger empirical claim than the standard inverted-U literature delivers. It also speaks directly to the heterogeneity question raised in the broader internationalization-performance meta-analytic literature (Author Citation, 2025, ICBEF; Bausch &amp; Krist, 2007; Kirca et al., 2012; Marano et al., 2016; Schwens et al., 2018): the very large between-study heterogeneity (</w:t>
+      </w:r>
+      <m:oMath>
+        <m:sSup>
+          <m:e>
+            <m:r>
+              <m:t>I</m:t>
+            </m:r>
+          </m:e>
+          <m:sup>
+            <m:r>
+              <m:t>2</m:t>
+            </m:r>
+          </m:sup>
+        </m:sSup>
+      </m:oMath>
+      <w:r>
+        <w:t xml:space="preserve"> </w:t>
+      </w:r>
+      <m:oMath>
+        <m:r>
+          <m:rPr>
+            <m:sty m:val="p"/>
+          </m:rPr>
+          <m:t>≈</m:t>
+        </m:r>
+      </m:oMath>
+      <w:r>
+        <w:t xml:space="preserve"> </w:t>
+      </w:r>
+      <w:r>
+        <w:t xml:space="preserve">88 %) reported in those reviews may reflect cross-country institutional variation rather than within-country temporal change. By holding country fixed and testing the temporal dimension, this study isolates the latter and finds it small, consistent with an interpretation in which institutional context (Filatotchev, Wei, Sarala, Dick, &amp; Prescott, 2020) drives more of the observed effect-size dispersion than within-country evolution does.</w:t>
       </w:r>
     </w:p>
     <w:bookmarkEnd w:id="57"/>
@@ -11345,8 +12547,19 @@
         <w:t xml:space="preserve">capability-conditioned dynamic moderation</w:t>
       </w:r>
       <w:r>
-        <w:t xml:space="preserve">: while the three-way DOI ×</w:t>
-      </w:r>
+        <w:t xml:space="preserve">: while the three-way DOI</w:t>
+      </w:r>
+      <w:r>
+        <w:t xml:space="preserve"> </w:t>
+      </w:r>
+      <m:oMath>
+        <m:r>
+          <m:rPr>
+            <m:sty m:val="p"/>
+          </m:rPr>
+          <m:t>×</m:t>
+        </m:r>
+      </m:oMath>
       <w:r>
         <w:t xml:space="preserve"> </w:t>
       </w:r>
@@ -11367,8 +12580,19 @@
       <w:r>
         <w:t xml:space="preserve"> </w:t>
       </w:r>
-      <w:r>
-        <w:t xml:space="preserve">× Tech specification is reported (Section 4.4 and Appendix C), the joint F-test is not significant (F(2, 3,558) = 0.27, p = .760), which could reflect either genuine absence of dynamic moderation or insufficient power given the pooled sample size and the narrow Tech variation in the WBES capability indicators (Pierce &amp; Aguinis, 2013). A dataset with richer wave coverage (3+ waves) and more granular capability instruments, for example combining WBES with firm-level digital-transformation indicators (Nambisan, Wright, &amp; Feldman, 2019), would provide a stronger test. A formal power analysis for the three-way moderation effect is left for future work using a more extensive panel.</w:t>
+      <m:oMath>
+        <m:r>
+          <m:rPr>
+            <m:sty m:val="p"/>
+          </m:rPr>
+          <m:t>×</m:t>
+        </m:r>
+      </m:oMath>
+      <w:r>
+        <w:t xml:space="preserve"> </w:t>
+      </w:r>
+      <w:r>
+        <w:t xml:space="preserve">Tech specification is reported (Section 4.4 and Appendix C), the joint F-test is not significant (F(2, 3,558) = 0.27, p = .760), which could reflect either genuine absence of dynamic moderation or insufficient power given the pooled sample size and the narrow Tech variation in the WBES capability indicators (Pierce &amp; Aguinis, 2013). A dataset with richer wave coverage (3+ waves) and more granular capability instruments, for example combining WBES with firm-level digital-transformation indicators (Nambisan, Wright, &amp; Feldman, 2019), would provide a stronger test. A formal power analysis for the three-way moderation effect is left for future work using a more extensive panel.</w:t>
       </w:r>
     </w:p>
     <w:p>
